--- a/First Semester/Operating system/Assingment done/OS_Lab_Report.docx
+++ b/First Semester/Operating system/Assingment done/OS_Lab_Report.docx
@@ -247,7 +247,7 @@
           <w:sz w:val="28"/>
           <w:szCs w:val="24"/>
         </w:rPr>
-        <w:t xml:space="preserve">Submitted to </w:t>
+        <w:t>Submitted to</w:t>
       </w:r>
     </w:p>
     <w:p>
@@ -487,6 +487,28 @@
           <w:szCs w:val="24"/>
         </w:rPr>
         <w:t xml:space="preserve">Tu Register no: </w:t>
+      </w:r>
+      <w:r>
+        <w:rPr>
+          <w:rFonts w:cs="Times New Roman"/>
+          <w:b/>
+          <w:bCs/>
+          <w:color w:val="000000" w:themeColor="text1"/>
+          <w:sz w:val="28"/>
+          <w:szCs w:val="24"/>
+        </w:rPr>
+        <w:t>6-2-1133-50-2019</w:t>
+      </w:r>
+      <w:r>
+        <w:rPr>
+          <w:rFonts w:cs="Times New Roman"/>
+          <w:b/>
+          <w:bCs/>
+          <w:color w:val="000000" w:themeColor="text1"/>
+          <w:sz w:val="28"/>
+          <w:szCs w:val="24"/>
+        </w:rPr>
+        <w:tab/>
       </w:r>
     </w:p>
     <w:p>
@@ -686,7 +708,7 @@
           </mc:Choice>
           <mc:Fallback>
             <w:pict>
-              <v:line w14:anchorId="24742BDE" id="Straight Connector 2" o:spid="_x0000_s1026" style="position:absolute;flip:y;z-index:251655168;visibility:visible;mso-wrap-style:square;mso-width-percent:0;mso-height-percent:0;mso-wrap-distance-left:9pt;mso-wrap-distance-top:0;mso-wrap-distance-right:9pt;mso-wrap-distance-bottom:0;mso-position-horizontal:absolute;mso-position-horizontal-relative:text;mso-position-vertical:absolute;mso-position-vertical-relative:text;mso-width-percent:0;mso-height-percent:0;mso-width-relative:margin;mso-height-relative:margin" from="351pt,24.2pt" to="458.4pt,24.8pt" o:gfxdata="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" strokecolor="black [3200]">
+              <v:line w14:anchorId="1CF8ABEF" id="Straight Connector 2" o:spid="_x0000_s1026" style="position:absolute;flip:y;z-index:251655168;visibility:visible;mso-wrap-style:square;mso-width-percent:0;mso-height-percent:0;mso-wrap-distance-left:9pt;mso-wrap-distance-top:0;mso-wrap-distance-right:9pt;mso-wrap-distance-bottom:0;mso-position-horizontal:absolute;mso-position-horizontal-relative:text;mso-position-vertical:absolute;mso-position-vertical-relative:text;mso-width-percent:0;mso-height-percent:0;mso-width-relative:margin;mso-height-relative:margin" from="351pt,24.2pt" to="458.4pt,24.8pt" o:gfxdata="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" strokecolor="black [3200]">
                 <v:stroke joinstyle="miter"/>
               </v:line>
             </w:pict>
@@ -774,9 +796,9 @@
             <w:rPr>
               <w:rFonts w:asciiTheme="minorHAnsi" w:eastAsiaTheme="minorEastAsia" w:hAnsiTheme="minorHAnsi"/>
               <w:noProof/>
-              <w:color w:val="000000" w:themeColor="text1"/>
               <w:kern w:val="2"/>
-              <w:szCs w:val="24"/>
+              <w:szCs w:val="21"/>
+              <w:lang w:bidi="hi-IN"/>
               <w14:ligatures w14:val="standardContextual"/>
             </w:rPr>
           </w:pPr>
@@ -801,12 +823,11 @@
             </w:rPr>
             <w:fldChar w:fldCharType="separate"/>
           </w:r>
-          <w:hyperlink w:anchor="_Toc241231629" w:history="1">
+          <w:hyperlink w:anchor="_Toc241439750" w:history="1">
             <w:r>
               <w:rPr>
                 <w:rStyle w:val="Hyperlink"/>
                 <w:noProof/>
-                <w:color w:val="000000" w:themeColor="text1"/>
               </w:rPr>
               <w:t>Lab-1: Installation of Linux in Virtual machine and using some Linux command</w:t>
             </w:r>
@@ -814,7 +835,6 @@
               <w:rPr>
                 <w:noProof/>
                 <w:webHidden/>
-                <w:color w:val="000000" w:themeColor="text1"/>
               </w:rPr>
               <w:tab/>
             </w:r>
@@ -822,7 +842,6 @@
               <w:rPr>
                 <w:noProof/>
                 <w:webHidden/>
-                <w:color w:val="000000" w:themeColor="text1"/>
               </w:rPr>
               <w:fldChar w:fldCharType="begin"/>
             </w:r>
@@ -830,22 +849,19 @@
               <w:rPr>
                 <w:noProof/>
                 <w:webHidden/>
-                <w:color w:val="000000" w:themeColor="text1"/>
               </w:rPr>
-              <w:instrText xml:space="preserve"> PAGEREF _Toc241231629 \h </w:instrText>
+              <w:instrText xml:space="preserve"> PAGEREF _Toc241439750 \h </w:instrText>
             </w:r>
             <w:r>
               <w:rPr>
                 <w:noProof/>
                 <w:webHidden/>
-                <w:color w:val="000000" w:themeColor="text1"/>
               </w:rPr>
             </w:r>
             <w:r>
               <w:rPr>
                 <w:noProof/>
                 <w:webHidden/>
-                <w:color w:val="000000" w:themeColor="text1"/>
               </w:rPr>
               <w:fldChar w:fldCharType="separate"/>
             </w:r>
@@ -853,7 +869,6 @@
               <w:rPr>
                 <w:noProof/>
                 <w:webHidden/>
-                <w:color w:val="000000" w:themeColor="text1"/>
               </w:rPr>
               <w:t>1</w:t>
             </w:r>
@@ -861,7 +876,6 @@
               <w:rPr>
                 <w:noProof/>
                 <w:webHidden/>
-                <w:color w:val="000000" w:themeColor="text1"/>
               </w:rPr>
               <w:fldChar w:fldCharType="end"/>
             </w:r>
@@ -877,18 +891,17 @@
             <w:rPr>
               <w:rFonts w:asciiTheme="minorHAnsi" w:eastAsiaTheme="minorEastAsia" w:hAnsiTheme="minorHAnsi"/>
               <w:noProof/>
-              <w:color w:val="000000" w:themeColor="text1"/>
               <w:kern w:val="2"/>
-              <w:szCs w:val="24"/>
+              <w:szCs w:val="21"/>
+              <w:lang w:bidi="hi-IN"/>
               <w14:ligatures w14:val="standardContextual"/>
             </w:rPr>
           </w:pPr>
-          <w:hyperlink w:anchor="_Toc241231630" w:history="1">
+          <w:hyperlink w:anchor="_Toc241439751" w:history="1">
             <w:r>
               <w:rPr>
                 <w:rStyle w:val="Hyperlink"/>
                 <w:noProof/>
-                <w:color w:val="000000" w:themeColor="text1"/>
               </w:rPr>
               <w:t>a.</w:t>
             </w:r>
@@ -896,9 +909,9 @@
               <w:rPr>
                 <w:rFonts w:asciiTheme="minorHAnsi" w:eastAsiaTheme="minorEastAsia" w:hAnsiTheme="minorHAnsi"/>
                 <w:noProof/>
-                <w:color w:val="000000" w:themeColor="text1"/>
                 <w:kern w:val="2"/>
-                <w:szCs w:val="24"/>
+                <w:szCs w:val="21"/>
+                <w:lang w:bidi="hi-IN"/>
                 <w14:ligatures w14:val="standardContextual"/>
               </w:rPr>
               <w:tab/>
@@ -907,7 +920,6 @@
               <w:rPr>
                 <w:rStyle w:val="Hyperlink"/>
                 <w:noProof/>
-                <w:color w:val="000000" w:themeColor="text1"/>
               </w:rPr>
               <w:t>Basic command (pwd, Is, cd, cd.., mkdir, rmdir, rm – r, cp, mv, locate etc.)</w:t>
             </w:r>
@@ -915,7 +927,6 @@
               <w:rPr>
                 <w:noProof/>
                 <w:webHidden/>
-                <w:color w:val="000000" w:themeColor="text1"/>
               </w:rPr>
               <w:tab/>
             </w:r>
@@ -923,7 +934,6 @@
               <w:rPr>
                 <w:noProof/>
                 <w:webHidden/>
-                <w:color w:val="000000" w:themeColor="text1"/>
               </w:rPr>
               <w:fldChar w:fldCharType="begin"/>
             </w:r>
@@ -931,22 +941,19 @@
               <w:rPr>
                 <w:noProof/>
                 <w:webHidden/>
-                <w:color w:val="000000" w:themeColor="text1"/>
               </w:rPr>
-              <w:instrText xml:space="preserve"> PAGEREF _Toc241231630 \h </w:instrText>
+              <w:instrText xml:space="preserve"> PAGEREF _Toc241439751 \h </w:instrText>
             </w:r>
             <w:r>
               <w:rPr>
                 <w:noProof/>
                 <w:webHidden/>
-                <w:color w:val="000000" w:themeColor="text1"/>
               </w:rPr>
             </w:r>
             <w:r>
               <w:rPr>
                 <w:noProof/>
                 <w:webHidden/>
-                <w:color w:val="000000" w:themeColor="text1"/>
               </w:rPr>
               <w:fldChar w:fldCharType="separate"/>
             </w:r>
@@ -954,7 +961,6 @@
               <w:rPr>
                 <w:noProof/>
                 <w:webHidden/>
-                <w:color w:val="000000" w:themeColor="text1"/>
               </w:rPr>
               <w:t>1</w:t>
             </w:r>
@@ -962,7 +968,6 @@
               <w:rPr>
                 <w:noProof/>
                 <w:webHidden/>
-                <w:color w:val="000000" w:themeColor="text1"/>
               </w:rPr>
               <w:fldChar w:fldCharType="end"/>
             </w:r>
@@ -978,19 +983,18 @@
             <w:rPr>
               <w:rFonts w:asciiTheme="minorHAnsi" w:eastAsiaTheme="minorEastAsia" w:hAnsiTheme="minorHAnsi"/>
               <w:noProof/>
-              <w:color w:val="000000" w:themeColor="text1"/>
               <w:kern w:val="2"/>
-              <w:szCs w:val="24"/>
+              <w:szCs w:val="21"/>
+              <w:lang w:bidi="hi-IN"/>
               <w14:ligatures w14:val="standardContextual"/>
             </w:rPr>
           </w:pPr>
-          <w:hyperlink w:anchor="_Toc241231631" w:history="1">
+          <w:hyperlink w:anchor="_Toc241439752" w:history="1">
             <w:r>
               <w:rPr>
                 <w:rStyle w:val="Hyperlink"/>
                 <w:rFonts w:eastAsia="Times New Roman"/>
                 <w:noProof/>
-                <w:color w:val="000000" w:themeColor="text1"/>
               </w:rPr>
               <w:t>b.</w:t>
             </w:r>
@@ -998,9 +1002,9 @@
               <w:rPr>
                 <w:rFonts w:asciiTheme="minorHAnsi" w:eastAsiaTheme="minorEastAsia" w:hAnsiTheme="minorHAnsi"/>
                 <w:noProof/>
-                <w:color w:val="000000" w:themeColor="text1"/>
                 <w:kern w:val="2"/>
-                <w:szCs w:val="24"/>
+                <w:szCs w:val="21"/>
+                <w:lang w:bidi="hi-IN"/>
                 <w14:ligatures w14:val="standardContextual"/>
               </w:rPr>
               <w:tab/>
@@ -1010,7 +1014,6 @@
                 <w:rStyle w:val="Hyperlink"/>
                 <w:rFonts w:eastAsia="Times New Roman"/>
                 <w:noProof/>
-                <w:color w:val="000000" w:themeColor="text1"/>
               </w:rPr>
               <w:t>Intermediate command (echo, cat, sudo, sudo password, su, sudo bash, exit etc.)</w:t>
             </w:r>
@@ -1018,7 +1021,6 @@
               <w:rPr>
                 <w:noProof/>
                 <w:webHidden/>
-                <w:color w:val="000000" w:themeColor="text1"/>
               </w:rPr>
               <w:tab/>
             </w:r>
@@ -1026,7 +1028,6 @@
               <w:rPr>
                 <w:noProof/>
                 <w:webHidden/>
-                <w:color w:val="000000" w:themeColor="text1"/>
               </w:rPr>
               <w:fldChar w:fldCharType="begin"/>
             </w:r>
@@ -1034,22 +1035,19 @@
               <w:rPr>
                 <w:noProof/>
                 <w:webHidden/>
-                <w:color w:val="000000" w:themeColor="text1"/>
               </w:rPr>
-              <w:instrText xml:space="preserve"> PAGEREF _Toc241231631 \h </w:instrText>
+              <w:instrText xml:space="preserve"> PAGEREF _Toc241439752 \h </w:instrText>
             </w:r>
             <w:r>
               <w:rPr>
                 <w:noProof/>
                 <w:webHidden/>
-                <w:color w:val="000000" w:themeColor="text1"/>
               </w:rPr>
             </w:r>
             <w:r>
               <w:rPr>
                 <w:noProof/>
                 <w:webHidden/>
-                <w:color w:val="000000" w:themeColor="text1"/>
               </w:rPr>
               <w:fldChar w:fldCharType="separate"/>
             </w:r>
@@ -1057,7 +1055,6 @@
               <w:rPr>
                 <w:noProof/>
                 <w:webHidden/>
-                <w:color w:val="000000" w:themeColor="text1"/>
               </w:rPr>
               <w:t>3</w:t>
             </w:r>
@@ -1065,7 +1062,6 @@
               <w:rPr>
                 <w:noProof/>
                 <w:webHidden/>
-                <w:color w:val="000000" w:themeColor="text1"/>
               </w:rPr>
               <w:fldChar w:fldCharType="end"/>
             </w:r>
@@ -1081,18 +1077,17 @@
             <w:rPr>
               <w:rFonts w:asciiTheme="minorHAnsi" w:eastAsiaTheme="minorEastAsia" w:hAnsiTheme="minorHAnsi"/>
               <w:noProof/>
-              <w:color w:val="000000" w:themeColor="text1"/>
               <w:kern w:val="2"/>
-              <w:szCs w:val="24"/>
+              <w:szCs w:val="21"/>
+              <w:lang w:bidi="hi-IN"/>
               <w14:ligatures w14:val="standardContextual"/>
             </w:rPr>
           </w:pPr>
-          <w:hyperlink w:anchor="_Toc241231632" w:history="1">
+          <w:hyperlink w:anchor="_Toc241439753" w:history="1">
             <w:r>
               <w:rPr>
                 <w:rStyle w:val="Hyperlink"/>
                 <w:noProof/>
-                <w:color w:val="000000" w:themeColor="text1"/>
               </w:rPr>
               <w:t>c.</w:t>
             </w:r>
@@ -1100,9 +1095,9 @@
               <w:rPr>
                 <w:rFonts w:asciiTheme="minorHAnsi" w:eastAsiaTheme="minorEastAsia" w:hAnsiTheme="minorHAnsi"/>
                 <w:noProof/>
-                <w:color w:val="000000" w:themeColor="text1"/>
                 <w:kern w:val="2"/>
-                <w:szCs w:val="24"/>
+                <w:szCs w:val="21"/>
+                <w:lang w:bidi="hi-IN"/>
                 <w14:ligatures w14:val="standardContextual"/>
               </w:rPr>
               <w:tab/>
@@ -1112,7 +1107,6 @@
                 <w:rStyle w:val="Hyperlink"/>
                 <w:rFonts w:eastAsia="Times New Roman"/>
                 <w:noProof/>
-                <w:color w:val="000000" w:themeColor="text1"/>
               </w:rPr>
               <w:t>Process creation in Linux using fork() System call.</w:t>
             </w:r>
@@ -1120,7 +1114,6 @@
               <w:rPr>
                 <w:noProof/>
                 <w:webHidden/>
-                <w:color w:val="000000" w:themeColor="text1"/>
               </w:rPr>
               <w:tab/>
             </w:r>
@@ -1128,7 +1121,6 @@
               <w:rPr>
                 <w:noProof/>
                 <w:webHidden/>
-                <w:color w:val="000000" w:themeColor="text1"/>
               </w:rPr>
               <w:fldChar w:fldCharType="begin"/>
             </w:r>
@@ -1136,22 +1128,19 @@
               <w:rPr>
                 <w:noProof/>
                 <w:webHidden/>
-                <w:color w:val="000000" w:themeColor="text1"/>
               </w:rPr>
-              <w:instrText xml:space="preserve"> PAGEREF _Toc241231632 \h </w:instrText>
+              <w:instrText xml:space="preserve"> PAGEREF _Toc241439753 \h </w:instrText>
             </w:r>
             <w:r>
               <w:rPr>
                 <w:noProof/>
                 <w:webHidden/>
-                <w:color w:val="000000" w:themeColor="text1"/>
               </w:rPr>
             </w:r>
             <w:r>
               <w:rPr>
                 <w:noProof/>
                 <w:webHidden/>
-                <w:color w:val="000000" w:themeColor="text1"/>
               </w:rPr>
               <w:fldChar w:fldCharType="separate"/>
             </w:r>
@@ -1159,7 +1148,6 @@
               <w:rPr>
                 <w:noProof/>
                 <w:webHidden/>
-                <w:color w:val="000000" w:themeColor="text1"/>
               </w:rPr>
               <w:t>4</w:t>
             </w:r>
@@ -1167,7 +1155,6 @@
               <w:rPr>
                 <w:noProof/>
                 <w:webHidden/>
-                <w:color w:val="000000" w:themeColor="text1"/>
               </w:rPr>
               <w:fldChar w:fldCharType="end"/>
             </w:r>
@@ -1182,18 +1169,17 @@
             <w:rPr>
               <w:rFonts w:asciiTheme="minorHAnsi" w:eastAsiaTheme="minorEastAsia" w:hAnsiTheme="minorHAnsi"/>
               <w:noProof/>
-              <w:color w:val="000000" w:themeColor="text1"/>
               <w:kern w:val="2"/>
-              <w:szCs w:val="24"/>
+              <w:szCs w:val="21"/>
+              <w:lang w:bidi="hi-IN"/>
               <w14:ligatures w14:val="standardContextual"/>
             </w:rPr>
           </w:pPr>
-          <w:hyperlink w:anchor="_Toc241231633" w:history="1">
+          <w:hyperlink w:anchor="_Toc241439754" w:history="1">
             <w:r>
               <w:rPr>
                 <w:rStyle w:val="Hyperlink"/>
                 <w:noProof/>
-                <w:color w:val="000000" w:themeColor="text1"/>
               </w:rPr>
               <w:t>Lab-2: Write a program to simulate producer – consumer problem using semaphore.</w:t>
             </w:r>
@@ -1201,7 +1187,6 @@
               <w:rPr>
                 <w:noProof/>
                 <w:webHidden/>
-                <w:color w:val="000000" w:themeColor="text1"/>
               </w:rPr>
               <w:tab/>
             </w:r>
@@ -1209,7 +1194,6 @@
               <w:rPr>
                 <w:noProof/>
                 <w:webHidden/>
-                <w:color w:val="000000" w:themeColor="text1"/>
               </w:rPr>
               <w:fldChar w:fldCharType="begin"/>
             </w:r>
@@ -1217,22 +1201,19 @@
               <w:rPr>
                 <w:noProof/>
                 <w:webHidden/>
-                <w:color w:val="000000" w:themeColor="text1"/>
               </w:rPr>
-              <w:instrText xml:space="preserve"> PAGEREF _Toc241231633 \h </w:instrText>
+              <w:instrText xml:space="preserve"> PAGEREF _Toc241439754 \h </w:instrText>
             </w:r>
             <w:r>
               <w:rPr>
                 <w:noProof/>
                 <w:webHidden/>
-                <w:color w:val="000000" w:themeColor="text1"/>
               </w:rPr>
             </w:r>
             <w:r>
               <w:rPr>
                 <w:noProof/>
                 <w:webHidden/>
-                <w:color w:val="000000" w:themeColor="text1"/>
               </w:rPr>
               <w:fldChar w:fldCharType="separate"/>
             </w:r>
@@ -1240,7 +1221,6 @@
               <w:rPr>
                 <w:noProof/>
                 <w:webHidden/>
-                <w:color w:val="000000" w:themeColor="text1"/>
               </w:rPr>
               <w:t>5</w:t>
             </w:r>
@@ -1248,7 +1228,6 @@
               <w:rPr>
                 <w:noProof/>
                 <w:webHidden/>
-                <w:color w:val="000000" w:themeColor="text1"/>
               </w:rPr>
               <w:fldChar w:fldCharType="end"/>
             </w:r>
@@ -1263,18 +1242,17 @@
             <w:rPr>
               <w:rFonts w:asciiTheme="minorHAnsi" w:eastAsiaTheme="minorEastAsia" w:hAnsiTheme="minorHAnsi"/>
               <w:noProof/>
-              <w:color w:val="000000" w:themeColor="text1"/>
               <w:kern w:val="2"/>
-              <w:szCs w:val="24"/>
+              <w:szCs w:val="21"/>
+              <w:lang w:bidi="hi-IN"/>
               <w14:ligatures w14:val="standardContextual"/>
             </w:rPr>
           </w:pPr>
-          <w:hyperlink w:anchor="_Toc241231634" w:history="1">
+          <w:hyperlink w:anchor="_Toc241439755" w:history="1">
             <w:r>
               <w:rPr>
                 <w:rStyle w:val="Hyperlink"/>
                 <w:noProof/>
-                <w:color w:val="000000" w:themeColor="text1"/>
               </w:rPr>
               <w:t>Lab-3: write</w:t>
             </w:r>
@@ -1282,7 +1260,6 @@
               <w:rPr>
                 <w:rStyle w:val="Hyperlink"/>
                 <w:noProof/>
-                <w:color w:val="000000" w:themeColor="text1"/>
                 <w:spacing w:val="-7"/>
               </w:rPr>
               <w:t xml:space="preserve"> </w:t>
@@ -1291,7 +1268,6 @@
               <w:rPr>
                 <w:rStyle w:val="Hyperlink"/>
                 <w:noProof/>
-                <w:color w:val="000000" w:themeColor="text1"/>
               </w:rPr>
               <w:t>a</w:t>
             </w:r>
@@ -1299,7 +1275,6 @@
               <w:rPr>
                 <w:rStyle w:val="Hyperlink"/>
                 <w:noProof/>
-                <w:color w:val="000000" w:themeColor="text1"/>
                 <w:spacing w:val="-7"/>
               </w:rPr>
               <w:t xml:space="preserve"> </w:t>
@@ -1308,7 +1283,6 @@
               <w:rPr>
                 <w:rStyle w:val="Hyperlink"/>
                 <w:noProof/>
-                <w:color w:val="000000" w:themeColor="text1"/>
               </w:rPr>
               <w:t>program</w:t>
             </w:r>
@@ -1316,7 +1290,6 @@
               <w:rPr>
                 <w:rStyle w:val="Hyperlink"/>
                 <w:noProof/>
-                <w:color w:val="000000" w:themeColor="text1"/>
                 <w:spacing w:val="-8"/>
               </w:rPr>
               <w:t xml:space="preserve"> </w:t>
@@ -1325,7 +1298,6 @@
               <w:rPr>
                 <w:rStyle w:val="Hyperlink"/>
                 <w:noProof/>
-                <w:color w:val="000000" w:themeColor="text1"/>
               </w:rPr>
               <w:t>to</w:t>
             </w:r>
@@ -1333,7 +1305,6 @@
               <w:rPr>
                 <w:rStyle w:val="Hyperlink"/>
                 <w:noProof/>
-                <w:color w:val="000000" w:themeColor="text1"/>
                 <w:spacing w:val="-8"/>
               </w:rPr>
               <w:t xml:space="preserve"> </w:t>
@@ -1342,7 +1313,6 @@
               <w:rPr>
                 <w:rStyle w:val="Hyperlink"/>
                 <w:noProof/>
-                <w:color w:val="000000" w:themeColor="text1"/>
               </w:rPr>
               <w:t>simulate</w:t>
             </w:r>
@@ -1350,7 +1320,6 @@
               <w:rPr>
                 <w:rStyle w:val="Hyperlink"/>
                 <w:noProof/>
-                <w:color w:val="000000" w:themeColor="text1"/>
                 <w:spacing w:val="-7"/>
               </w:rPr>
               <w:t xml:space="preserve"> </w:t>
@@ -1359,7 +1328,6 @@
               <w:rPr>
                 <w:rStyle w:val="Hyperlink"/>
                 <w:noProof/>
-                <w:color w:val="000000" w:themeColor="text1"/>
               </w:rPr>
               <w:t>following</w:t>
             </w:r>
@@ -1367,7 +1335,6 @@
               <w:rPr>
                 <w:rStyle w:val="Hyperlink"/>
                 <w:noProof/>
-                <w:color w:val="000000" w:themeColor="text1"/>
                 <w:spacing w:val="-7"/>
               </w:rPr>
               <w:t xml:space="preserve"> </w:t>
@@ -1376,7 +1343,6 @@
               <w:rPr>
                 <w:rStyle w:val="Hyperlink"/>
                 <w:noProof/>
-                <w:color w:val="000000" w:themeColor="text1"/>
               </w:rPr>
               <w:t>CPU</w:t>
             </w:r>
@@ -1384,7 +1350,6 @@
               <w:rPr>
                 <w:rStyle w:val="Hyperlink"/>
                 <w:noProof/>
-                <w:color w:val="000000" w:themeColor="text1"/>
                 <w:spacing w:val="-7"/>
               </w:rPr>
               <w:t xml:space="preserve"> </w:t>
@@ -1393,7 +1358,6 @@
               <w:rPr>
                 <w:rStyle w:val="Hyperlink"/>
                 <w:noProof/>
-                <w:color w:val="000000" w:themeColor="text1"/>
               </w:rPr>
               <w:t>scheduling</w:t>
             </w:r>
@@ -1401,7 +1365,6 @@
               <w:rPr>
                 <w:rStyle w:val="Hyperlink"/>
                 <w:noProof/>
-                <w:color w:val="000000" w:themeColor="text1"/>
                 <w:spacing w:val="-7"/>
               </w:rPr>
               <w:t xml:space="preserve"> </w:t>
@@ -1410,7 +1373,6 @@
               <w:rPr>
                 <w:rStyle w:val="Hyperlink"/>
                 <w:noProof/>
-                <w:color w:val="000000" w:themeColor="text1"/>
               </w:rPr>
               <w:t>algorithms</w:t>
             </w:r>
@@ -1418,7 +1380,6 @@
               <w:rPr>
                 <w:rStyle w:val="Hyperlink"/>
                 <w:noProof/>
-                <w:color w:val="000000" w:themeColor="text1"/>
                 <w:spacing w:val="-7"/>
               </w:rPr>
               <w:t xml:space="preserve"> </w:t>
@@ -1427,7 +1388,6 @@
               <w:rPr>
                 <w:rStyle w:val="Hyperlink"/>
                 <w:noProof/>
-                <w:color w:val="000000" w:themeColor="text1"/>
               </w:rPr>
               <w:t>to find average turnaround time and waiting time.</w:t>
             </w:r>
@@ -1435,7 +1395,6 @@
               <w:rPr>
                 <w:noProof/>
                 <w:webHidden/>
-                <w:color w:val="000000" w:themeColor="text1"/>
               </w:rPr>
               <w:tab/>
             </w:r>
@@ -1443,7 +1402,6 @@
               <w:rPr>
                 <w:noProof/>
                 <w:webHidden/>
-                <w:color w:val="000000" w:themeColor="text1"/>
               </w:rPr>
               <w:fldChar w:fldCharType="begin"/>
             </w:r>
@@ -1451,22 +1409,19 @@
               <w:rPr>
                 <w:noProof/>
                 <w:webHidden/>
-                <w:color w:val="000000" w:themeColor="text1"/>
               </w:rPr>
-              <w:instrText xml:space="preserve"> PAGEREF _Toc241231634 \h </w:instrText>
+              <w:instrText xml:space="preserve"> PAGEREF _Toc241439755 \h </w:instrText>
             </w:r>
             <w:r>
               <w:rPr>
                 <w:noProof/>
                 <w:webHidden/>
-                <w:color w:val="000000" w:themeColor="text1"/>
               </w:rPr>
             </w:r>
             <w:r>
               <w:rPr>
                 <w:noProof/>
                 <w:webHidden/>
-                <w:color w:val="000000" w:themeColor="text1"/>
               </w:rPr>
               <w:fldChar w:fldCharType="separate"/>
             </w:r>
@@ -1474,7 +1429,6 @@
               <w:rPr>
                 <w:noProof/>
                 <w:webHidden/>
-                <w:color w:val="000000" w:themeColor="text1"/>
               </w:rPr>
               <w:t>7</w:t>
             </w:r>
@@ -1482,7 +1436,6 @@
               <w:rPr>
                 <w:noProof/>
                 <w:webHidden/>
-                <w:color w:val="000000" w:themeColor="text1"/>
               </w:rPr>
               <w:fldChar w:fldCharType="end"/>
             </w:r>
@@ -1497,18 +1450,17 @@
             <w:rPr>
               <w:rFonts w:asciiTheme="minorHAnsi" w:eastAsiaTheme="minorEastAsia" w:hAnsiTheme="minorHAnsi"/>
               <w:noProof/>
-              <w:color w:val="000000" w:themeColor="text1"/>
               <w:kern w:val="2"/>
-              <w:szCs w:val="24"/>
+              <w:szCs w:val="21"/>
+              <w:lang w:bidi="hi-IN"/>
               <w14:ligatures w14:val="standardContextual"/>
             </w:rPr>
           </w:pPr>
-          <w:hyperlink w:anchor="_Toc241231635" w:history="1">
+          <w:hyperlink w:anchor="_Toc241439756" w:history="1">
             <w:r>
               <w:rPr>
                 <w:rStyle w:val="Hyperlink"/>
                 <w:noProof/>
-                <w:color w:val="000000" w:themeColor="text1"/>
               </w:rPr>
               <w:t>Lab-4: Write program to simulate the following contiguous memory allocation algorithm</w:t>
             </w:r>
@@ -1516,7 +1468,6 @@
               <w:rPr>
                 <w:noProof/>
                 <w:webHidden/>
-                <w:color w:val="000000" w:themeColor="text1"/>
               </w:rPr>
               <w:tab/>
             </w:r>
@@ -1524,7 +1475,6 @@
               <w:rPr>
                 <w:noProof/>
                 <w:webHidden/>
-                <w:color w:val="000000" w:themeColor="text1"/>
               </w:rPr>
               <w:fldChar w:fldCharType="begin"/>
             </w:r>
@@ -1532,22 +1482,19 @@
               <w:rPr>
                 <w:noProof/>
                 <w:webHidden/>
-                <w:color w:val="000000" w:themeColor="text1"/>
               </w:rPr>
-              <w:instrText xml:space="preserve"> PAGEREF _Toc241231635 \h </w:instrText>
+              <w:instrText xml:space="preserve"> PAGEREF _Toc241439756 \h </w:instrText>
             </w:r>
             <w:r>
               <w:rPr>
                 <w:noProof/>
                 <w:webHidden/>
-                <w:color w:val="000000" w:themeColor="text1"/>
               </w:rPr>
             </w:r>
             <w:r>
               <w:rPr>
                 <w:noProof/>
                 <w:webHidden/>
-                <w:color w:val="000000" w:themeColor="text1"/>
               </w:rPr>
               <w:fldChar w:fldCharType="separate"/>
             </w:r>
@@ -1555,7 +1502,6 @@
               <w:rPr>
                 <w:noProof/>
                 <w:webHidden/>
-                <w:color w:val="000000" w:themeColor="text1"/>
               </w:rPr>
               <w:t>10</w:t>
             </w:r>
@@ -1563,7 +1509,6 @@
               <w:rPr>
                 <w:noProof/>
                 <w:webHidden/>
-                <w:color w:val="000000" w:themeColor="text1"/>
               </w:rPr>
               <w:fldChar w:fldCharType="end"/>
             </w:r>
@@ -1578,18 +1523,17 @@
             <w:rPr>
               <w:rFonts w:asciiTheme="minorHAnsi" w:eastAsiaTheme="minorEastAsia" w:hAnsiTheme="minorHAnsi"/>
               <w:noProof/>
-              <w:color w:val="000000" w:themeColor="text1"/>
               <w:kern w:val="2"/>
-              <w:szCs w:val="24"/>
+              <w:szCs w:val="21"/>
+              <w:lang w:bidi="hi-IN"/>
               <w14:ligatures w14:val="standardContextual"/>
             </w:rPr>
           </w:pPr>
-          <w:hyperlink w:anchor="_Toc241231636" w:history="1">
+          <w:hyperlink w:anchor="_Toc241439757" w:history="1">
             <w:r>
               <w:rPr>
                 <w:rStyle w:val="Hyperlink"/>
                 <w:noProof/>
-                <w:color w:val="000000" w:themeColor="text1"/>
               </w:rPr>
               <w:t>Lab-5: Write a program to simulate following page replacement algorithm and find the page fault</w:t>
             </w:r>
@@ -1597,7 +1541,6 @@
               <w:rPr>
                 <w:noProof/>
                 <w:webHidden/>
-                <w:color w:val="000000" w:themeColor="text1"/>
               </w:rPr>
               <w:tab/>
             </w:r>
@@ -1605,7 +1548,6 @@
               <w:rPr>
                 <w:noProof/>
                 <w:webHidden/>
-                <w:color w:val="000000" w:themeColor="text1"/>
               </w:rPr>
               <w:fldChar w:fldCharType="begin"/>
             </w:r>
@@ -1613,22 +1555,19 @@
               <w:rPr>
                 <w:noProof/>
                 <w:webHidden/>
-                <w:color w:val="000000" w:themeColor="text1"/>
               </w:rPr>
-              <w:instrText xml:space="preserve"> PAGEREF _Toc241231636 \h </w:instrText>
+              <w:instrText xml:space="preserve"> PAGEREF _Toc241439757 \h </w:instrText>
             </w:r>
             <w:r>
               <w:rPr>
                 <w:noProof/>
                 <w:webHidden/>
-                <w:color w:val="000000" w:themeColor="text1"/>
               </w:rPr>
             </w:r>
             <w:r>
               <w:rPr>
                 <w:noProof/>
                 <w:webHidden/>
-                <w:color w:val="000000" w:themeColor="text1"/>
               </w:rPr>
               <w:fldChar w:fldCharType="separate"/>
             </w:r>
@@ -1636,7 +1575,6 @@
               <w:rPr>
                 <w:noProof/>
                 <w:webHidden/>
-                <w:color w:val="000000" w:themeColor="text1"/>
               </w:rPr>
               <w:t>13</w:t>
             </w:r>
@@ -1644,7 +1582,6 @@
               <w:rPr>
                 <w:noProof/>
                 <w:webHidden/>
-                <w:color w:val="000000" w:themeColor="text1"/>
               </w:rPr>
               <w:fldChar w:fldCharType="end"/>
             </w:r>
@@ -1659,18 +1596,17 @@
             <w:rPr>
               <w:rFonts w:asciiTheme="minorHAnsi" w:eastAsiaTheme="minorEastAsia" w:hAnsiTheme="minorHAnsi"/>
               <w:noProof/>
-              <w:color w:val="000000" w:themeColor="text1"/>
               <w:kern w:val="2"/>
-              <w:szCs w:val="24"/>
+              <w:szCs w:val="21"/>
+              <w:lang w:bidi="hi-IN"/>
               <w14:ligatures w14:val="standardContextual"/>
             </w:rPr>
           </w:pPr>
-          <w:hyperlink w:anchor="_Toc241231637" w:history="1">
+          <w:hyperlink w:anchor="_Toc241439758" w:history="1">
             <w:r>
               <w:rPr>
                 <w:rStyle w:val="Hyperlink"/>
                 <w:noProof/>
-                <w:color w:val="000000" w:themeColor="text1"/>
               </w:rPr>
               <w:t>Lab-6: Write a Program to simulate following disk scheduling algorithms</w:t>
             </w:r>
@@ -1678,7 +1614,6 @@
               <w:rPr>
                 <w:noProof/>
                 <w:webHidden/>
-                <w:color w:val="000000" w:themeColor="text1"/>
               </w:rPr>
               <w:tab/>
             </w:r>
@@ -1686,7 +1621,6 @@
               <w:rPr>
                 <w:noProof/>
                 <w:webHidden/>
-                <w:color w:val="000000" w:themeColor="text1"/>
               </w:rPr>
               <w:fldChar w:fldCharType="begin"/>
             </w:r>
@@ -1694,22 +1628,19 @@
               <w:rPr>
                 <w:noProof/>
                 <w:webHidden/>
-                <w:color w:val="000000" w:themeColor="text1"/>
               </w:rPr>
-              <w:instrText xml:space="preserve"> PAGEREF _Toc241231637 \h </w:instrText>
+              <w:instrText xml:space="preserve"> PAGEREF _Toc241439758 \h </w:instrText>
             </w:r>
             <w:r>
               <w:rPr>
                 <w:noProof/>
                 <w:webHidden/>
-                <w:color w:val="000000" w:themeColor="text1"/>
               </w:rPr>
             </w:r>
             <w:r>
               <w:rPr>
                 <w:noProof/>
                 <w:webHidden/>
-                <w:color w:val="000000" w:themeColor="text1"/>
               </w:rPr>
               <w:fldChar w:fldCharType="separate"/>
             </w:r>
@@ -1717,7 +1648,6 @@
               <w:rPr>
                 <w:noProof/>
                 <w:webHidden/>
-                <w:color w:val="000000" w:themeColor="text1"/>
               </w:rPr>
               <w:t>15</w:t>
             </w:r>
@@ -1725,7 +1655,6 @@
               <w:rPr>
                 <w:noProof/>
                 <w:webHidden/>
-                <w:color w:val="000000" w:themeColor="text1"/>
               </w:rPr>
               <w:fldChar w:fldCharType="end"/>
             </w:r>
@@ -1892,7 +1821,7 @@
         <w:pStyle w:val="Heading2"/>
         <w:spacing w:line="276" w:lineRule="auto"/>
       </w:pPr>
-      <w:bookmarkStart w:id="0" w:name="_Toc241231629"/>
+      <w:bookmarkStart w:id="0" w:name="_Toc241439750"/>
       <w:r>
         <w:lastRenderedPageBreak/>
         <w:t>Lab-1: Installation of Linux in Virtual machine and using some Linux command</w:t>
@@ -1945,21 +1874,7 @@
         <w:rPr>
           <w:color w:val="000000" w:themeColor="text1"/>
         </w:rPr>
-        <w:t xml:space="preserve">Here I have downloaded the kali </w:t>
-      </w:r>
-      <w:proofErr w:type="spellStart"/>
-      <w:r>
-        <w:rPr>
-          <w:color w:val="000000" w:themeColor="text1"/>
-        </w:rPr>
-        <w:t>linux</w:t>
-      </w:r>
-      <w:proofErr w:type="spellEnd"/>
-      <w:r>
-        <w:rPr>
-          <w:color w:val="000000" w:themeColor="text1"/>
-        </w:rPr>
-        <w:t xml:space="preserve"> Operating system and installed it on virtual machine.</w:t>
+        <w:t>Here I have downloaded the kali linux Operating system and installed it on virtual machine.</w:t>
       </w:r>
     </w:p>
     <w:p>
@@ -2045,41 +1960,9 @@
         </w:numPr>
         <w:spacing w:line="276" w:lineRule="auto"/>
       </w:pPr>
-      <w:bookmarkStart w:id="1" w:name="_Toc241231630"/>
-      <w:r>
-        <w:t>Basic command (</w:t>
-      </w:r>
-      <w:proofErr w:type="spellStart"/>
-      <w:r>
-        <w:t>pwd</w:t>
-      </w:r>
-      <w:proofErr w:type="spellEnd"/>
-      <w:r>
-        <w:t xml:space="preserve">, Is, cd, </w:t>
-      </w:r>
-      <w:proofErr w:type="gramStart"/>
-      <w:r>
-        <w:t>cd..</w:t>
-      </w:r>
-      <w:proofErr w:type="gramEnd"/>
-      <w:r>
-        <w:t xml:space="preserve">, </w:t>
-      </w:r>
-      <w:proofErr w:type="spellStart"/>
-      <w:r>
-        <w:t>mkdir</w:t>
-      </w:r>
-      <w:proofErr w:type="spellEnd"/>
-      <w:r>
-        <w:t xml:space="preserve">, </w:t>
-      </w:r>
-      <w:proofErr w:type="spellStart"/>
-      <w:r>
-        <w:t>rmdir</w:t>
-      </w:r>
-      <w:proofErr w:type="spellEnd"/>
-      <w:r>
-        <w:t>, rm – r, cp, mv, locate etc.)</w:t>
+      <w:bookmarkStart w:id="1" w:name="_Toc241439751"/>
+      <w:r>
+        <w:t>Basic command (pwd, Is, cd, cd.., mkdir, rmdir, rm – r, cp, mv, locate etc.)</w:t>
       </w:r>
       <w:bookmarkEnd w:id="1"/>
     </w:p>
@@ -2091,23 +1974,13 @@
           <w:color w:val="000000" w:themeColor="text1"/>
         </w:rPr>
       </w:pPr>
-      <w:proofErr w:type="spellStart"/>
-      <w:r>
-        <w:rPr>
-          <w:b/>
-          <w:bCs/>
-          <w:color w:val="000000" w:themeColor="text1"/>
-        </w:rPr>
-        <w:t>Pwd</w:t>
-      </w:r>
-      <w:proofErr w:type="spellEnd"/>
-      <w:r>
-        <w:rPr>
-          <w:b/>
-          <w:bCs/>
-          <w:color w:val="000000" w:themeColor="text1"/>
-        </w:rPr>
-        <w:t>:</w:t>
+      <w:r>
+        <w:rPr>
+          <w:b/>
+          <w:bCs/>
+          <w:color w:val="000000" w:themeColor="text1"/>
+        </w:rPr>
+        <w:t>Pwd:</w:t>
       </w:r>
       <w:r>
         <w:rPr>
@@ -2277,21 +2150,7 @@
         <w:rPr>
           <w:color w:val="000000" w:themeColor="text1"/>
         </w:rPr>
-        <w:t xml:space="preserve">Change the </w:t>
-      </w:r>
-      <w:proofErr w:type="spellStart"/>
-      <w:r>
-        <w:rPr>
-          <w:color w:val="000000" w:themeColor="text1"/>
-        </w:rPr>
-        <w:t>currect</w:t>
-      </w:r>
-      <w:proofErr w:type="spellEnd"/>
-      <w:r>
-        <w:rPr>
-          <w:color w:val="000000" w:themeColor="text1"/>
-        </w:rPr>
-        <w:t xml:space="preserve"> working directory to the specified path.</w:t>
+        <w:t>Change the currect working directory to the specified path.</w:t>
       </w:r>
     </w:p>
     <w:p>
@@ -2382,7 +2241,6 @@
           <w:color w:val="000000" w:themeColor="text1"/>
         </w:rPr>
       </w:pPr>
-      <w:proofErr w:type="spellStart"/>
       <w:r>
         <w:rPr>
           <w:b/>
@@ -2390,16 +2248,7 @@
           <w:color w:val="000000" w:themeColor="text1"/>
         </w:rPr>
         <w:lastRenderedPageBreak/>
-        <w:t>Mkdir</w:t>
-      </w:r>
-      <w:proofErr w:type="spellEnd"/>
-      <w:r>
-        <w:rPr>
-          <w:b/>
-          <w:bCs/>
-          <w:color w:val="000000" w:themeColor="text1"/>
-        </w:rPr>
-        <w:t xml:space="preserve">: </w:t>
+        <w:t xml:space="preserve">Mkdir: </w:t>
       </w:r>
       <w:r>
         <w:rPr>
@@ -2475,23 +2324,13 @@
           <w:color w:val="000000" w:themeColor="text1"/>
         </w:rPr>
       </w:pPr>
-      <w:proofErr w:type="spellStart"/>
-      <w:r>
-        <w:rPr>
-          <w:b/>
-          <w:bCs/>
-          <w:color w:val="000000" w:themeColor="text1"/>
-        </w:rPr>
-        <w:t>Rmdir</w:t>
-      </w:r>
-      <w:proofErr w:type="spellEnd"/>
-      <w:r>
-        <w:rPr>
-          <w:b/>
-          <w:bCs/>
-          <w:color w:val="000000" w:themeColor="text1"/>
-        </w:rPr>
-        <w:t>:</w:t>
+      <w:r>
+        <w:rPr>
+          <w:b/>
+          <w:bCs/>
+          <w:color w:val="000000" w:themeColor="text1"/>
+        </w:rPr>
+        <w:t>Rmdir:</w:t>
       </w:r>
       <w:r>
         <w:rPr>
@@ -2901,68 +2740,12 @@
           <w:rFonts w:eastAsia="Times New Roman"/>
         </w:rPr>
       </w:pPr>
-      <w:bookmarkStart w:id="2" w:name="_Toc241231631"/>
+      <w:bookmarkStart w:id="2" w:name="_Toc241439752"/>
       <w:r>
         <w:rPr>
           <w:rFonts w:eastAsia="Times New Roman"/>
         </w:rPr>
-        <w:t xml:space="preserve">Intermediate command (echo, cat, </w:t>
-      </w:r>
-      <w:proofErr w:type="spellStart"/>
-      <w:r>
-        <w:rPr>
-          <w:rFonts w:eastAsia="Times New Roman"/>
-        </w:rPr>
-        <w:t>sudo</w:t>
-      </w:r>
-      <w:proofErr w:type="spellEnd"/>
-      <w:r>
-        <w:rPr>
-          <w:rFonts w:eastAsia="Times New Roman"/>
-        </w:rPr>
-        <w:t xml:space="preserve">, </w:t>
-      </w:r>
-      <w:proofErr w:type="spellStart"/>
-      <w:r>
-        <w:rPr>
-          <w:rFonts w:eastAsia="Times New Roman"/>
-        </w:rPr>
-        <w:t>sudo</w:t>
-      </w:r>
-      <w:proofErr w:type="spellEnd"/>
-      <w:r>
-        <w:rPr>
-          <w:rFonts w:eastAsia="Times New Roman"/>
-        </w:rPr>
-        <w:t xml:space="preserve"> password, </w:t>
-      </w:r>
-      <w:proofErr w:type="spellStart"/>
-      <w:r>
-        <w:rPr>
-          <w:rFonts w:eastAsia="Times New Roman"/>
-        </w:rPr>
-        <w:t>su</w:t>
-      </w:r>
-      <w:proofErr w:type="spellEnd"/>
-      <w:r>
-        <w:rPr>
-          <w:rFonts w:eastAsia="Times New Roman"/>
-        </w:rPr>
-        <w:t xml:space="preserve">, </w:t>
-      </w:r>
-      <w:proofErr w:type="spellStart"/>
-      <w:r>
-        <w:rPr>
-          <w:rFonts w:eastAsia="Times New Roman"/>
-        </w:rPr>
-        <w:t>sudo</w:t>
-      </w:r>
-      <w:proofErr w:type="spellEnd"/>
-      <w:r>
-        <w:rPr>
-          <w:rFonts w:eastAsia="Times New Roman"/>
-        </w:rPr>
-        <w:t xml:space="preserve"> bash, exit etc.)</w:t>
+        <w:t>Intermediate command (echo, cat, sudo, sudo password, su, sudo bash, exit etc.)</w:t>
       </w:r>
       <w:bookmarkEnd w:id="2"/>
     </w:p>
@@ -3230,7 +3013,6 @@
           <w:szCs w:val="24"/>
         </w:rPr>
       </w:pPr>
-      <w:proofErr w:type="spellStart"/>
       <w:r>
         <w:rPr>
           <w:rFonts w:eastAsia="Times New Roman" w:cs="Times New Roman"/>
@@ -3239,18 +3021,7 @@
           <w:color w:val="000000" w:themeColor="text1"/>
           <w:szCs w:val="24"/>
         </w:rPr>
-        <w:t>sudo</w:t>
-      </w:r>
-      <w:proofErr w:type="spellEnd"/>
-      <w:r>
-        <w:rPr>
-          <w:rFonts w:eastAsia="Times New Roman" w:cs="Times New Roman"/>
-          <w:b/>
-          <w:bCs/>
-          <w:color w:val="000000" w:themeColor="text1"/>
-          <w:szCs w:val="24"/>
-        </w:rPr>
-        <w:t xml:space="preserve"> passwd: </w:t>
+        <w:t xml:space="preserve">sudo passwd: </w:t>
       </w:r>
       <w:r>
         <w:rPr>
@@ -3610,26 +3381,12 @@
         </w:numPr>
         <w:spacing w:line="276" w:lineRule="auto"/>
       </w:pPr>
-      <w:bookmarkStart w:id="3" w:name="_Toc241231632"/>
+      <w:bookmarkStart w:id="3" w:name="_Toc241439753"/>
       <w:r>
         <w:rPr>
           <w:rFonts w:eastAsia="Times New Roman"/>
         </w:rPr>
-        <w:t xml:space="preserve">Process creation in Linux using </w:t>
-      </w:r>
-      <w:proofErr w:type="gramStart"/>
-      <w:r>
-        <w:rPr>
-          <w:rFonts w:eastAsia="Times New Roman"/>
-        </w:rPr>
-        <w:t>fork(</w:t>
-      </w:r>
-      <w:proofErr w:type="gramEnd"/>
-      <w:r>
-        <w:rPr>
-          <w:rFonts w:eastAsia="Times New Roman"/>
-        </w:rPr>
-        <w:t>) System call.</w:t>
+        <w:t>Process creation in Linux using fork() System call.</w:t>
       </w:r>
       <w:bookmarkEnd w:id="3"/>
     </w:p>
@@ -3668,19 +3425,11 @@
           <w:color w:val="000000" w:themeColor="text1"/>
         </w:rPr>
       </w:pPr>
-      <w:proofErr w:type="gramStart"/>
-      <w:r>
-        <w:rPr>
-          <w:color w:val="000000" w:themeColor="text1"/>
-        </w:rPr>
-        <w:t>fork(</w:t>
-      </w:r>
-      <w:proofErr w:type="gramEnd"/>
-      <w:r>
-        <w:rPr>
-          <w:color w:val="000000" w:themeColor="text1"/>
-        </w:rPr>
-        <w:t>) is a system call in Linux/Unix used to create a new process by duplicating the calling process. The original process is called the parent, and the newly created copy is called the child. After the call, both processes run independently from the same point in the code, each with its own memory and PID.</w:t>
+      <w:r>
+        <w:rPr>
+          <w:color w:val="000000" w:themeColor="text1"/>
+        </w:rPr>
+        <w:t>fork() is a system call in Linux/Unix used to create a new process by duplicating the calling process. The original process is called the parent, and the newly created copy is called the child. After the call, both processes run independently from the same point in the code, each with its own memory and PID.</w:t>
       </w:r>
     </w:p>
     <w:p>
@@ -3958,13 +3707,13 @@
         <w:pStyle w:val="Heading2"/>
         <w:spacing w:line="276" w:lineRule="auto"/>
       </w:pPr>
-      <w:bookmarkStart w:id="4" w:name="_Toc241231633"/>
     </w:p>
     <w:p>
       <w:pPr>
         <w:pStyle w:val="Heading2"/>
         <w:spacing w:line="276" w:lineRule="auto"/>
       </w:pPr>
+      <w:bookmarkStart w:id="4" w:name="_Toc241439754"/>
       <w:r>
         <w:t>Lab-2: Write a program to simulate producer – consumer problem using semaphore.</w:t>
       </w:r>
@@ -4094,1024 +3843,502 @@
         <w:rPr>
           <w:color w:val="000000" w:themeColor="text1"/>
         </w:rPr>
-        <w:t xml:space="preserve">empty = </w:t>
-      </w:r>
-      <w:proofErr w:type="spellStart"/>
-      <w:proofErr w:type="gramStart"/>
-      <w:r>
-        <w:rPr>
-          <w:color w:val="000000" w:themeColor="text1"/>
-        </w:rPr>
-        <w:t>threading.Semaphore</w:t>
-      </w:r>
-      <w:proofErr w:type="spellEnd"/>
-      <w:proofErr w:type="gramEnd"/>
-      <w:r>
-        <w:rPr>
-          <w:color w:val="000000" w:themeColor="text1"/>
-        </w:rPr>
-        <w:t>(BUFFER_SIZE)</w:t>
-      </w:r>
-    </w:p>
-    <w:p>
-      <w:pPr>
-        <w:pStyle w:val="ListParagraph"/>
-        <w:spacing w:line="276" w:lineRule="auto"/>
-        <w:rPr>
-          <w:color w:val="000000" w:themeColor="text1"/>
-        </w:rPr>
-      </w:pPr>
-      <w:r>
-        <w:rPr>
-          <w:color w:val="000000" w:themeColor="text1"/>
-        </w:rPr>
-        <w:t xml:space="preserve">full = </w:t>
-      </w:r>
-      <w:proofErr w:type="spellStart"/>
-      <w:proofErr w:type="gramStart"/>
-      <w:r>
-        <w:rPr>
-          <w:color w:val="000000" w:themeColor="text1"/>
-        </w:rPr>
-        <w:t>threading.Semaphore</w:t>
-      </w:r>
-      <w:proofErr w:type="spellEnd"/>
-      <w:proofErr w:type="gramEnd"/>
-      <w:r>
-        <w:rPr>
-          <w:color w:val="000000" w:themeColor="text1"/>
-        </w:rPr>
-        <w:t>(0)</w:t>
-      </w:r>
-    </w:p>
-    <w:p>
-      <w:pPr>
-        <w:pStyle w:val="ListParagraph"/>
-        <w:spacing w:line="276" w:lineRule="auto"/>
-        <w:rPr>
-          <w:color w:val="000000" w:themeColor="text1"/>
-        </w:rPr>
-      </w:pPr>
-      <w:r>
-        <w:rPr>
-          <w:color w:val="000000" w:themeColor="text1"/>
-        </w:rPr>
-        <w:t xml:space="preserve">mutex = </w:t>
-      </w:r>
-      <w:proofErr w:type="spellStart"/>
-      <w:proofErr w:type="gramStart"/>
-      <w:r>
-        <w:rPr>
-          <w:color w:val="000000" w:themeColor="text1"/>
-        </w:rPr>
-        <w:t>threading.Semaphore</w:t>
-      </w:r>
-      <w:proofErr w:type="spellEnd"/>
-      <w:proofErr w:type="gramEnd"/>
-      <w:r>
-        <w:rPr>
-          <w:color w:val="000000" w:themeColor="text1"/>
-        </w:rPr>
-        <w:t>(1)</w:t>
-      </w:r>
-    </w:p>
-    <w:p>
-      <w:pPr>
-        <w:pStyle w:val="ListParagraph"/>
-        <w:spacing w:line="276" w:lineRule="auto"/>
-        <w:rPr>
-          <w:color w:val="000000" w:themeColor="text1"/>
-        </w:rPr>
-      </w:pPr>
-    </w:p>
-    <w:p>
-      <w:pPr>
-        <w:pStyle w:val="ListParagraph"/>
-        <w:spacing w:line="276" w:lineRule="auto"/>
-        <w:rPr>
-          <w:color w:val="000000" w:themeColor="text1"/>
-        </w:rPr>
-      </w:pPr>
-      <w:r>
-        <w:rPr>
-          <w:color w:val="000000" w:themeColor="text1"/>
-        </w:rPr>
-        <w:t xml:space="preserve">def </w:t>
-      </w:r>
-      <w:proofErr w:type="gramStart"/>
-      <w:r>
-        <w:rPr>
-          <w:color w:val="000000" w:themeColor="text1"/>
-        </w:rPr>
-        <w:t>producer(</w:t>
-      </w:r>
-      <w:proofErr w:type="gramEnd"/>
-      <w:r>
-        <w:rPr>
-          <w:color w:val="000000" w:themeColor="text1"/>
-        </w:rPr>
-        <w:t>):</w:t>
-      </w:r>
-    </w:p>
-    <w:p>
-      <w:pPr>
-        <w:pStyle w:val="ListParagraph"/>
-        <w:spacing w:line="276" w:lineRule="auto"/>
-        <w:rPr>
-          <w:color w:val="000000" w:themeColor="text1"/>
-        </w:rPr>
-      </w:pPr>
-      <w:r>
-        <w:rPr>
-          <w:color w:val="000000" w:themeColor="text1"/>
-        </w:rPr>
-        <w:t xml:space="preserve">    for </w:t>
-      </w:r>
-      <w:proofErr w:type="spellStart"/>
-      <w:r>
-        <w:rPr>
-          <w:color w:val="000000" w:themeColor="text1"/>
-        </w:rPr>
-        <w:t>i</w:t>
-      </w:r>
-      <w:proofErr w:type="spellEnd"/>
-      <w:r>
-        <w:rPr>
-          <w:color w:val="000000" w:themeColor="text1"/>
-        </w:rPr>
-        <w:t xml:space="preserve"> in </w:t>
-      </w:r>
-      <w:proofErr w:type="gramStart"/>
-      <w:r>
-        <w:rPr>
-          <w:color w:val="000000" w:themeColor="text1"/>
-        </w:rPr>
-        <w:t>range(</w:t>
-      </w:r>
-      <w:proofErr w:type="gramEnd"/>
-      <w:r>
-        <w:rPr>
-          <w:color w:val="000000" w:themeColor="text1"/>
-        </w:rPr>
-        <w:t>4):</w:t>
-      </w:r>
-    </w:p>
-    <w:p>
-      <w:pPr>
-        <w:pStyle w:val="ListParagraph"/>
-        <w:spacing w:line="276" w:lineRule="auto"/>
-        <w:rPr>
-          <w:color w:val="000000" w:themeColor="text1"/>
-        </w:rPr>
-      </w:pPr>
-      <w:r>
-        <w:rPr>
-          <w:color w:val="000000" w:themeColor="text1"/>
-        </w:rPr>
-        <w:t xml:space="preserve">        item = </w:t>
-      </w:r>
-      <w:proofErr w:type="spellStart"/>
-      <w:proofErr w:type="gramStart"/>
-      <w:r>
-        <w:rPr>
-          <w:color w:val="000000" w:themeColor="text1"/>
-        </w:rPr>
-        <w:t>random.randint</w:t>
-      </w:r>
-      <w:proofErr w:type="spellEnd"/>
-      <w:proofErr w:type="gramEnd"/>
-      <w:r>
-        <w:rPr>
-          <w:color w:val="000000" w:themeColor="text1"/>
-        </w:rPr>
-        <w:t>(1, 100)</w:t>
-      </w:r>
-    </w:p>
-    <w:p>
-      <w:pPr>
-        <w:pStyle w:val="ListParagraph"/>
-        <w:spacing w:line="276" w:lineRule="auto"/>
-        <w:rPr>
-          <w:color w:val="000000" w:themeColor="text1"/>
-        </w:rPr>
-      </w:pPr>
-      <w:r>
-        <w:rPr>
-          <w:color w:val="000000" w:themeColor="text1"/>
-        </w:rPr>
-        <w:t xml:space="preserve">        </w:t>
-      </w:r>
-      <w:proofErr w:type="spellStart"/>
-      <w:proofErr w:type="gramStart"/>
-      <w:r>
-        <w:rPr>
-          <w:color w:val="000000" w:themeColor="text1"/>
-        </w:rPr>
-        <w:t>empty.acquire</w:t>
-      </w:r>
-      <w:proofErr w:type="spellEnd"/>
-      <w:proofErr w:type="gramEnd"/>
-      <w:r>
-        <w:rPr>
-          <w:color w:val="000000" w:themeColor="text1"/>
-        </w:rPr>
-        <w:t>()</w:t>
-      </w:r>
-    </w:p>
-    <w:p>
-      <w:pPr>
-        <w:pStyle w:val="ListParagraph"/>
-        <w:spacing w:line="276" w:lineRule="auto"/>
-        <w:rPr>
-          <w:color w:val="000000" w:themeColor="text1"/>
-        </w:rPr>
-      </w:pPr>
-      <w:r>
-        <w:rPr>
-          <w:color w:val="000000" w:themeColor="text1"/>
-        </w:rPr>
-        <w:t xml:space="preserve">        </w:t>
-      </w:r>
-      <w:proofErr w:type="spellStart"/>
-      <w:proofErr w:type="gramStart"/>
-      <w:r>
-        <w:rPr>
-          <w:color w:val="000000" w:themeColor="text1"/>
-        </w:rPr>
-        <w:t>mutex.acquire</w:t>
-      </w:r>
-      <w:proofErr w:type="spellEnd"/>
-      <w:proofErr w:type="gramEnd"/>
-      <w:r>
-        <w:rPr>
-          <w:color w:val="000000" w:themeColor="text1"/>
-        </w:rPr>
-        <w:t>()</w:t>
-      </w:r>
-    </w:p>
-    <w:p>
-      <w:pPr>
-        <w:pStyle w:val="ListParagraph"/>
-        <w:spacing w:line="276" w:lineRule="auto"/>
-        <w:rPr>
-          <w:color w:val="000000" w:themeColor="text1"/>
-        </w:rPr>
-      </w:pPr>
-      <w:r>
-        <w:rPr>
-          <w:color w:val="000000" w:themeColor="text1"/>
-        </w:rPr>
-        <w:t xml:space="preserve">        </w:t>
-      </w:r>
-      <w:proofErr w:type="spellStart"/>
-      <w:proofErr w:type="gramStart"/>
-      <w:r>
-        <w:rPr>
-          <w:color w:val="000000" w:themeColor="text1"/>
-        </w:rPr>
-        <w:t>buffer.append</w:t>
-      </w:r>
-      <w:proofErr w:type="spellEnd"/>
-      <w:proofErr w:type="gramEnd"/>
-      <w:r>
-        <w:rPr>
-          <w:color w:val="000000" w:themeColor="text1"/>
-        </w:rPr>
-        <w:t>(item)</w:t>
-      </w:r>
-    </w:p>
-    <w:p>
-      <w:pPr>
-        <w:pStyle w:val="ListParagraph"/>
-        <w:spacing w:line="276" w:lineRule="auto"/>
-        <w:rPr>
-          <w:color w:val="000000" w:themeColor="text1"/>
-        </w:rPr>
-      </w:pPr>
-      <w:r>
-        <w:rPr>
-          <w:color w:val="000000" w:themeColor="text1"/>
-        </w:rPr>
-        <w:t xml:space="preserve">        </w:t>
-      </w:r>
-      <w:proofErr w:type="gramStart"/>
-      <w:r>
-        <w:rPr>
-          <w:color w:val="000000" w:themeColor="text1"/>
-        </w:rPr>
-        <w:t>print(</w:t>
-      </w:r>
-      <w:proofErr w:type="spellStart"/>
-      <w:proofErr w:type="gramEnd"/>
-      <w:r>
-        <w:rPr>
-          <w:color w:val="000000" w:themeColor="text1"/>
-        </w:rPr>
-        <w:t>f"Producer</w:t>
-      </w:r>
-      <w:proofErr w:type="spellEnd"/>
-      <w:r>
-        <w:rPr>
-          <w:color w:val="000000" w:themeColor="text1"/>
-        </w:rPr>
-        <w:t xml:space="preserve"> produced: {item}")</w:t>
-      </w:r>
-    </w:p>
-    <w:p>
-      <w:pPr>
-        <w:pStyle w:val="ListParagraph"/>
-        <w:spacing w:line="276" w:lineRule="auto"/>
-        <w:rPr>
-          <w:color w:val="000000" w:themeColor="text1"/>
-        </w:rPr>
-      </w:pPr>
-      <w:r>
-        <w:rPr>
-          <w:color w:val="000000" w:themeColor="text1"/>
-        </w:rPr>
-        <w:t xml:space="preserve">        </w:t>
-      </w:r>
-      <w:proofErr w:type="gramStart"/>
-      <w:r>
-        <w:rPr>
-          <w:color w:val="000000" w:themeColor="text1"/>
-        </w:rPr>
-        <w:t>print(</w:t>
-      </w:r>
-      <w:proofErr w:type="gramEnd"/>
-      <w:r>
-        <w:rPr>
-          <w:color w:val="000000" w:themeColor="text1"/>
-        </w:rPr>
-        <w:t>"Buffer:", buffer)</w:t>
-      </w:r>
-    </w:p>
-    <w:p>
-      <w:pPr>
-        <w:pStyle w:val="ListParagraph"/>
-        <w:spacing w:line="276" w:lineRule="auto"/>
-        <w:rPr>
-          <w:color w:val="000000" w:themeColor="text1"/>
-        </w:rPr>
-      </w:pPr>
-      <w:r>
-        <w:rPr>
-          <w:color w:val="000000" w:themeColor="text1"/>
-        </w:rPr>
-        <w:t xml:space="preserve">        </w:t>
-      </w:r>
-      <w:proofErr w:type="spellStart"/>
-      <w:proofErr w:type="gramStart"/>
-      <w:r>
-        <w:rPr>
-          <w:color w:val="000000" w:themeColor="text1"/>
-        </w:rPr>
-        <w:t>mutex.release</w:t>
-      </w:r>
-      <w:proofErr w:type="spellEnd"/>
-      <w:proofErr w:type="gramEnd"/>
-      <w:r>
-        <w:rPr>
-          <w:color w:val="000000" w:themeColor="text1"/>
-        </w:rPr>
-        <w:t>()</w:t>
-      </w:r>
-    </w:p>
-    <w:p>
-      <w:pPr>
-        <w:pStyle w:val="ListParagraph"/>
-        <w:spacing w:line="276" w:lineRule="auto"/>
-        <w:rPr>
-          <w:color w:val="000000" w:themeColor="text1"/>
-        </w:rPr>
-      </w:pPr>
-      <w:r>
-        <w:rPr>
-          <w:color w:val="000000" w:themeColor="text1"/>
-        </w:rPr>
-        <w:t xml:space="preserve">        </w:t>
-      </w:r>
-      <w:proofErr w:type="spellStart"/>
-      <w:proofErr w:type="gramStart"/>
-      <w:r>
-        <w:rPr>
-          <w:color w:val="000000" w:themeColor="text1"/>
-        </w:rPr>
-        <w:t>full.release</w:t>
-      </w:r>
-      <w:proofErr w:type="spellEnd"/>
-      <w:proofErr w:type="gramEnd"/>
-      <w:r>
-        <w:rPr>
-          <w:color w:val="000000" w:themeColor="text1"/>
-        </w:rPr>
-        <w:t>()</w:t>
-      </w:r>
-    </w:p>
-    <w:p>
-      <w:pPr>
-        <w:pStyle w:val="ListParagraph"/>
-        <w:spacing w:line="276" w:lineRule="auto"/>
-        <w:rPr>
-          <w:color w:val="000000" w:themeColor="text1"/>
-        </w:rPr>
-      </w:pPr>
-      <w:r>
-        <w:rPr>
-          <w:color w:val="000000" w:themeColor="text1"/>
-        </w:rPr>
-        <w:t xml:space="preserve">        </w:t>
-      </w:r>
-      <w:proofErr w:type="spellStart"/>
-      <w:proofErr w:type="gramStart"/>
-      <w:r>
-        <w:rPr>
-          <w:color w:val="000000" w:themeColor="text1"/>
-        </w:rPr>
-        <w:t>time.sleep</w:t>
-      </w:r>
-      <w:proofErr w:type="spellEnd"/>
-      <w:proofErr w:type="gramEnd"/>
-      <w:r>
-        <w:rPr>
-          <w:color w:val="000000" w:themeColor="text1"/>
-        </w:rPr>
-        <w:t>(1)</w:t>
-      </w:r>
-    </w:p>
-    <w:p>
-      <w:pPr>
-        <w:pStyle w:val="ListParagraph"/>
-        <w:spacing w:line="276" w:lineRule="auto"/>
-        <w:rPr>
-          <w:color w:val="000000" w:themeColor="text1"/>
-        </w:rPr>
-      </w:pPr>
-    </w:p>
-    <w:p>
-      <w:pPr>
-        <w:pStyle w:val="ListParagraph"/>
-        <w:spacing w:line="276" w:lineRule="auto"/>
-        <w:rPr>
-          <w:color w:val="000000" w:themeColor="text1"/>
-        </w:rPr>
-      </w:pPr>
-      <w:r>
-        <w:rPr>
-          <w:color w:val="000000" w:themeColor="text1"/>
-        </w:rPr>
-        <w:t xml:space="preserve">def </w:t>
-      </w:r>
-      <w:proofErr w:type="gramStart"/>
-      <w:r>
-        <w:rPr>
-          <w:color w:val="000000" w:themeColor="text1"/>
-        </w:rPr>
-        <w:t>consumer(</w:t>
-      </w:r>
-      <w:proofErr w:type="gramEnd"/>
-      <w:r>
-        <w:rPr>
-          <w:color w:val="000000" w:themeColor="text1"/>
-        </w:rPr>
-        <w:t>):</w:t>
-      </w:r>
-    </w:p>
-    <w:p>
-      <w:pPr>
-        <w:pStyle w:val="ListParagraph"/>
-        <w:spacing w:line="276" w:lineRule="auto"/>
-        <w:rPr>
-          <w:color w:val="000000" w:themeColor="text1"/>
-        </w:rPr>
-      </w:pPr>
-      <w:r>
-        <w:rPr>
-          <w:color w:val="000000" w:themeColor="text1"/>
-        </w:rPr>
-        <w:t xml:space="preserve">    for </w:t>
-      </w:r>
-      <w:proofErr w:type="spellStart"/>
-      <w:r>
-        <w:rPr>
-          <w:color w:val="000000" w:themeColor="text1"/>
-        </w:rPr>
-        <w:t>i</w:t>
-      </w:r>
-      <w:proofErr w:type="spellEnd"/>
-      <w:r>
-        <w:rPr>
-          <w:color w:val="000000" w:themeColor="text1"/>
-        </w:rPr>
-        <w:t xml:space="preserve"> in </w:t>
-      </w:r>
-      <w:proofErr w:type="gramStart"/>
-      <w:r>
-        <w:rPr>
-          <w:color w:val="000000" w:themeColor="text1"/>
-        </w:rPr>
-        <w:t>range(</w:t>
-      </w:r>
-      <w:proofErr w:type="gramEnd"/>
-      <w:r>
-        <w:rPr>
-          <w:color w:val="000000" w:themeColor="text1"/>
-        </w:rPr>
-        <w:t>4):</w:t>
-      </w:r>
-    </w:p>
-    <w:p>
-      <w:pPr>
-        <w:pStyle w:val="ListParagraph"/>
-        <w:spacing w:line="276" w:lineRule="auto"/>
-        <w:rPr>
-          <w:color w:val="000000" w:themeColor="text1"/>
-        </w:rPr>
-      </w:pPr>
-      <w:r>
-        <w:rPr>
-          <w:color w:val="000000" w:themeColor="text1"/>
-        </w:rPr>
-        <w:t xml:space="preserve">        </w:t>
-      </w:r>
-      <w:proofErr w:type="spellStart"/>
-      <w:proofErr w:type="gramStart"/>
-      <w:r>
-        <w:rPr>
-          <w:color w:val="000000" w:themeColor="text1"/>
-        </w:rPr>
-        <w:t>full.acquire</w:t>
-      </w:r>
-      <w:proofErr w:type="spellEnd"/>
-      <w:proofErr w:type="gramEnd"/>
-      <w:r>
-        <w:rPr>
-          <w:color w:val="000000" w:themeColor="text1"/>
-        </w:rPr>
-        <w:t>()</w:t>
-      </w:r>
-    </w:p>
-    <w:p>
-      <w:pPr>
-        <w:pStyle w:val="ListParagraph"/>
-        <w:spacing w:line="276" w:lineRule="auto"/>
-        <w:rPr>
-          <w:color w:val="000000" w:themeColor="text1"/>
-        </w:rPr>
-      </w:pPr>
-      <w:r>
-        <w:rPr>
-          <w:color w:val="000000" w:themeColor="text1"/>
-        </w:rPr>
-        <w:t xml:space="preserve">        </w:t>
-      </w:r>
-      <w:proofErr w:type="spellStart"/>
-      <w:proofErr w:type="gramStart"/>
-      <w:r>
-        <w:rPr>
-          <w:color w:val="000000" w:themeColor="text1"/>
-        </w:rPr>
-        <w:t>mutex.acquire</w:t>
-      </w:r>
-      <w:proofErr w:type="spellEnd"/>
-      <w:proofErr w:type="gramEnd"/>
-      <w:r>
-        <w:rPr>
-          <w:color w:val="000000" w:themeColor="text1"/>
-        </w:rPr>
-        <w:t>()</w:t>
-      </w:r>
-    </w:p>
-    <w:p>
-      <w:pPr>
-        <w:pStyle w:val="ListParagraph"/>
-        <w:spacing w:line="276" w:lineRule="auto"/>
-        <w:rPr>
-          <w:color w:val="000000" w:themeColor="text1"/>
-        </w:rPr>
-      </w:pPr>
-      <w:r>
-        <w:rPr>
-          <w:color w:val="000000" w:themeColor="text1"/>
-        </w:rPr>
-        <w:t xml:space="preserve">        item = </w:t>
-      </w:r>
-      <w:proofErr w:type="spellStart"/>
-      <w:proofErr w:type="gramStart"/>
-      <w:r>
-        <w:rPr>
-          <w:color w:val="000000" w:themeColor="text1"/>
-        </w:rPr>
-        <w:t>buffer.pop</w:t>
-      </w:r>
-      <w:proofErr w:type="spellEnd"/>
-      <w:r>
-        <w:rPr>
-          <w:color w:val="000000" w:themeColor="text1"/>
-        </w:rPr>
-        <w:t>(</w:t>
-      </w:r>
-      <w:proofErr w:type="gramEnd"/>
-      <w:r>
-        <w:rPr>
-          <w:color w:val="000000" w:themeColor="text1"/>
-        </w:rPr>
-        <w:t>0)</w:t>
-      </w:r>
-    </w:p>
-    <w:p>
-      <w:pPr>
-        <w:pStyle w:val="ListParagraph"/>
-        <w:spacing w:line="276" w:lineRule="auto"/>
-        <w:rPr>
-          <w:color w:val="000000" w:themeColor="text1"/>
-        </w:rPr>
-      </w:pPr>
-      <w:r>
-        <w:rPr>
-          <w:color w:val="000000" w:themeColor="text1"/>
-        </w:rPr>
-        <w:t xml:space="preserve">        </w:t>
-      </w:r>
-      <w:proofErr w:type="gramStart"/>
-      <w:r>
-        <w:rPr>
-          <w:color w:val="000000" w:themeColor="text1"/>
-        </w:rPr>
-        <w:t>print(</w:t>
-      </w:r>
-      <w:proofErr w:type="spellStart"/>
-      <w:proofErr w:type="gramEnd"/>
-      <w:r>
-        <w:rPr>
-          <w:color w:val="000000" w:themeColor="text1"/>
-        </w:rPr>
-        <w:t>f"Consumer</w:t>
-      </w:r>
-      <w:proofErr w:type="spellEnd"/>
-      <w:r>
-        <w:rPr>
-          <w:color w:val="000000" w:themeColor="text1"/>
-        </w:rPr>
-        <w:t xml:space="preserve"> consumed: {item}")</w:t>
-      </w:r>
-    </w:p>
-    <w:p>
-      <w:pPr>
-        <w:pStyle w:val="ListParagraph"/>
-        <w:spacing w:line="276" w:lineRule="auto"/>
-        <w:rPr>
-          <w:color w:val="000000" w:themeColor="text1"/>
-        </w:rPr>
-      </w:pPr>
-      <w:r>
-        <w:rPr>
-          <w:color w:val="000000" w:themeColor="text1"/>
-        </w:rPr>
-        <w:t xml:space="preserve">        </w:t>
-      </w:r>
-      <w:proofErr w:type="gramStart"/>
-      <w:r>
-        <w:rPr>
-          <w:color w:val="000000" w:themeColor="text1"/>
-        </w:rPr>
-        <w:t>print(</w:t>
-      </w:r>
-      <w:proofErr w:type="gramEnd"/>
-      <w:r>
-        <w:rPr>
-          <w:color w:val="000000" w:themeColor="text1"/>
-        </w:rPr>
-        <w:t>"Buffer:", buffer)</w:t>
-      </w:r>
-    </w:p>
-    <w:p>
-      <w:pPr>
-        <w:pStyle w:val="ListParagraph"/>
-        <w:spacing w:line="276" w:lineRule="auto"/>
-        <w:rPr>
-          <w:color w:val="000000" w:themeColor="text1"/>
-        </w:rPr>
-      </w:pPr>
-      <w:r>
-        <w:rPr>
-          <w:color w:val="000000" w:themeColor="text1"/>
-        </w:rPr>
-        <w:t xml:space="preserve">        </w:t>
-      </w:r>
-      <w:proofErr w:type="spellStart"/>
-      <w:proofErr w:type="gramStart"/>
-      <w:r>
-        <w:rPr>
-          <w:color w:val="000000" w:themeColor="text1"/>
-        </w:rPr>
-        <w:t>mutex.release</w:t>
-      </w:r>
-      <w:proofErr w:type="spellEnd"/>
-      <w:proofErr w:type="gramEnd"/>
-      <w:r>
-        <w:rPr>
-          <w:color w:val="000000" w:themeColor="text1"/>
-        </w:rPr>
-        <w:t>()</w:t>
-      </w:r>
-    </w:p>
-    <w:p>
-      <w:pPr>
-        <w:pStyle w:val="ListParagraph"/>
-        <w:spacing w:line="276" w:lineRule="auto"/>
-        <w:rPr>
-          <w:color w:val="000000" w:themeColor="text1"/>
-        </w:rPr>
-      </w:pPr>
-      <w:r>
-        <w:rPr>
-          <w:color w:val="000000" w:themeColor="text1"/>
-        </w:rPr>
-        <w:t xml:space="preserve">        </w:t>
-      </w:r>
-      <w:proofErr w:type="spellStart"/>
-      <w:proofErr w:type="gramStart"/>
-      <w:r>
-        <w:rPr>
-          <w:color w:val="000000" w:themeColor="text1"/>
-        </w:rPr>
-        <w:t>empty.release</w:t>
-      </w:r>
-      <w:proofErr w:type="spellEnd"/>
-      <w:proofErr w:type="gramEnd"/>
-      <w:r>
-        <w:rPr>
-          <w:color w:val="000000" w:themeColor="text1"/>
-        </w:rPr>
-        <w:t>()</w:t>
-      </w:r>
-    </w:p>
-    <w:p>
-      <w:pPr>
-        <w:pStyle w:val="ListParagraph"/>
-        <w:spacing w:line="276" w:lineRule="auto"/>
-        <w:rPr>
-          <w:color w:val="000000" w:themeColor="text1"/>
-        </w:rPr>
-      </w:pPr>
-      <w:r>
-        <w:rPr>
-          <w:color w:val="000000" w:themeColor="text1"/>
-        </w:rPr>
-        <w:t xml:space="preserve">        </w:t>
-      </w:r>
-      <w:proofErr w:type="spellStart"/>
-      <w:proofErr w:type="gramStart"/>
-      <w:r>
-        <w:rPr>
-          <w:color w:val="000000" w:themeColor="text1"/>
-        </w:rPr>
-        <w:t>time.sleep</w:t>
-      </w:r>
-      <w:proofErr w:type="spellEnd"/>
-      <w:proofErr w:type="gramEnd"/>
-      <w:r>
-        <w:rPr>
-          <w:color w:val="000000" w:themeColor="text1"/>
-        </w:rPr>
-        <w:t>(1)</w:t>
-      </w:r>
-    </w:p>
-    <w:p>
-      <w:pPr>
-        <w:pStyle w:val="ListParagraph"/>
-        <w:spacing w:line="276" w:lineRule="auto"/>
-        <w:rPr>
-          <w:color w:val="000000" w:themeColor="text1"/>
-        </w:rPr>
-      </w:pPr>
-    </w:p>
-    <w:p>
-      <w:pPr>
-        <w:pStyle w:val="ListParagraph"/>
-        <w:spacing w:line="276" w:lineRule="auto"/>
-        <w:rPr>
-          <w:color w:val="000000" w:themeColor="text1"/>
-        </w:rPr>
-      </w:pPr>
-      <w:r>
-        <w:rPr>
-          <w:color w:val="000000" w:themeColor="text1"/>
-        </w:rPr>
-        <w:t xml:space="preserve">p = </w:t>
-      </w:r>
-      <w:proofErr w:type="spellStart"/>
-      <w:proofErr w:type="gramStart"/>
-      <w:r>
-        <w:rPr>
-          <w:color w:val="000000" w:themeColor="text1"/>
-        </w:rPr>
-        <w:t>threading.Thread</w:t>
-      </w:r>
-      <w:proofErr w:type="spellEnd"/>
-      <w:proofErr w:type="gramEnd"/>
-      <w:r>
-        <w:rPr>
-          <w:color w:val="000000" w:themeColor="text1"/>
-        </w:rPr>
-        <w:t>(target=producer)</w:t>
-      </w:r>
-    </w:p>
-    <w:p>
-      <w:pPr>
-        <w:pStyle w:val="ListParagraph"/>
-        <w:spacing w:line="276" w:lineRule="auto"/>
-        <w:rPr>
-          <w:color w:val="000000" w:themeColor="text1"/>
-        </w:rPr>
-      </w:pPr>
-      <w:r>
-        <w:rPr>
-          <w:color w:val="000000" w:themeColor="text1"/>
-        </w:rPr>
-        <w:t xml:space="preserve">c = </w:t>
-      </w:r>
-      <w:proofErr w:type="spellStart"/>
-      <w:proofErr w:type="gramStart"/>
-      <w:r>
-        <w:rPr>
-          <w:color w:val="000000" w:themeColor="text1"/>
-        </w:rPr>
-        <w:t>threading.Thread</w:t>
-      </w:r>
-      <w:proofErr w:type="spellEnd"/>
-      <w:proofErr w:type="gramEnd"/>
-      <w:r>
-        <w:rPr>
-          <w:color w:val="000000" w:themeColor="text1"/>
-        </w:rPr>
-        <w:t>(target=consumer)</w:t>
-      </w:r>
-    </w:p>
-    <w:p>
-      <w:pPr>
-        <w:pStyle w:val="ListParagraph"/>
-        <w:spacing w:line="276" w:lineRule="auto"/>
-        <w:rPr>
-          <w:color w:val="000000" w:themeColor="text1"/>
-        </w:rPr>
-      </w:pPr>
-    </w:p>
-    <w:p>
-      <w:pPr>
-        <w:pStyle w:val="ListParagraph"/>
-        <w:spacing w:line="276" w:lineRule="auto"/>
-        <w:rPr>
-          <w:color w:val="000000" w:themeColor="text1"/>
-        </w:rPr>
-      </w:pPr>
-      <w:proofErr w:type="spellStart"/>
-      <w:proofErr w:type="gramStart"/>
-      <w:r>
-        <w:rPr>
-          <w:color w:val="000000" w:themeColor="text1"/>
-        </w:rPr>
-        <w:t>p.start</w:t>
-      </w:r>
-      <w:proofErr w:type="spellEnd"/>
-      <w:proofErr w:type="gramEnd"/>
-      <w:r>
-        <w:rPr>
-          <w:color w:val="000000" w:themeColor="text1"/>
-        </w:rPr>
-        <w:t>()</w:t>
-      </w:r>
-    </w:p>
-    <w:p>
-      <w:pPr>
-        <w:pStyle w:val="ListParagraph"/>
-        <w:spacing w:line="276" w:lineRule="auto"/>
-        <w:rPr>
-          <w:color w:val="000000" w:themeColor="text1"/>
-        </w:rPr>
-      </w:pPr>
-      <w:proofErr w:type="spellStart"/>
-      <w:r>
-        <w:rPr>
-          <w:color w:val="000000" w:themeColor="text1"/>
-        </w:rPr>
-        <w:t>c.</w:t>
-      </w:r>
-      <w:proofErr w:type="gramStart"/>
-      <w:r>
-        <w:rPr>
-          <w:color w:val="000000" w:themeColor="text1"/>
-        </w:rPr>
-        <w:t>start</w:t>
-      </w:r>
-      <w:proofErr w:type="spellEnd"/>
-      <w:r>
-        <w:rPr>
-          <w:color w:val="000000" w:themeColor="text1"/>
-        </w:rPr>
-        <w:t>(</w:t>
-      </w:r>
-      <w:proofErr w:type="gramEnd"/>
-      <w:r>
-        <w:rPr>
-          <w:color w:val="000000" w:themeColor="text1"/>
-        </w:rPr>
-        <w:t>)</w:t>
-      </w:r>
-    </w:p>
-    <w:p>
-      <w:pPr>
-        <w:pStyle w:val="ListParagraph"/>
-        <w:spacing w:line="276" w:lineRule="auto"/>
-        <w:rPr>
-          <w:color w:val="000000" w:themeColor="text1"/>
-        </w:rPr>
-      </w:pPr>
-    </w:p>
-    <w:p>
-      <w:pPr>
-        <w:pStyle w:val="ListParagraph"/>
-        <w:spacing w:line="276" w:lineRule="auto"/>
-        <w:rPr>
-          <w:color w:val="000000" w:themeColor="text1"/>
-        </w:rPr>
-      </w:pPr>
-      <w:proofErr w:type="spellStart"/>
-      <w:proofErr w:type="gramStart"/>
-      <w:r>
-        <w:rPr>
-          <w:color w:val="000000" w:themeColor="text1"/>
-        </w:rPr>
-        <w:t>p.join</w:t>
-      </w:r>
-      <w:proofErr w:type="spellEnd"/>
-      <w:proofErr w:type="gramEnd"/>
-      <w:r>
-        <w:rPr>
-          <w:color w:val="000000" w:themeColor="text1"/>
-        </w:rPr>
-        <w:t>()</w:t>
-      </w:r>
-    </w:p>
-    <w:p>
-      <w:pPr>
-        <w:pStyle w:val="ListParagraph"/>
-        <w:spacing w:line="276" w:lineRule="auto"/>
-        <w:rPr>
-          <w:color w:val="000000" w:themeColor="text1"/>
-        </w:rPr>
-      </w:pPr>
-      <w:proofErr w:type="spellStart"/>
-      <w:r>
-        <w:rPr>
-          <w:color w:val="000000" w:themeColor="text1"/>
-        </w:rPr>
-        <w:t>c.</w:t>
-      </w:r>
-      <w:proofErr w:type="gramStart"/>
-      <w:r>
-        <w:rPr>
-          <w:color w:val="000000" w:themeColor="text1"/>
-        </w:rPr>
-        <w:t>join</w:t>
-      </w:r>
-      <w:proofErr w:type="spellEnd"/>
-      <w:r>
-        <w:rPr>
-          <w:color w:val="000000" w:themeColor="text1"/>
-        </w:rPr>
-        <w:t>(</w:t>
-      </w:r>
-      <w:proofErr w:type="gramEnd"/>
-      <w:r>
-        <w:rPr>
-          <w:color w:val="000000" w:themeColor="text1"/>
-        </w:rPr>
-        <w:t>)</w:t>
-      </w:r>
-    </w:p>
-    <w:p>
-      <w:pPr>
-        <w:pStyle w:val="ListParagraph"/>
-        <w:spacing w:line="276" w:lineRule="auto"/>
-        <w:rPr>
-          <w:color w:val="000000" w:themeColor="text1"/>
-        </w:rPr>
-      </w:pPr>
-      <w:proofErr w:type="gramStart"/>
-      <w:r>
-        <w:rPr>
-          <w:color w:val="000000" w:themeColor="text1"/>
-        </w:rPr>
-        <w:t>print(</w:t>
-      </w:r>
-      <w:proofErr w:type="gramEnd"/>
-      <w:r>
-        <w:rPr>
-          <w:color w:val="000000" w:themeColor="text1"/>
-        </w:rPr>
-        <w:t>"Producer-Consumer simulation completed.")</w:t>
+        <w:t>empty = threading.Semaphore(BUFFER_SIZE)</w:t>
+      </w:r>
+    </w:p>
+    <w:p>
+      <w:pPr>
+        <w:pStyle w:val="ListParagraph"/>
+        <w:spacing w:line="276" w:lineRule="auto"/>
+        <w:rPr>
+          <w:color w:val="000000" w:themeColor="text1"/>
+        </w:rPr>
+      </w:pPr>
+      <w:r>
+        <w:rPr>
+          <w:color w:val="000000" w:themeColor="text1"/>
+        </w:rPr>
+        <w:t>full = threading.Semaphore(0)</w:t>
+      </w:r>
+    </w:p>
+    <w:p>
+      <w:pPr>
+        <w:pStyle w:val="ListParagraph"/>
+        <w:spacing w:line="276" w:lineRule="auto"/>
+        <w:rPr>
+          <w:color w:val="000000" w:themeColor="text1"/>
+        </w:rPr>
+      </w:pPr>
+      <w:r>
+        <w:rPr>
+          <w:color w:val="000000" w:themeColor="text1"/>
+        </w:rPr>
+        <w:t>mutex = threading.Semaphore(1)</w:t>
+      </w:r>
+    </w:p>
+    <w:p>
+      <w:pPr>
+        <w:pStyle w:val="ListParagraph"/>
+        <w:spacing w:line="276" w:lineRule="auto"/>
+        <w:rPr>
+          <w:color w:val="000000" w:themeColor="text1"/>
+        </w:rPr>
+      </w:pPr>
+    </w:p>
+    <w:p>
+      <w:pPr>
+        <w:pStyle w:val="ListParagraph"/>
+        <w:spacing w:line="276" w:lineRule="auto"/>
+        <w:rPr>
+          <w:color w:val="000000" w:themeColor="text1"/>
+        </w:rPr>
+      </w:pPr>
+      <w:r>
+        <w:rPr>
+          <w:color w:val="000000" w:themeColor="text1"/>
+        </w:rPr>
+        <w:t>def producer():</w:t>
+      </w:r>
+    </w:p>
+    <w:p>
+      <w:pPr>
+        <w:pStyle w:val="ListParagraph"/>
+        <w:spacing w:line="276" w:lineRule="auto"/>
+        <w:rPr>
+          <w:color w:val="000000" w:themeColor="text1"/>
+        </w:rPr>
+      </w:pPr>
+      <w:r>
+        <w:rPr>
+          <w:color w:val="000000" w:themeColor="text1"/>
+        </w:rPr>
+        <w:t>    for i in range(4):</w:t>
+      </w:r>
+    </w:p>
+    <w:p>
+      <w:pPr>
+        <w:pStyle w:val="ListParagraph"/>
+        <w:spacing w:line="276" w:lineRule="auto"/>
+        <w:rPr>
+          <w:color w:val="000000" w:themeColor="text1"/>
+        </w:rPr>
+      </w:pPr>
+      <w:r>
+        <w:rPr>
+          <w:color w:val="000000" w:themeColor="text1"/>
+        </w:rPr>
+        <w:t>        item = random.randint(1, 100)</w:t>
+      </w:r>
+    </w:p>
+    <w:p>
+      <w:pPr>
+        <w:pStyle w:val="ListParagraph"/>
+        <w:spacing w:line="276" w:lineRule="auto"/>
+        <w:rPr>
+          <w:color w:val="000000" w:themeColor="text1"/>
+        </w:rPr>
+      </w:pPr>
+      <w:r>
+        <w:rPr>
+          <w:color w:val="000000" w:themeColor="text1"/>
+        </w:rPr>
+        <w:t>        empty.acquire()</w:t>
+      </w:r>
+    </w:p>
+    <w:p>
+      <w:pPr>
+        <w:pStyle w:val="ListParagraph"/>
+        <w:spacing w:line="276" w:lineRule="auto"/>
+        <w:rPr>
+          <w:color w:val="000000" w:themeColor="text1"/>
+        </w:rPr>
+      </w:pPr>
+      <w:r>
+        <w:rPr>
+          <w:color w:val="000000" w:themeColor="text1"/>
+        </w:rPr>
+        <w:t>        mutex.acquire()</w:t>
+      </w:r>
+    </w:p>
+    <w:p>
+      <w:pPr>
+        <w:pStyle w:val="ListParagraph"/>
+        <w:spacing w:line="276" w:lineRule="auto"/>
+        <w:rPr>
+          <w:color w:val="000000" w:themeColor="text1"/>
+        </w:rPr>
+      </w:pPr>
+      <w:r>
+        <w:rPr>
+          <w:color w:val="000000" w:themeColor="text1"/>
+        </w:rPr>
+        <w:t>        buffer.append(item)</w:t>
+      </w:r>
+    </w:p>
+    <w:p>
+      <w:pPr>
+        <w:pStyle w:val="ListParagraph"/>
+        <w:spacing w:line="276" w:lineRule="auto"/>
+        <w:rPr>
+          <w:color w:val="000000" w:themeColor="text1"/>
+        </w:rPr>
+      </w:pPr>
+      <w:r>
+        <w:rPr>
+          <w:color w:val="000000" w:themeColor="text1"/>
+        </w:rPr>
+        <w:t>        print(f"Producer produced: {item}")</w:t>
+      </w:r>
+    </w:p>
+    <w:p>
+      <w:pPr>
+        <w:pStyle w:val="ListParagraph"/>
+        <w:spacing w:line="276" w:lineRule="auto"/>
+        <w:rPr>
+          <w:color w:val="000000" w:themeColor="text1"/>
+        </w:rPr>
+      </w:pPr>
+      <w:r>
+        <w:rPr>
+          <w:color w:val="000000" w:themeColor="text1"/>
+        </w:rPr>
+        <w:t>        print("Buffer:", buffer)</w:t>
+      </w:r>
+    </w:p>
+    <w:p>
+      <w:pPr>
+        <w:pStyle w:val="ListParagraph"/>
+        <w:spacing w:line="276" w:lineRule="auto"/>
+        <w:rPr>
+          <w:color w:val="000000" w:themeColor="text1"/>
+        </w:rPr>
+      </w:pPr>
+      <w:r>
+        <w:rPr>
+          <w:color w:val="000000" w:themeColor="text1"/>
+        </w:rPr>
+        <w:t>        mutex.release()</w:t>
+      </w:r>
+    </w:p>
+    <w:p>
+      <w:pPr>
+        <w:pStyle w:val="ListParagraph"/>
+        <w:spacing w:line="276" w:lineRule="auto"/>
+        <w:rPr>
+          <w:color w:val="000000" w:themeColor="text1"/>
+        </w:rPr>
+      </w:pPr>
+      <w:r>
+        <w:rPr>
+          <w:color w:val="000000" w:themeColor="text1"/>
+        </w:rPr>
+        <w:t>        full.release()</w:t>
+      </w:r>
+    </w:p>
+    <w:p>
+      <w:pPr>
+        <w:pStyle w:val="ListParagraph"/>
+        <w:spacing w:line="276" w:lineRule="auto"/>
+        <w:rPr>
+          <w:color w:val="000000" w:themeColor="text1"/>
+        </w:rPr>
+      </w:pPr>
+      <w:r>
+        <w:rPr>
+          <w:color w:val="000000" w:themeColor="text1"/>
+        </w:rPr>
+        <w:t>        time.sleep(1)</w:t>
+      </w:r>
+    </w:p>
+    <w:p>
+      <w:pPr>
+        <w:pStyle w:val="ListParagraph"/>
+        <w:spacing w:line="276" w:lineRule="auto"/>
+        <w:rPr>
+          <w:color w:val="000000" w:themeColor="text1"/>
+        </w:rPr>
+      </w:pPr>
+    </w:p>
+    <w:p>
+      <w:pPr>
+        <w:pStyle w:val="ListParagraph"/>
+        <w:spacing w:line="276" w:lineRule="auto"/>
+        <w:rPr>
+          <w:color w:val="000000" w:themeColor="text1"/>
+        </w:rPr>
+      </w:pPr>
+      <w:r>
+        <w:rPr>
+          <w:color w:val="000000" w:themeColor="text1"/>
+        </w:rPr>
+        <w:t>def consumer():</w:t>
+      </w:r>
+    </w:p>
+    <w:p>
+      <w:pPr>
+        <w:pStyle w:val="ListParagraph"/>
+        <w:spacing w:line="276" w:lineRule="auto"/>
+        <w:rPr>
+          <w:color w:val="000000" w:themeColor="text1"/>
+        </w:rPr>
+      </w:pPr>
+      <w:r>
+        <w:rPr>
+          <w:color w:val="000000" w:themeColor="text1"/>
+        </w:rPr>
+        <w:t>    for i in range(4):</w:t>
+      </w:r>
+    </w:p>
+    <w:p>
+      <w:pPr>
+        <w:pStyle w:val="ListParagraph"/>
+        <w:spacing w:line="276" w:lineRule="auto"/>
+        <w:rPr>
+          <w:color w:val="000000" w:themeColor="text1"/>
+        </w:rPr>
+      </w:pPr>
+      <w:r>
+        <w:rPr>
+          <w:color w:val="000000" w:themeColor="text1"/>
+        </w:rPr>
+        <w:t>        full.acquire()</w:t>
+      </w:r>
+    </w:p>
+    <w:p>
+      <w:pPr>
+        <w:pStyle w:val="ListParagraph"/>
+        <w:spacing w:line="276" w:lineRule="auto"/>
+        <w:rPr>
+          <w:color w:val="000000" w:themeColor="text1"/>
+        </w:rPr>
+      </w:pPr>
+      <w:r>
+        <w:rPr>
+          <w:color w:val="000000" w:themeColor="text1"/>
+        </w:rPr>
+        <w:t>        mutex.acquire()</w:t>
+      </w:r>
+    </w:p>
+    <w:p>
+      <w:pPr>
+        <w:pStyle w:val="ListParagraph"/>
+        <w:spacing w:line="276" w:lineRule="auto"/>
+        <w:rPr>
+          <w:color w:val="000000" w:themeColor="text1"/>
+        </w:rPr>
+      </w:pPr>
+      <w:r>
+        <w:rPr>
+          <w:color w:val="000000" w:themeColor="text1"/>
+        </w:rPr>
+        <w:t>        item = buffer.pop(0)</w:t>
+      </w:r>
+    </w:p>
+    <w:p>
+      <w:pPr>
+        <w:pStyle w:val="ListParagraph"/>
+        <w:spacing w:line="276" w:lineRule="auto"/>
+        <w:rPr>
+          <w:color w:val="000000" w:themeColor="text1"/>
+        </w:rPr>
+      </w:pPr>
+      <w:r>
+        <w:rPr>
+          <w:color w:val="000000" w:themeColor="text1"/>
+        </w:rPr>
+        <w:t>        print(f"Consumer consumed: {item}")</w:t>
+      </w:r>
+    </w:p>
+    <w:p>
+      <w:pPr>
+        <w:pStyle w:val="ListParagraph"/>
+        <w:spacing w:line="276" w:lineRule="auto"/>
+        <w:rPr>
+          <w:color w:val="000000" w:themeColor="text1"/>
+        </w:rPr>
+      </w:pPr>
+      <w:r>
+        <w:rPr>
+          <w:color w:val="000000" w:themeColor="text1"/>
+        </w:rPr>
+        <w:t>        print("Buffer:", buffer)</w:t>
+      </w:r>
+    </w:p>
+    <w:p>
+      <w:pPr>
+        <w:pStyle w:val="ListParagraph"/>
+        <w:spacing w:line="276" w:lineRule="auto"/>
+        <w:rPr>
+          <w:color w:val="000000" w:themeColor="text1"/>
+        </w:rPr>
+      </w:pPr>
+      <w:r>
+        <w:rPr>
+          <w:color w:val="000000" w:themeColor="text1"/>
+        </w:rPr>
+        <w:t>        mutex.release()</w:t>
+      </w:r>
+    </w:p>
+    <w:p>
+      <w:pPr>
+        <w:pStyle w:val="ListParagraph"/>
+        <w:spacing w:line="276" w:lineRule="auto"/>
+        <w:rPr>
+          <w:color w:val="000000" w:themeColor="text1"/>
+        </w:rPr>
+      </w:pPr>
+      <w:r>
+        <w:rPr>
+          <w:color w:val="000000" w:themeColor="text1"/>
+        </w:rPr>
+        <w:t>        empty.release()</w:t>
+      </w:r>
+    </w:p>
+    <w:p>
+      <w:pPr>
+        <w:pStyle w:val="ListParagraph"/>
+        <w:spacing w:line="276" w:lineRule="auto"/>
+        <w:rPr>
+          <w:color w:val="000000" w:themeColor="text1"/>
+        </w:rPr>
+      </w:pPr>
+      <w:r>
+        <w:rPr>
+          <w:color w:val="000000" w:themeColor="text1"/>
+        </w:rPr>
+        <w:t>        time.sleep(1)</w:t>
+      </w:r>
+    </w:p>
+    <w:p>
+      <w:pPr>
+        <w:pStyle w:val="ListParagraph"/>
+        <w:spacing w:line="276" w:lineRule="auto"/>
+        <w:rPr>
+          <w:color w:val="000000" w:themeColor="text1"/>
+        </w:rPr>
+      </w:pPr>
+    </w:p>
+    <w:p>
+      <w:pPr>
+        <w:pStyle w:val="ListParagraph"/>
+        <w:spacing w:line="276" w:lineRule="auto"/>
+        <w:rPr>
+          <w:color w:val="000000" w:themeColor="text1"/>
+        </w:rPr>
+      </w:pPr>
+      <w:r>
+        <w:rPr>
+          <w:color w:val="000000" w:themeColor="text1"/>
+        </w:rPr>
+        <w:t>p = threading.Thread(target=producer)</w:t>
+      </w:r>
+    </w:p>
+    <w:p>
+      <w:pPr>
+        <w:pStyle w:val="ListParagraph"/>
+        <w:spacing w:line="276" w:lineRule="auto"/>
+        <w:rPr>
+          <w:color w:val="000000" w:themeColor="text1"/>
+        </w:rPr>
+      </w:pPr>
+      <w:r>
+        <w:rPr>
+          <w:color w:val="000000" w:themeColor="text1"/>
+        </w:rPr>
+        <w:t>c = threading.Thread(target=consumer)</w:t>
+      </w:r>
+    </w:p>
+    <w:p>
+      <w:pPr>
+        <w:pStyle w:val="ListParagraph"/>
+        <w:spacing w:line="276" w:lineRule="auto"/>
+        <w:rPr>
+          <w:color w:val="000000" w:themeColor="text1"/>
+        </w:rPr>
+      </w:pPr>
+    </w:p>
+    <w:p>
+      <w:pPr>
+        <w:pStyle w:val="ListParagraph"/>
+        <w:spacing w:line="276" w:lineRule="auto"/>
+        <w:rPr>
+          <w:color w:val="000000" w:themeColor="text1"/>
+        </w:rPr>
+      </w:pPr>
+      <w:r>
+        <w:rPr>
+          <w:color w:val="000000" w:themeColor="text1"/>
+        </w:rPr>
+        <w:t>p.start()</w:t>
+      </w:r>
+    </w:p>
+    <w:p>
+      <w:pPr>
+        <w:pStyle w:val="ListParagraph"/>
+        <w:spacing w:line="276" w:lineRule="auto"/>
+        <w:rPr>
+          <w:color w:val="000000" w:themeColor="text1"/>
+        </w:rPr>
+      </w:pPr>
+      <w:r>
+        <w:rPr>
+          <w:color w:val="000000" w:themeColor="text1"/>
+        </w:rPr>
+        <w:t>c.start()</w:t>
+      </w:r>
+    </w:p>
+    <w:p>
+      <w:pPr>
+        <w:pStyle w:val="ListParagraph"/>
+        <w:spacing w:line="276" w:lineRule="auto"/>
+        <w:rPr>
+          <w:color w:val="000000" w:themeColor="text1"/>
+        </w:rPr>
+      </w:pPr>
+    </w:p>
+    <w:p>
+      <w:pPr>
+        <w:pStyle w:val="ListParagraph"/>
+        <w:spacing w:line="276" w:lineRule="auto"/>
+        <w:rPr>
+          <w:color w:val="000000" w:themeColor="text1"/>
+        </w:rPr>
+      </w:pPr>
+      <w:r>
+        <w:rPr>
+          <w:color w:val="000000" w:themeColor="text1"/>
+        </w:rPr>
+        <w:t>p.join()</w:t>
+      </w:r>
+    </w:p>
+    <w:p>
+      <w:pPr>
+        <w:pStyle w:val="ListParagraph"/>
+        <w:spacing w:line="276" w:lineRule="auto"/>
+        <w:rPr>
+          <w:color w:val="000000" w:themeColor="text1"/>
+        </w:rPr>
+      </w:pPr>
+      <w:r>
+        <w:rPr>
+          <w:color w:val="000000" w:themeColor="text1"/>
+        </w:rPr>
+        <w:t>c.join()</w:t>
+      </w:r>
+    </w:p>
+    <w:p>
+      <w:pPr>
+        <w:pStyle w:val="ListParagraph"/>
+        <w:spacing w:line="276" w:lineRule="auto"/>
+        <w:rPr>
+          <w:color w:val="000000" w:themeColor="text1"/>
+        </w:rPr>
+      </w:pPr>
+      <w:r>
+        <w:rPr>
+          <w:color w:val="000000" w:themeColor="text1"/>
+        </w:rPr>
+        <w:t>print("Producer-Consumer simulation completed.")</w:t>
       </w:r>
     </w:p>
     <w:p>
@@ -5505,7 +4732,7 @@
           <w:szCs w:val="28"/>
         </w:rPr>
       </w:pPr>
-      <w:bookmarkStart w:id="5" w:name="_Toc241231634"/>
+      <w:bookmarkStart w:id="5" w:name="_Toc241439755"/>
       <w:r>
         <w:rPr>
           <w:szCs w:val="28"/>
@@ -5755,1450 +4982,406 @@
         <w:rPr>
           <w:color w:val="000000" w:themeColor="text1"/>
         </w:rPr>
-        <w:t xml:space="preserve">def </w:t>
-      </w:r>
-      <w:proofErr w:type="spellStart"/>
-      <w:r>
-        <w:rPr>
-          <w:color w:val="000000" w:themeColor="text1"/>
-        </w:rPr>
-        <w:t>fcfs</w:t>
-      </w:r>
-      <w:proofErr w:type="spellEnd"/>
-      <w:r>
-        <w:rPr>
-          <w:color w:val="000000" w:themeColor="text1"/>
-        </w:rPr>
-        <w:t>(processes):</w:t>
-      </w:r>
-    </w:p>
-    <w:p>
-      <w:pPr>
-        <w:pStyle w:val="ListParagraph"/>
-        <w:spacing w:line="276" w:lineRule="auto"/>
-        <w:rPr>
-          <w:color w:val="000000" w:themeColor="text1"/>
-        </w:rPr>
-      </w:pPr>
-      <w:r>
-        <w:rPr>
-          <w:color w:val="000000" w:themeColor="text1"/>
-        </w:rPr>
-        <w:t xml:space="preserve">    </w:t>
-      </w:r>
-      <w:proofErr w:type="spellStart"/>
-      <w:r>
-        <w:rPr>
-          <w:color w:val="000000" w:themeColor="text1"/>
-        </w:rPr>
-        <w:t>wt</w:t>
-      </w:r>
-      <w:proofErr w:type="spellEnd"/>
-      <w:r>
-        <w:rPr>
-          <w:color w:val="000000" w:themeColor="text1"/>
-        </w:rPr>
-        <w:t xml:space="preserve"> = [0] * </w:t>
-      </w:r>
-      <w:proofErr w:type="spellStart"/>
-      <w:r>
-        <w:rPr>
-          <w:color w:val="000000" w:themeColor="text1"/>
-        </w:rPr>
-        <w:t>len</w:t>
-      </w:r>
-      <w:proofErr w:type="spellEnd"/>
-      <w:r>
-        <w:rPr>
-          <w:color w:val="000000" w:themeColor="text1"/>
-        </w:rPr>
-        <w:t>(processes)</w:t>
-      </w:r>
-    </w:p>
-    <w:p>
-      <w:pPr>
-        <w:pStyle w:val="ListParagraph"/>
-        <w:spacing w:line="276" w:lineRule="auto"/>
-        <w:rPr>
-          <w:color w:val="000000" w:themeColor="text1"/>
-        </w:rPr>
-      </w:pPr>
-      <w:r>
-        <w:rPr>
-          <w:color w:val="000000" w:themeColor="text1"/>
-        </w:rPr>
-        <w:t xml:space="preserve">    tat = [0] * </w:t>
-      </w:r>
-      <w:proofErr w:type="spellStart"/>
-      <w:r>
-        <w:rPr>
-          <w:color w:val="000000" w:themeColor="text1"/>
-        </w:rPr>
-        <w:t>len</w:t>
-      </w:r>
-      <w:proofErr w:type="spellEnd"/>
-      <w:r>
-        <w:rPr>
-          <w:color w:val="000000" w:themeColor="text1"/>
-        </w:rPr>
-        <w:t>(processes)</w:t>
-      </w:r>
-    </w:p>
-    <w:p>
-      <w:pPr>
-        <w:pStyle w:val="ListParagraph"/>
-        <w:spacing w:line="276" w:lineRule="auto"/>
-        <w:rPr>
-          <w:color w:val="000000" w:themeColor="text1"/>
-        </w:rPr>
-      </w:pPr>
-      <w:r>
-        <w:rPr>
-          <w:color w:val="000000" w:themeColor="text1"/>
-        </w:rPr>
-        <w:t xml:space="preserve">    for </w:t>
-      </w:r>
-      <w:proofErr w:type="spellStart"/>
-      <w:r>
-        <w:rPr>
-          <w:color w:val="000000" w:themeColor="text1"/>
-        </w:rPr>
-        <w:t>i</w:t>
-      </w:r>
-      <w:proofErr w:type="spellEnd"/>
-      <w:r>
-        <w:rPr>
-          <w:color w:val="000000" w:themeColor="text1"/>
-        </w:rPr>
-        <w:t xml:space="preserve"> in </w:t>
-      </w:r>
-      <w:proofErr w:type="gramStart"/>
-      <w:r>
-        <w:rPr>
-          <w:color w:val="000000" w:themeColor="text1"/>
-        </w:rPr>
-        <w:t>range(</w:t>
-      </w:r>
-      <w:proofErr w:type="gramEnd"/>
-      <w:r>
-        <w:rPr>
-          <w:color w:val="000000" w:themeColor="text1"/>
-        </w:rPr>
-        <w:t xml:space="preserve">1, </w:t>
-      </w:r>
-      <w:proofErr w:type="spellStart"/>
-      <w:r>
-        <w:rPr>
-          <w:color w:val="000000" w:themeColor="text1"/>
-        </w:rPr>
-        <w:t>len</w:t>
-      </w:r>
-      <w:proofErr w:type="spellEnd"/>
-      <w:r>
-        <w:rPr>
-          <w:color w:val="000000" w:themeColor="text1"/>
-        </w:rPr>
-        <w:t>(processes)):</w:t>
-      </w:r>
-    </w:p>
-    <w:p>
-      <w:pPr>
-        <w:pStyle w:val="ListParagraph"/>
-        <w:spacing w:line="276" w:lineRule="auto"/>
-        <w:rPr>
-          <w:color w:val="000000" w:themeColor="text1"/>
-        </w:rPr>
-      </w:pPr>
-      <w:r>
-        <w:rPr>
-          <w:color w:val="000000" w:themeColor="text1"/>
-        </w:rPr>
-        <w:t xml:space="preserve">        </w:t>
-      </w:r>
-      <w:proofErr w:type="spellStart"/>
-      <w:r>
-        <w:rPr>
-          <w:color w:val="000000" w:themeColor="text1"/>
-        </w:rPr>
-        <w:t>wt</w:t>
-      </w:r>
-      <w:proofErr w:type="spellEnd"/>
-      <w:r>
-        <w:rPr>
-          <w:color w:val="000000" w:themeColor="text1"/>
-        </w:rPr>
-        <w:t>[</w:t>
-      </w:r>
-      <w:proofErr w:type="spellStart"/>
-      <w:r>
-        <w:rPr>
-          <w:color w:val="000000" w:themeColor="text1"/>
-        </w:rPr>
-        <w:t>i</w:t>
-      </w:r>
-      <w:proofErr w:type="spellEnd"/>
-      <w:r>
-        <w:rPr>
-          <w:color w:val="000000" w:themeColor="text1"/>
-        </w:rPr>
-        <w:t xml:space="preserve">] = </w:t>
-      </w:r>
-      <w:proofErr w:type="spellStart"/>
-      <w:proofErr w:type="gramStart"/>
-      <w:r>
-        <w:rPr>
-          <w:color w:val="000000" w:themeColor="text1"/>
-        </w:rPr>
-        <w:t>wt</w:t>
-      </w:r>
-      <w:proofErr w:type="spellEnd"/>
-      <w:r>
-        <w:rPr>
-          <w:color w:val="000000" w:themeColor="text1"/>
-        </w:rPr>
-        <w:t>[</w:t>
-      </w:r>
-      <w:proofErr w:type="spellStart"/>
-      <w:proofErr w:type="gramEnd"/>
-      <w:r>
-        <w:rPr>
-          <w:color w:val="000000" w:themeColor="text1"/>
-        </w:rPr>
-        <w:t>i</w:t>
-      </w:r>
-      <w:proofErr w:type="spellEnd"/>
-      <w:r>
-        <w:rPr>
-          <w:color w:val="000000" w:themeColor="text1"/>
-        </w:rPr>
-        <w:t xml:space="preserve"> - 1] + </w:t>
-      </w:r>
-      <w:proofErr w:type="gramStart"/>
-      <w:r>
-        <w:rPr>
-          <w:color w:val="000000" w:themeColor="text1"/>
-        </w:rPr>
-        <w:t>processes[</w:t>
-      </w:r>
-      <w:proofErr w:type="spellStart"/>
-      <w:proofErr w:type="gramEnd"/>
-      <w:r>
-        <w:rPr>
-          <w:color w:val="000000" w:themeColor="text1"/>
-        </w:rPr>
-        <w:t>i</w:t>
-      </w:r>
-      <w:proofErr w:type="spellEnd"/>
-      <w:r>
-        <w:rPr>
-          <w:color w:val="000000" w:themeColor="text1"/>
-        </w:rPr>
-        <w:t xml:space="preserve"> - 1][1]</w:t>
-      </w:r>
-    </w:p>
-    <w:p>
-      <w:pPr>
-        <w:pStyle w:val="ListParagraph"/>
-        <w:spacing w:line="276" w:lineRule="auto"/>
-        <w:rPr>
-          <w:color w:val="000000" w:themeColor="text1"/>
-        </w:rPr>
-      </w:pPr>
-      <w:r>
-        <w:rPr>
-          <w:color w:val="000000" w:themeColor="text1"/>
-        </w:rPr>
-        <w:t xml:space="preserve">    for </w:t>
-      </w:r>
-      <w:proofErr w:type="spellStart"/>
-      <w:r>
-        <w:rPr>
-          <w:color w:val="000000" w:themeColor="text1"/>
-        </w:rPr>
-        <w:t>i</w:t>
-      </w:r>
-      <w:proofErr w:type="spellEnd"/>
-      <w:r>
-        <w:rPr>
-          <w:color w:val="000000" w:themeColor="text1"/>
-        </w:rPr>
-        <w:t xml:space="preserve"> in range(</w:t>
-      </w:r>
-      <w:proofErr w:type="spellStart"/>
-      <w:r>
-        <w:rPr>
-          <w:color w:val="000000" w:themeColor="text1"/>
-        </w:rPr>
-        <w:t>len</w:t>
-      </w:r>
-      <w:proofErr w:type="spellEnd"/>
-      <w:r>
-        <w:rPr>
-          <w:color w:val="000000" w:themeColor="text1"/>
-        </w:rPr>
-        <w:t>(processes)):</w:t>
-      </w:r>
-    </w:p>
-    <w:p>
-      <w:pPr>
-        <w:pStyle w:val="ListParagraph"/>
-        <w:spacing w:line="276" w:lineRule="auto"/>
-        <w:rPr>
-          <w:color w:val="000000" w:themeColor="text1"/>
-        </w:rPr>
-      </w:pPr>
-      <w:r>
-        <w:rPr>
-          <w:color w:val="000000" w:themeColor="text1"/>
-        </w:rPr>
-        <w:t xml:space="preserve">        </w:t>
-      </w:r>
-      <w:proofErr w:type="spellStart"/>
-      <w:r>
-        <w:rPr>
-          <w:color w:val="000000" w:themeColor="text1"/>
-        </w:rPr>
-        <w:t>tat</w:t>
-      </w:r>
-      <w:proofErr w:type="spellEnd"/>
-      <w:r>
-        <w:rPr>
-          <w:color w:val="000000" w:themeColor="text1"/>
-        </w:rPr>
-        <w:t>[</w:t>
-      </w:r>
-      <w:proofErr w:type="spellStart"/>
-      <w:r>
-        <w:rPr>
-          <w:color w:val="000000" w:themeColor="text1"/>
-        </w:rPr>
-        <w:t>i</w:t>
-      </w:r>
-      <w:proofErr w:type="spellEnd"/>
-      <w:r>
-        <w:rPr>
-          <w:color w:val="000000" w:themeColor="text1"/>
-        </w:rPr>
-        <w:t xml:space="preserve">] = </w:t>
-      </w:r>
-      <w:proofErr w:type="spellStart"/>
-      <w:r>
-        <w:rPr>
-          <w:color w:val="000000" w:themeColor="text1"/>
-        </w:rPr>
-        <w:t>wt</w:t>
-      </w:r>
-      <w:proofErr w:type="spellEnd"/>
-      <w:r>
-        <w:rPr>
-          <w:color w:val="000000" w:themeColor="text1"/>
-        </w:rPr>
-        <w:t>[</w:t>
-      </w:r>
-      <w:proofErr w:type="spellStart"/>
-      <w:r>
-        <w:rPr>
-          <w:color w:val="000000" w:themeColor="text1"/>
-        </w:rPr>
-        <w:t>i</w:t>
-      </w:r>
-      <w:proofErr w:type="spellEnd"/>
-      <w:r>
-        <w:rPr>
-          <w:color w:val="000000" w:themeColor="text1"/>
-        </w:rPr>
-        <w:t>] + processes[</w:t>
-      </w:r>
-      <w:proofErr w:type="spellStart"/>
-      <w:r>
-        <w:rPr>
-          <w:color w:val="000000" w:themeColor="text1"/>
-        </w:rPr>
-        <w:t>i</w:t>
-      </w:r>
-      <w:proofErr w:type="spellEnd"/>
-      <w:r>
-        <w:rPr>
-          <w:color w:val="000000" w:themeColor="text1"/>
-        </w:rPr>
-        <w:t>][1]</w:t>
-      </w:r>
-    </w:p>
-    <w:p>
-      <w:pPr>
-        <w:pStyle w:val="ListParagraph"/>
-        <w:spacing w:line="276" w:lineRule="auto"/>
-        <w:rPr>
-          <w:color w:val="000000" w:themeColor="text1"/>
-        </w:rPr>
-      </w:pPr>
-      <w:r>
-        <w:rPr>
-          <w:color w:val="000000" w:themeColor="text1"/>
-        </w:rPr>
-        <w:t xml:space="preserve">    </w:t>
-      </w:r>
-      <w:proofErr w:type="gramStart"/>
-      <w:r>
-        <w:rPr>
-          <w:color w:val="000000" w:themeColor="text1"/>
-        </w:rPr>
-        <w:t>print(</w:t>
-      </w:r>
-      <w:proofErr w:type="gramEnd"/>
-      <w:r>
-        <w:rPr>
-          <w:color w:val="000000" w:themeColor="text1"/>
-        </w:rPr>
-        <w:t>"\</w:t>
-      </w:r>
-      <w:proofErr w:type="spellStart"/>
-      <w:r>
-        <w:rPr>
-          <w:color w:val="000000" w:themeColor="text1"/>
-        </w:rPr>
-        <w:t>nFCFS</w:t>
-      </w:r>
-      <w:proofErr w:type="spellEnd"/>
-      <w:r>
-        <w:rPr>
-          <w:color w:val="000000" w:themeColor="text1"/>
-        </w:rPr>
-        <w:t xml:space="preserve"> Scheduling")</w:t>
-      </w:r>
-    </w:p>
-    <w:p>
-      <w:pPr>
-        <w:pStyle w:val="ListParagraph"/>
-        <w:spacing w:line="276" w:lineRule="auto"/>
-        <w:rPr>
-          <w:color w:val="000000" w:themeColor="text1"/>
-        </w:rPr>
-      </w:pPr>
-      <w:r>
-        <w:rPr>
-          <w:color w:val="000000" w:themeColor="text1"/>
-        </w:rPr>
-        <w:t>    print("PID\</w:t>
-      </w:r>
-      <w:proofErr w:type="spellStart"/>
-      <w:r>
-        <w:rPr>
-          <w:color w:val="000000" w:themeColor="text1"/>
-        </w:rPr>
-        <w:t>tBT</w:t>
-      </w:r>
-      <w:proofErr w:type="spellEnd"/>
-      <w:r>
-        <w:rPr>
-          <w:color w:val="000000" w:themeColor="text1"/>
-        </w:rPr>
-        <w:t>\</w:t>
-      </w:r>
-      <w:proofErr w:type="spellStart"/>
-      <w:r>
-        <w:rPr>
-          <w:color w:val="000000" w:themeColor="text1"/>
-        </w:rPr>
-        <w:t>tWT</w:t>
-      </w:r>
-      <w:proofErr w:type="spellEnd"/>
-      <w:r>
-        <w:rPr>
-          <w:color w:val="000000" w:themeColor="text1"/>
-        </w:rPr>
-        <w:t>\</w:t>
-      </w:r>
-      <w:proofErr w:type="spellStart"/>
-      <w:r>
-        <w:rPr>
-          <w:color w:val="000000" w:themeColor="text1"/>
-        </w:rPr>
-        <w:t>tTAT</w:t>
-      </w:r>
-      <w:proofErr w:type="spellEnd"/>
-      <w:r>
-        <w:rPr>
-          <w:color w:val="000000" w:themeColor="text1"/>
-        </w:rPr>
-        <w:t>")</w:t>
-      </w:r>
-    </w:p>
-    <w:p>
-      <w:pPr>
-        <w:pStyle w:val="ListParagraph"/>
-        <w:spacing w:line="276" w:lineRule="auto"/>
-        <w:rPr>
-          <w:color w:val="000000" w:themeColor="text1"/>
-        </w:rPr>
-      </w:pPr>
-      <w:r>
-        <w:rPr>
-          <w:color w:val="000000" w:themeColor="text1"/>
-        </w:rPr>
-        <w:t xml:space="preserve">    for </w:t>
-      </w:r>
-      <w:proofErr w:type="spellStart"/>
-      <w:r>
-        <w:rPr>
-          <w:color w:val="000000" w:themeColor="text1"/>
-        </w:rPr>
-        <w:t>i</w:t>
-      </w:r>
-      <w:proofErr w:type="spellEnd"/>
-      <w:r>
-        <w:rPr>
-          <w:color w:val="000000" w:themeColor="text1"/>
-        </w:rPr>
-        <w:t>, p in enumerate(processes):</w:t>
-      </w:r>
-    </w:p>
-    <w:p>
-      <w:pPr>
-        <w:pStyle w:val="ListParagraph"/>
-        <w:spacing w:line="276" w:lineRule="auto"/>
-        <w:rPr>
-          <w:color w:val="000000" w:themeColor="text1"/>
-        </w:rPr>
-      </w:pPr>
-      <w:r>
-        <w:rPr>
-          <w:color w:val="000000" w:themeColor="text1"/>
-        </w:rPr>
-        <w:t>        print(f"{p[0</w:t>
-      </w:r>
-      <w:proofErr w:type="gramStart"/>
-      <w:r>
-        <w:rPr>
-          <w:color w:val="000000" w:themeColor="text1"/>
-        </w:rPr>
-        <w:t>]}\</w:t>
-      </w:r>
-      <w:proofErr w:type="gramEnd"/>
-      <w:r>
-        <w:rPr>
-          <w:color w:val="000000" w:themeColor="text1"/>
-        </w:rPr>
-        <w:t>t{p[1</w:t>
-      </w:r>
-      <w:proofErr w:type="gramStart"/>
-      <w:r>
-        <w:rPr>
-          <w:color w:val="000000" w:themeColor="text1"/>
-        </w:rPr>
-        <w:t>]}\</w:t>
-      </w:r>
-      <w:proofErr w:type="gramEnd"/>
-      <w:r>
-        <w:rPr>
-          <w:color w:val="000000" w:themeColor="text1"/>
-        </w:rPr>
-        <w:t>t{</w:t>
-      </w:r>
-      <w:proofErr w:type="spellStart"/>
-      <w:r>
-        <w:rPr>
-          <w:color w:val="000000" w:themeColor="text1"/>
-        </w:rPr>
-        <w:t>wt</w:t>
-      </w:r>
-      <w:proofErr w:type="spellEnd"/>
-      <w:r>
-        <w:rPr>
-          <w:color w:val="000000" w:themeColor="text1"/>
-        </w:rPr>
-        <w:t>[</w:t>
-      </w:r>
-      <w:proofErr w:type="spellStart"/>
-      <w:r>
-        <w:rPr>
-          <w:color w:val="000000" w:themeColor="text1"/>
-        </w:rPr>
-        <w:t>i</w:t>
-      </w:r>
-      <w:proofErr w:type="spellEnd"/>
-      <w:proofErr w:type="gramStart"/>
-      <w:r>
-        <w:rPr>
-          <w:color w:val="000000" w:themeColor="text1"/>
-        </w:rPr>
-        <w:t>]}\</w:t>
-      </w:r>
-      <w:proofErr w:type="gramEnd"/>
-      <w:r>
-        <w:rPr>
-          <w:color w:val="000000" w:themeColor="text1"/>
-        </w:rPr>
-        <w:t>t{tat[</w:t>
-      </w:r>
-      <w:proofErr w:type="spellStart"/>
-      <w:r>
-        <w:rPr>
-          <w:color w:val="000000" w:themeColor="text1"/>
-        </w:rPr>
-        <w:t>i</w:t>
-      </w:r>
-      <w:proofErr w:type="spellEnd"/>
-      <w:r>
-        <w:rPr>
-          <w:color w:val="000000" w:themeColor="text1"/>
-        </w:rPr>
-        <w:t>]}")</w:t>
-      </w:r>
-    </w:p>
-    <w:p>
-      <w:pPr>
-        <w:pStyle w:val="ListParagraph"/>
-        <w:spacing w:line="276" w:lineRule="auto"/>
-        <w:rPr>
-          <w:color w:val="000000" w:themeColor="text1"/>
-        </w:rPr>
-      </w:pPr>
-      <w:r>
-        <w:rPr>
-          <w:color w:val="000000" w:themeColor="text1"/>
-        </w:rPr>
-        <w:t xml:space="preserve">    </w:t>
-      </w:r>
-      <w:proofErr w:type="gramStart"/>
-      <w:r>
-        <w:rPr>
-          <w:color w:val="000000" w:themeColor="text1"/>
-        </w:rPr>
-        <w:t>print(</w:t>
-      </w:r>
-      <w:proofErr w:type="gramEnd"/>
-      <w:r>
-        <w:rPr>
-          <w:color w:val="000000" w:themeColor="text1"/>
-        </w:rPr>
-        <w:t>"Average Waiting Time =", sum(</w:t>
-      </w:r>
-      <w:proofErr w:type="spellStart"/>
-      <w:r>
-        <w:rPr>
-          <w:color w:val="000000" w:themeColor="text1"/>
-        </w:rPr>
-        <w:t>wt</w:t>
-      </w:r>
-      <w:proofErr w:type="spellEnd"/>
-      <w:r>
-        <w:rPr>
-          <w:color w:val="000000" w:themeColor="text1"/>
-        </w:rPr>
-        <w:t xml:space="preserve">) / </w:t>
-      </w:r>
-      <w:proofErr w:type="spellStart"/>
-      <w:r>
-        <w:rPr>
-          <w:color w:val="000000" w:themeColor="text1"/>
-        </w:rPr>
-        <w:t>len</w:t>
-      </w:r>
-      <w:proofErr w:type="spellEnd"/>
-      <w:r>
-        <w:rPr>
-          <w:color w:val="000000" w:themeColor="text1"/>
-        </w:rPr>
-        <w:t>(processes))</w:t>
-      </w:r>
-    </w:p>
-    <w:p>
-      <w:pPr>
-        <w:pStyle w:val="ListParagraph"/>
-        <w:spacing w:line="276" w:lineRule="auto"/>
-        <w:rPr>
-          <w:color w:val="000000" w:themeColor="text1"/>
-        </w:rPr>
-      </w:pPr>
-      <w:r>
-        <w:rPr>
-          <w:color w:val="000000" w:themeColor="text1"/>
-        </w:rPr>
-        <w:t xml:space="preserve">    </w:t>
-      </w:r>
-      <w:proofErr w:type="gramStart"/>
-      <w:r>
-        <w:rPr>
-          <w:color w:val="000000" w:themeColor="text1"/>
-        </w:rPr>
-        <w:t>print(</w:t>
-      </w:r>
-      <w:proofErr w:type="gramEnd"/>
-      <w:r>
-        <w:rPr>
-          <w:color w:val="000000" w:themeColor="text1"/>
-        </w:rPr>
-        <w:t xml:space="preserve">"Average Turnaround Time =", sum(tat) / </w:t>
-      </w:r>
-      <w:proofErr w:type="spellStart"/>
-      <w:r>
-        <w:rPr>
-          <w:color w:val="000000" w:themeColor="text1"/>
-        </w:rPr>
-        <w:t>len</w:t>
-      </w:r>
-      <w:proofErr w:type="spellEnd"/>
-      <w:r>
-        <w:rPr>
-          <w:color w:val="000000" w:themeColor="text1"/>
-        </w:rPr>
-        <w:t>(processes))</w:t>
-      </w:r>
-    </w:p>
-    <w:p>
-      <w:pPr>
-        <w:pStyle w:val="ListParagraph"/>
-        <w:spacing w:line="276" w:lineRule="auto"/>
-        <w:rPr>
-          <w:color w:val="000000" w:themeColor="text1"/>
-        </w:rPr>
-      </w:pPr>
-    </w:p>
-    <w:p>
-      <w:pPr>
-        <w:pStyle w:val="ListParagraph"/>
-        <w:spacing w:line="276" w:lineRule="auto"/>
-        <w:rPr>
-          <w:color w:val="000000" w:themeColor="text1"/>
-        </w:rPr>
-      </w:pPr>
-      <w:r>
-        <w:rPr>
-          <w:color w:val="000000" w:themeColor="text1"/>
-        </w:rPr>
-        <w:t xml:space="preserve">def </w:t>
-      </w:r>
-      <w:proofErr w:type="spellStart"/>
-      <w:r>
-        <w:rPr>
-          <w:color w:val="000000" w:themeColor="text1"/>
-        </w:rPr>
-        <w:t>sjf</w:t>
-      </w:r>
-      <w:proofErr w:type="spellEnd"/>
-      <w:r>
-        <w:rPr>
-          <w:color w:val="000000" w:themeColor="text1"/>
-        </w:rPr>
-        <w:t>(processes):</w:t>
-      </w:r>
-    </w:p>
-    <w:p>
-      <w:pPr>
-        <w:pStyle w:val="ListParagraph"/>
-        <w:spacing w:line="276" w:lineRule="auto"/>
-        <w:rPr>
-          <w:color w:val="000000" w:themeColor="text1"/>
-        </w:rPr>
-      </w:pPr>
-      <w:r>
-        <w:rPr>
-          <w:color w:val="000000" w:themeColor="text1"/>
-        </w:rPr>
-        <w:t xml:space="preserve">    processes = </w:t>
-      </w:r>
-      <w:proofErr w:type="gramStart"/>
-      <w:r>
-        <w:rPr>
-          <w:color w:val="000000" w:themeColor="text1"/>
-        </w:rPr>
-        <w:t>sorted(</w:t>
-      </w:r>
-      <w:proofErr w:type="gramEnd"/>
-      <w:r>
-        <w:rPr>
-          <w:color w:val="000000" w:themeColor="text1"/>
-        </w:rPr>
-        <w:t xml:space="preserve">processes, key=lambda x: </w:t>
-      </w:r>
-      <w:proofErr w:type="gramStart"/>
-      <w:r>
-        <w:rPr>
-          <w:color w:val="000000" w:themeColor="text1"/>
-        </w:rPr>
-        <w:t>x[</w:t>
-      </w:r>
-      <w:proofErr w:type="gramEnd"/>
-      <w:r>
-        <w:rPr>
-          <w:color w:val="000000" w:themeColor="text1"/>
-        </w:rPr>
-        <w:t>1])</w:t>
-      </w:r>
-    </w:p>
-    <w:p>
-      <w:pPr>
-        <w:pStyle w:val="ListParagraph"/>
-        <w:spacing w:line="276" w:lineRule="auto"/>
-        <w:rPr>
-          <w:color w:val="000000" w:themeColor="text1"/>
-        </w:rPr>
-      </w:pPr>
-      <w:r>
-        <w:rPr>
-          <w:color w:val="000000" w:themeColor="text1"/>
-        </w:rPr>
-        <w:t xml:space="preserve">    </w:t>
-      </w:r>
-      <w:proofErr w:type="spellStart"/>
-      <w:r>
-        <w:rPr>
-          <w:color w:val="000000" w:themeColor="text1"/>
-        </w:rPr>
-        <w:t>wt</w:t>
-      </w:r>
-      <w:proofErr w:type="spellEnd"/>
-      <w:r>
-        <w:rPr>
-          <w:color w:val="000000" w:themeColor="text1"/>
-        </w:rPr>
-        <w:t xml:space="preserve"> = [0] * </w:t>
-      </w:r>
-      <w:proofErr w:type="spellStart"/>
-      <w:r>
-        <w:rPr>
-          <w:color w:val="000000" w:themeColor="text1"/>
-        </w:rPr>
-        <w:t>len</w:t>
-      </w:r>
-      <w:proofErr w:type="spellEnd"/>
-      <w:r>
-        <w:rPr>
-          <w:color w:val="000000" w:themeColor="text1"/>
-        </w:rPr>
-        <w:t>(processes)</w:t>
-      </w:r>
-    </w:p>
-    <w:p>
-      <w:pPr>
-        <w:pStyle w:val="ListParagraph"/>
-        <w:spacing w:line="276" w:lineRule="auto"/>
-        <w:rPr>
-          <w:color w:val="000000" w:themeColor="text1"/>
-        </w:rPr>
-      </w:pPr>
-      <w:r>
-        <w:rPr>
-          <w:color w:val="000000" w:themeColor="text1"/>
-        </w:rPr>
-        <w:t xml:space="preserve">    tat = [0] * </w:t>
-      </w:r>
-      <w:proofErr w:type="spellStart"/>
-      <w:r>
-        <w:rPr>
-          <w:color w:val="000000" w:themeColor="text1"/>
-        </w:rPr>
-        <w:t>len</w:t>
-      </w:r>
-      <w:proofErr w:type="spellEnd"/>
-      <w:r>
-        <w:rPr>
-          <w:color w:val="000000" w:themeColor="text1"/>
-        </w:rPr>
-        <w:t>(processes)</w:t>
-      </w:r>
-    </w:p>
-    <w:p>
-      <w:pPr>
-        <w:pStyle w:val="ListParagraph"/>
-        <w:spacing w:line="276" w:lineRule="auto"/>
-        <w:rPr>
-          <w:color w:val="000000" w:themeColor="text1"/>
-        </w:rPr>
-      </w:pPr>
-      <w:r>
-        <w:rPr>
-          <w:color w:val="000000" w:themeColor="text1"/>
-        </w:rPr>
-        <w:t xml:space="preserve">    for </w:t>
-      </w:r>
-      <w:proofErr w:type="spellStart"/>
-      <w:r>
-        <w:rPr>
-          <w:color w:val="000000" w:themeColor="text1"/>
-        </w:rPr>
-        <w:t>i</w:t>
-      </w:r>
-      <w:proofErr w:type="spellEnd"/>
-      <w:r>
-        <w:rPr>
-          <w:color w:val="000000" w:themeColor="text1"/>
-        </w:rPr>
-        <w:t xml:space="preserve"> in </w:t>
-      </w:r>
-      <w:proofErr w:type="gramStart"/>
-      <w:r>
-        <w:rPr>
-          <w:color w:val="000000" w:themeColor="text1"/>
-        </w:rPr>
-        <w:t>range(</w:t>
-      </w:r>
-      <w:proofErr w:type="gramEnd"/>
-      <w:r>
-        <w:rPr>
-          <w:color w:val="000000" w:themeColor="text1"/>
-        </w:rPr>
-        <w:t xml:space="preserve">1, </w:t>
-      </w:r>
-      <w:proofErr w:type="spellStart"/>
-      <w:r>
-        <w:rPr>
-          <w:color w:val="000000" w:themeColor="text1"/>
-        </w:rPr>
-        <w:t>len</w:t>
-      </w:r>
-      <w:proofErr w:type="spellEnd"/>
-      <w:r>
-        <w:rPr>
-          <w:color w:val="000000" w:themeColor="text1"/>
-        </w:rPr>
-        <w:t>(processes)):</w:t>
-      </w:r>
-    </w:p>
-    <w:p>
-      <w:pPr>
-        <w:pStyle w:val="ListParagraph"/>
-        <w:spacing w:line="276" w:lineRule="auto"/>
-        <w:rPr>
-          <w:color w:val="000000" w:themeColor="text1"/>
-        </w:rPr>
-      </w:pPr>
-      <w:r>
-        <w:rPr>
-          <w:color w:val="000000" w:themeColor="text1"/>
-        </w:rPr>
-        <w:t xml:space="preserve">        </w:t>
-      </w:r>
-      <w:proofErr w:type="spellStart"/>
-      <w:r>
-        <w:rPr>
-          <w:color w:val="000000" w:themeColor="text1"/>
-        </w:rPr>
-        <w:t>wt</w:t>
-      </w:r>
-      <w:proofErr w:type="spellEnd"/>
-      <w:r>
-        <w:rPr>
-          <w:color w:val="000000" w:themeColor="text1"/>
-        </w:rPr>
-        <w:t>[</w:t>
-      </w:r>
-      <w:proofErr w:type="spellStart"/>
-      <w:r>
-        <w:rPr>
-          <w:color w:val="000000" w:themeColor="text1"/>
-        </w:rPr>
-        <w:t>i</w:t>
-      </w:r>
-      <w:proofErr w:type="spellEnd"/>
-      <w:r>
-        <w:rPr>
-          <w:color w:val="000000" w:themeColor="text1"/>
-        </w:rPr>
-        <w:t xml:space="preserve">] = </w:t>
-      </w:r>
-      <w:proofErr w:type="spellStart"/>
-      <w:proofErr w:type="gramStart"/>
-      <w:r>
-        <w:rPr>
-          <w:color w:val="000000" w:themeColor="text1"/>
-        </w:rPr>
-        <w:t>wt</w:t>
-      </w:r>
-      <w:proofErr w:type="spellEnd"/>
-      <w:r>
-        <w:rPr>
-          <w:color w:val="000000" w:themeColor="text1"/>
-        </w:rPr>
-        <w:t>[</w:t>
-      </w:r>
-      <w:proofErr w:type="spellStart"/>
-      <w:proofErr w:type="gramEnd"/>
-      <w:r>
-        <w:rPr>
-          <w:color w:val="000000" w:themeColor="text1"/>
-        </w:rPr>
-        <w:t>i</w:t>
-      </w:r>
-      <w:proofErr w:type="spellEnd"/>
-      <w:r>
-        <w:rPr>
-          <w:color w:val="000000" w:themeColor="text1"/>
-        </w:rPr>
-        <w:t xml:space="preserve"> - 1] + </w:t>
-      </w:r>
-      <w:proofErr w:type="gramStart"/>
-      <w:r>
-        <w:rPr>
-          <w:color w:val="000000" w:themeColor="text1"/>
-        </w:rPr>
-        <w:t>processes[</w:t>
-      </w:r>
-      <w:proofErr w:type="spellStart"/>
-      <w:proofErr w:type="gramEnd"/>
-      <w:r>
-        <w:rPr>
-          <w:color w:val="000000" w:themeColor="text1"/>
-        </w:rPr>
-        <w:t>i</w:t>
-      </w:r>
-      <w:proofErr w:type="spellEnd"/>
-      <w:r>
-        <w:rPr>
-          <w:color w:val="000000" w:themeColor="text1"/>
-        </w:rPr>
-        <w:t xml:space="preserve"> - 1][1]</w:t>
-      </w:r>
-    </w:p>
-    <w:p>
-      <w:pPr>
-        <w:pStyle w:val="ListParagraph"/>
-        <w:spacing w:line="276" w:lineRule="auto"/>
-        <w:rPr>
-          <w:color w:val="000000" w:themeColor="text1"/>
-        </w:rPr>
-      </w:pPr>
-      <w:r>
-        <w:rPr>
-          <w:color w:val="000000" w:themeColor="text1"/>
-        </w:rPr>
-        <w:t xml:space="preserve">    for </w:t>
-      </w:r>
-      <w:proofErr w:type="spellStart"/>
-      <w:r>
-        <w:rPr>
-          <w:color w:val="000000" w:themeColor="text1"/>
-        </w:rPr>
-        <w:t>i</w:t>
-      </w:r>
-      <w:proofErr w:type="spellEnd"/>
-      <w:r>
-        <w:rPr>
-          <w:color w:val="000000" w:themeColor="text1"/>
-        </w:rPr>
-        <w:t xml:space="preserve"> in range(</w:t>
-      </w:r>
-      <w:proofErr w:type="spellStart"/>
-      <w:r>
-        <w:rPr>
-          <w:color w:val="000000" w:themeColor="text1"/>
-        </w:rPr>
-        <w:t>len</w:t>
-      </w:r>
-      <w:proofErr w:type="spellEnd"/>
-      <w:r>
-        <w:rPr>
-          <w:color w:val="000000" w:themeColor="text1"/>
-        </w:rPr>
-        <w:t>(processes)):</w:t>
-      </w:r>
-    </w:p>
-    <w:p>
-      <w:pPr>
-        <w:pStyle w:val="ListParagraph"/>
-        <w:spacing w:line="276" w:lineRule="auto"/>
-        <w:rPr>
-          <w:color w:val="000000" w:themeColor="text1"/>
-        </w:rPr>
-      </w:pPr>
-      <w:r>
-        <w:rPr>
-          <w:color w:val="000000" w:themeColor="text1"/>
-        </w:rPr>
-        <w:t xml:space="preserve">        </w:t>
-      </w:r>
-      <w:proofErr w:type="spellStart"/>
-      <w:r>
-        <w:rPr>
-          <w:color w:val="000000" w:themeColor="text1"/>
-        </w:rPr>
-        <w:t>tat</w:t>
-      </w:r>
-      <w:proofErr w:type="spellEnd"/>
-      <w:r>
-        <w:rPr>
-          <w:color w:val="000000" w:themeColor="text1"/>
-        </w:rPr>
-        <w:t>[</w:t>
-      </w:r>
-      <w:proofErr w:type="spellStart"/>
-      <w:r>
-        <w:rPr>
-          <w:color w:val="000000" w:themeColor="text1"/>
-        </w:rPr>
-        <w:t>i</w:t>
-      </w:r>
-      <w:proofErr w:type="spellEnd"/>
-      <w:r>
-        <w:rPr>
-          <w:color w:val="000000" w:themeColor="text1"/>
-        </w:rPr>
-        <w:t xml:space="preserve">] = </w:t>
-      </w:r>
-      <w:proofErr w:type="spellStart"/>
-      <w:r>
-        <w:rPr>
-          <w:color w:val="000000" w:themeColor="text1"/>
-        </w:rPr>
-        <w:t>wt</w:t>
-      </w:r>
-      <w:proofErr w:type="spellEnd"/>
-      <w:r>
-        <w:rPr>
-          <w:color w:val="000000" w:themeColor="text1"/>
-        </w:rPr>
-        <w:t>[</w:t>
-      </w:r>
-      <w:proofErr w:type="spellStart"/>
-      <w:r>
-        <w:rPr>
-          <w:color w:val="000000" w:themeColor="text1"/>
-        </w:rPr>
-        <w:t>i</w:t>
-      </w:r>
-      <w:proofErr w:type="spellEnd"/>
-      <w:r>
-        <w:rPr>
-          <w:color w:val="000000" w:themeColor="text1"/>
-        </w:rPr>
-        <w:t>] + processes[</w:t>
-      </w:r>
-      <w:proofErr w:type="spellStart"/>
-      <w:r>
-        <w:rPr>
-          <w:color w:val="000000" w:themeColor="text1"/>
-        </w:rPr>
-        <w:t>i</w:t>
-      </w:r>
-      <w:proofErr w:type="spellEnd"/>
-      <w:r>
-        <w:rPr>
-          <w:color w:val="000000" w:themeColor="text1"/>
-        </w:rPr>
-        <w:t>][1]</w:t>
-      </w:r>
-    </w:p>
-    <w:p>
-      <w:pPr>
-        <w:pStyle w:val="ListParagraph"/>
-        <w:spacing w:line="276" w:lineRule="auto"/>
-        <w:rPr>
-          <w:color w:val="000000" w:themeColor="text1"/>
-        </w:rPr>
-      </w:pPr>
-      <w:r>
-        <w:rPr>
-          <w:color w:val="000000" w:themeColor="text1"/>
-        </w:rPr>
-        <w:t xml:space="preserve">    </w:t>
-      </w:r>
-      <w:proofErr w:type="gramStart"/>
-      <w:r>
-        <w:rPr>
-          <w:color w:val="000000" w:themeColor="text1"/>
-        </w:rPr>
-        <w:t>print(</w:t>
-      </w:r>
-      <w:proofErr w:type="gramEnd"/>
-      <w:r>
-        <w:rPr>
-          <w:color w:val="000000" w:themeColor="text1"/>
-        </w:rPr>
-        <w:t>"\</w:t>
-      </w:r>
-      <w:proofErr w:type="spellStart"/>
-      <w:r>
-        <w:rPr>
-          <w:color w:val="000000" w:themeColor="text1"/>
-        </w:rPr>
-        <w:t>nSJF</w:t>
-      </w:r>
-      <w:proofErr w:type="spellEnd"/>
-      <w:r>
-        <w:rPr>
-          <w:color w:val="000000" w:themeColor="text1"/>
-        </w:rPr>
-        <w:t xml:space="preserve"> Scheduling")</w:t>
-      </w:r>
-    </w:p>
-    <w:p>
-      <w:pPr>
-        <w:pStyle w:val="ListParagraph"/>
-        <w:spacing w:line="276" w:lineRule="auto"/>
-        <w:rPr>
-          <w:color w:val="000000" w:themeColor="text1"/>
-        </w:rPr>
-      </w:pPr>
-      <w:r>
-        <w:rPr>
-          <w:color w:val="000000" w:themeColor="text1"/>
-        </w:rPr>
-        <w:t>    print("PID\</w:t>
-      </w:r>
-      <w:proofErr w:type="spellStart"/>
-      <w:r>
-        <w:rPr>
-          <w:color w:val="000000" w:themeColor="text1"/>
-        </w:rPr>
-        <w:t>tBT</w:t>
-      </w:r>
-      <w:proofErr w:type="spellEnd"/>
-      <w:r>
-        <w:rPr>
-          <w:color w:val="000000" w:themeColor="text1"/>
-        </w:rPr>
-        <w:t>\</w:t>
-      </w:r>
-      <w:proofErr w:type="spellStart"/>
-      <w:r>
-        <w:rPr>
-          <w:color w:val="000000" w:themeColor="text1"/>
-        </w:rPr>
-        <w:t>tWT</w:t>
-      </w:r>
-      <w:proofErr w:type="spellEnd"/>
-      <w:r>
-        <w:rPr>
-          <w:color w:val="000000" w:themeColor="text1"/>
-        </w:rPr>
-        <w:t>\</w:t>
-      </w:r>
-      <w:proofErr w:type="spellStart"/>
-      <w:r>
-        <w:rPr>
-          <w:color w:val="000000" w:themeColor="text1"/>
-        </w:rPr>
-        <w:t>tTAT</w:t>
-      </w:r>
-      <w:proofErr w:type="spellEnd"/>
-      <w:r>
-        <w:rPr>
-          <w:color w:val="000000" w:themeColor="text1"/>
-        </w:rPr>
-        <w:t>")</w:t>
-      </w:r>
-    </w:p>
-    <w:p>
-      <w:pPr>
-        <w:pStyle w:val="ListParagraph"/>
-        <w:spacing w:line="276" w:lineRule="auto"/>
-        <w:rPr>
-          <w:color w:val="000000" w:themeColor="text1"/>
-        </w:rPr>
-      </w:pPr>
-      <w:r>
-        <w:rPr>
-          <w:color w:val="000000" w:themeColor="text1"/>
-        </w:rPr>
-        <w:t xml:space="preserve">    for </w:t>
-      </w:r>
-      <w:proofErr w:type="spellStart"/>
-      <w:r>
-        <w:rPr>
-          <w:color w:val="000000" w:themeColor="text1"/>
-        </w:rPr>
-        <w:t>i</w:t>
-      </w:r>
-      <w:proofErr w:type="spellEnd"/>
-      <w:r>
-        <w:rPr>
-          <w:color w:val="000000" w:themeColor="text1"/>
-        </w:rPr>
-        <w:t>, p in enumerate(processes):</w:t>
-      </w:r>
-    </w:p>
-    <w:p>
-      <w:pPr>
-        <w:pStyle w:val="ListParagraph"/>
-        <w:spacing w:line="276" w:lineRule="auto"/>
-        <w:rPr>
-          <w:color w:val="000000" w:themeColor="text1"/>
-        </w:rPr>
-      </w:pPr>
-      <w:r>
-        <w:rPr>
-          <w:color w:val="000000" w:themeColor="text1"/>
-        </w:rPr>
-        <w:t>        print(f"{p[0</w:t>
-      </w:r>
-      <w:proofErr w:type="gramStart"/>
-      <w:r>
-        <w:rPr>
-          <w:color w:val="000000" w:themeColor="text1"/>
-        </w:rPr>
-        <w:t>]}\</w:t>
-      </w:r>
-      <w:proofErr w:type="gramEnd"/>
-      <w:r>
-        <w:rPr>
-          <w:color w:val="000000" w:themeColor="text1"/>
-        </w:rPr>
-        <w:t>t{p[1</w:t>
-      </w:r>
-      <w:proofErr w:type="gramStart"/>
-      <w:r>
-        <w:rPr>
-          <w:color w:val="000000" w:themeColor="text1"/>
-        </w:rPr>
-        <w:t>]}\</w:t>
-      </w:r>
-      <w:proofErr w:type="gramEnd"/>
-      <w:r>
-        <w:rPr>
-          <w:color w:val="000000" w:themeColor="text1"/>
-        </w:rPr>
-        <w:t>t{</w:t>
-      </w:r>
-      <w:proofErr w:type="spellStart"/>
-      <w:r>
-        <w:rPr>
-          <w:color w:val="000000" w:themeColor="text1"/>
-        </w:rPr>
-        <w:t>wt</w:t>
-      </w:r>
-      <w:proofErr w:type="spellEnd"/>
-      <w:r>
-        <w:rPr>
-          <w:color w:val="000000" w:themeColor="text1"/>
-        </w:rPr>
-        <w:t>[</w:t>
-      </w:r>
-      <w:proofErr w:type="spellStart"/>
-      <w:r>
-        <w:rPr>
-          <w:color w:val="000000" w:themeColor="text1"/>
-        </w:rPr>
-        <w:t>i</w:t>
-      </w:r>
-      <w:proofErr w:type="spellEnd"/>
-      <w:proofErr w:type="gramStart"/>
-      <w:r>
-        <w:rPr>
-          <w:color w:val="000000" w:themeColor="text1"/>
-        </w:rPr>
-        <w:t>]}\</w:t>
-      </w:r>
-      <w:proofErr w:type="gramEnd"/>
-      <w:r>
-        <w:rPr>
-          <w:color w:val="000000" w:themeColor="text1"/>
-        </w:rPr>
-        <w:t>t{tat[</w:t>
-      </w:r>
-      <w:proofErr w:type="spellStart"/>
-      <w:r>
-        <w:rPr>
-          <w:color w:val="000000" w:themeColor="text1"/>
-        </w:rPr>
-        <w:t>i</w:t>
-      </w:r>
-      <w:proofErr w:type="spellEnd"/>
-      <w:r>
-        <w:rPr>
-          <w:color w:val="000000" w:themeColor="text1"/>
-        </w:rPr>
-        <w:t>]}")</w:t>
-      </w:r>
-    </w:p>
-    <w:p>
-      <w:pPr>
-        <w:pStyle w:val="ListParagraph"/>
-        <w:spacing w:line="276" w:lineRule="auto"/>
-        <w:rPr>
-          <w:color w:val="000000" w:themeColor="text1"/>
-        </w:rPr>
-      </w:pPr>
-      <w:r>
-        <w:rPr>
-          <w:color w:val="000000" w:themeColor="text1"/>
-        </w:rPr>
-        <w:t xml:space="preserve">    </w:t>
-      </w:r>
-      <w:proofErr w:type="gramStart"/>
-      <w:r>
-        <w:rPr>
-          <w:color w:val="000000" w:themeColor="text1"/>
-        </w:rPr>
-        <w:t>print(</w:t>
-      </w:r>
-      <w:proofErr w:type="gramEnd"/>
-      <w:r>
-        <w:rPr>
-          <w:color w:val="000000" w:themeColor="text1"/>
-        </w:rPr>
-        <w:t>"Average Waiting Time =", sum(</w:t>
-      </w:r>
-      <w:proofErr w:type="spellStart"/>
-      <w:r>
-        <w:rPr>
-          <w:color w:val="000000" w:themeColor="text1"/>
-        </w:rPr>
-        <w:t>wt</w:t>
-      </w:r>
-      <w:proofErr w:type="spellEnd"/>
-      <w:r>
-        <w:rPr>
-          <w:color w:val="000000" w:themeColor="text1"/>
-        </w:rPr>
-        <w:t xml:space="preserve">) / </w:t>
-      </w:r>
-      <w:proofErr w:type="spellStart"/>
-      <w:r>
-        <w:rPr>
-          <w:color w:val="000000" w:themeColor="text1"/>
-        </w:rPr>
-        <w:t>len</w:t>
-      </w:r>
-      <w:proofErr w:type="spellEnd"/>
-      <w:r>
-        <w:rPr>
-          <w:color w:val="000000" w:themeColor="text1"/>
-        </w:rPr>
-        <w:t>(processes))</w:t>
-      </w:r>
-    </w:p>
-    <w:p>
-      <w:pPr>
-        <w:pStyle w:val="ListParagraph"/>
-        <w:spacing w:line="276" w:lineRule="auto"/>
-        <w:rPr>
-          <w:color w:val="000000" w:themeColor="text1"/>
-        </w:rPr>
-      </w:pPr>
-      <w:r>
-        <w:rPr>
-          <w:color w:val="000000" w:themeColor="text1"/>
-        </w:rPr>
-        <w:t xml:space="preserve">    </w:t>
-      </w:r>
-      <w:proofErr w:type="gramStart"/>
-      <w:r>
-        <w:rPr>
-          <w:color w:val="000000" w:themeColor="text1"/>
-        </w:rPr>
-        <w:t>print(</w:t>
-      </w:r>
-      <w:proofErr w:type="gramEnd"/>
-      <w:r>
-        <w:rPr>
-          <w:color w:val="000000" w:themeColor="text1"/>
-        </w:rPr>
-        <w:t xml:space="preserve">"Average Turnaround Time =", sum(tat) / </w:t>
-      </w:r>
-      <w:proofErr w:type="spellStart"/>
-      <w:r>
-        <w:rPr>
-          <w:color w:val="000000" w:themeColor="text1"/>
-        </w:rPr>
-        <w:t>len</w:t>
-      </w:r>
-      <w:proofErr w:type="spellEnd"/>
-      <w:r>
-        <w:rPr>
-          <w:color w:val="000000" w:themeColor="text1"/>
-        </w:rPr>
-        <w:t>(processes))</w:t>
+        <w:t>def fcfs(processes):</w:t>
+      </w:r>
+    </w:p>
+    <w:p>
+      <w:pPr>
+        <w:pStyle w:val="ListParagraph"/>
+        <w:spacing w:line="276" w:lineRule="auto"/>
+        <w:rPr>
+          <w:color w:val="000000" w:themeColor="text1"/>
+        </w:rPr>
+      </w:pPr>
+      <w:r>
+        <w:rPr>
+          <w:color w:val="000000" w:themeColor="text1"/>
+        </w:rPr>
+        <w:t>    wt = [0] * len(processes)</w:t>
+      </w:r>
+    </w:p>
+    <w:p>
+      <w:pPr>
+        <w:pStyle w:val="ListParagraph"/>
+        <w:spacing w:line="276" w:lineRule="auto"/>
+        <w:rPr>
+          <w:color w:val="000000" w:themeColor="text1"/>
+        </w:rPr>
+      </w:pPr>
+      <w:r>
+        <w:rPr>
+          <w:color w:val="000000" w:themeColor="text1"/>
+        </w:rPr>
+        <w:t>    tat = [0] * len(processes)</w:t>
+      </w:r>
+    </w:p>
+    <w:p>
+      <w:pPr>
+        <w:pStyle w:val="ListParagraph"/>
+        <w:spacing w:line="276" w:lineRule="auto"/>
+        <w:rPr>
+          <w:color w:val="000000" w:themeColor="text1"/>
+        </w:rPr>
+      </w:pPr>
+      <w:r>
+        <w:rPr>
+          <w:color w:val="000000" w:themeColor="text1"/>
+        </w:rPr>
+        <w:t>    for i in range(1, len(processes)):</w:t>
+      </w:r>
+    </w:p>
+    <w:p>
+      <w:pPr>
+        <w:pStyle w:val="ListParagraph"/>
+        <w:spacing w:line="276" w:lineRule="auto"/>
+        <w:rPr>
+          <w:color w:val="000000" w:themeColor="text1"/>
+        </w:rPr>
+      </w:pPr>
+      <w:r>
+        <w:rPr>
+          <w:color w:val="000000" w:themeColor="text1"/>
+        </w:rPr>
+        <w:t>        wt[i] = wt[i - 1] + processes[i - 1][1]</w:t>
+      </w:r>
+    </w:p>
+    <w:p>
+      <w:pPr>
+        <w:pStyle w:val="ListParagraph"/>
+        <w:spacing w:line="276" w:lineRule="auto"/>
+        <w:rPr>
+          <w:color w:val="000000" w:themeColor="text1"/>
+        </w:rPr>
+      </w:pPr>
+      <w:r>
+        <w:rPr>
+          <w:color w:val="000000" w:themeColor="text1"/>
+        </w:rPr>
+        <w:t>    for i in range(len(processes)):</w:t>
+      </w:r>
+    </w:p>
+    <w:p>
+      <w:pPr>
+        <w:pStyle w:val="ListParagraph"/>
+        <w:spacing w:line="276" w:lineRule="auto"/>
+        <w:rPr>
+          <w:color w:val="000000" w:themeColor="text1"/>
+        </w:rPr>
+      </w:pPr>
+      <w:r>
+        <w:rPr>
+          <w:color w:val="000000" w:themeColor="text1"/>
+        </w:rPr>
+        <w:t>        tat[i] = wt[i] + processes[i][1]</w:t>
+      </w:r>
+    </w:p>
+    <w:p>
+      <w:pPr>
+        <w:pStyle w:val="ListParagraph"/>
+        <w:spacing w:line="276" w:lineRule="auto"/>
+        <w:rPr>
+          <w:color w:val="000000" w:themeColor="text1"/>
+        </w:rPr>
+      </w:pPr>
+      <w:r>
+        <w:rPr>
+          <w:color w:val="000000" w:themeColor="text1"/>
+        </w:rPr>
+        <w:t>    print("\nFCFS Scheduling")</w:t>
+      </w:r>
+    </w:p>
+    <w:p>
+      <w:pPr>
+        <w:pStyle w:val="ListParagraph"/>
+        <w:spacing w:line="276" w:lineRule="auto"/>
+        <w:rPr>
+          <w:color w:val="000000" w:themeColor="text1"/>
+        </w:rPr>
+      </w:pPr>
+      <w:r>
+        <w:rPr>
+          <w:color w:val="000000" w:themeColor="text1"/>
+        </w:rPr>
+        <w:t>    print("PID\tBT\tWT\tTAT")</w:t>
+      </w:r>
+    </w:p>
+    <w:p>
+      <w:pPr>
+        <w:pStyle w:val="ListParagraph"/>
+        <w:spacing w:line="276" w:lineRule="auto"/>
+        <w:rPr>
+          <w:color w:val="000000" w:themeColor="text1"/>
+        </w:rPr>
+      </w:pPr>
+      <w:r>
+        <w:rPr>
+          <w:color w:val="000000" w:themeColor="text1"/>
+        </w:rPr>
+        <w:t>    for i, p in enumerate(processes):</w:t>
+      </w:r>
+    </w:p>
+    <w:p>
+      <w:pPr>
+        <w:pStyle w:val="ListParagraph"/>
+        <w:spacing w:line="276" w:lineRule="auto"/>
+        <w:rPr>
+          <w:color w:val="000000" w:themeColor="text1"/>
+        </w:rPr>
+      </w:pPr>
+      <w:r>
+        <w:rPr>
+          <w:color w:val="000000" w:themeColor="text1"/>
+        </w:rPr>
+        <w:t>        print(f"{p[0]}\t{p[1]}\t{wt[i]}\t{tat[i]}")</w:t>
+      </w:r>
+    </w:p>
+    <w:p>
+      <w:pPr>
+        <w:pStyle w:val="ListParagraph"/>
+        <w:spacing w:line="276" w:lineRule="auto"/>
+        <w:rPr>
+          <w:color w:val="000000" w:themeColor="text1"/>
+        </w:rPr>
+      </w:pPr>
+      <w:r>
+        <w:rPr>
+          <w:color w:val="000000" w:themeColor="text1"/>
+        </w:rPr>
+        <w:t>    print("Average Waiting Time =", sum(wt) / len(processes))</w:t>
+      </w:r>
+    </w:p>
+    <w:p>
+      <w:pPr>
+        <w:pStyle w:val="ListParagraph"/>
+        <w:spacing w:line="276" w:lineRule="auto"/>
+        <w:rPr>
+          <w:color w:val="000000" w:themeColor="text1"/>
+        </w:rPr>
+      </w:pPr>
+      <w:r>
+        <w:rPr>
+          <w:color w:val="000000" w:themeColor="text1"/>
+        </w:rPr>
+        <w:t>    print("Average Turnaround Time =", sum(tat) / len(processes))</w:t>
+      </w:r>
+    </w:p>
+    <w:p>
+      <w:pPr>
+        <w:pStyle w:val="ListParagraph"/>
+        <w:spacing w:line="276" w:lineRule="auto"/>
+        <w:rPr>
+          <w:color w:val="000000" w:themeColor="text1"/>
+        </w:rPr>
+      </w:pPr>
+    </w:p>
+    <w:p>
+      <w:pPr>
+        <w:pStyle w:val="ListParagraph"/>
+        <w:spacing w:line="276" w:lineRule="auto"/>
+        <w:rPr>
+          <w:color w:val="000000" w:themeColor="text1"/>
+        </w:rPr>
+      </w:pPr>
+      <w:r>
+        <w:rPr>
+          <w:color w:val="000000" w:themeColor="text1"/>
+        </w:rPr>
+        <w:t>def sjf(processes):</w:t>
+      </w:r>
+    </w:p>
+    <w:p>
+      <w:pPr>
+        <w:pStyle w:val="ListParagraph"/>
+        <w:spacing w:line="276" w:lineRule="auto"/>
+        <w:rPr>
+          <w:color w:val="000000" w:themeColor="text1"/>
+        </w:rPr>
+      </w:pPr>
+      <w:r>
+        <w:rPr>
+          <w:color w:val="000000" w:themeColor="text1"/>
+        </w:rPr>
+        <w:t>    processes = sorted(processes, key=lambda x: x[1])</w:t>
+      </w:r>
+    </w:p>
+    <w:p>
+      <w:pPr>
+        <w:pStyle w:val="ListParagraph"/>
+        <w:spacing w:line="276" w:lineRule="auto"/>
+        <w:rPr>
+          <w:color w:val="000000" w:themeColor="text1"/>
+        </w:rPr>
+      </w:pPr>
+      <w:r>
+        <w:rPr>
+          <w:color w:val="000000" w:themeColor="text1"/>
+        </w:rPr>
+        <w:t>    wt = [0] * len(processes)</w:t>
+      </w:r>
+    </w:p>
+    <w:p>
+      <w:pPr>
+        <w:pStyle w:val="ListParagraph"/>
+        <w:spacing w:line="276" w:lineRule="auto"/>
+        <w:rPr>
+          <w:color w:val="000000" w:themeColor="text1"/>
+        </w:rPr>
+      </w:pPr>
+      <w:r>
+        <w:rPr>
+          <w:color w:val="000000" w:themeColor="text1"/>
+        </w:rPr>
+        <w:t>    tat = [0] * len(processes)</w:t>
+      </w:r>
+    </w:p>
+    <w:p>
+      <w:pPr>
+        <w:pStyle w:val="ListParagraph"/>
+        <w:spacing w:line="276" w:lineRule="auto"/>
+        <w:rPr>
+          <w:color w:val="000000" w:themeColor="text1"/>
+        </w:rPr>
+      </w:pPr>
+      <w:r>
+        <w:rPr>
+          <w:color w:val="000000" w:themeColor="text1"/>
+        </w:rPr>
+        <w:t>    for i in range(1, len(processes)):</w:t>
+      </w:r>
+    </w:p>
+    <w:p>
+      <w:pPr>
+        <w:pStyle w:val="ListParagraph"/>
+        <w:spacing w:line="276" w:lineRule="auto"/>
+        <w:rPr>
+          <w:color w:val="000000" w:themeColor="text1"/>
+        </w:rPr>
+      </w:pPr>
+      <w:r>
+        <w:rPr>
+          <w:color w:val="000000" w:themeColor="text1"/>
+        </w:rPr>
+        <w:t>        wt[i] = wt[i - 1] + processes[i - 1][1]</w:t>
+      </w:r>
+    </w:p>
+    <w:p>
+      <w:pPr>
+        <w:pStyle w:val="ListParagraph"/>
+        <w:spacing w:line="276" w:lineRule="auto"/>
+        <w:rPr>
+          <w:color w:val="000000" w:themeColor="text1"/>
+        </w:rPr>
+      </w:pPr>
+      <w:r>
+        <w:rPr>
+          <w:color w:val="000000" w:themeColor="text1"/>
+        </w:rPr>
+        <w:t>    for i in range(len(processes)):</w:t>
+      </w:r>
+    </w:p>
+    <w:p>
+      <w:pPr>
+        <w:pStyle w:val="ListParagraph"/>
+        <w:spacing w:line="276" w:lineRule="auto"/>
+        <w:rPr>
+          <w:color w:val="000000" w:themeColor="text1"/>
+        </w:rPr>
+      </w:pPr>
+      <w:r>
+        <w:rPr>
+          <w:color w:val="000000" w:themeColor="text1"/>
+        </w:rPr>
+        <w:t>        tat[i] = wt[i] + processes[i][1]</w:t>
+      </w:r>
+    </w:p>
+    <w:p>
+      <w:pPr>
+        <w:pStyle w:val="ListParagraph"/>
+        <w:spacing w:line="276" w:lineRule="auto"/>
+        <w:rPr>
+          <w:color w:val="000000" w:themeColor="text1"/>
+        </w:rPr>
+      </w:pPr>
+      <w:r>
+        <w:rPr>
+          <w:color w:val="000000" w:themeColor="text1"/>
+        </w:rPr>
+        <w:t>    print("\nSJF Scheduling")</w:t>
+      </w:r>
+    </w:p>
+    <w:p>
+      <w:pPr>
+        <w:pStyle w:val="ListParagraph"/>
+        <w:spacing w:line="276" w:lineRule="auto"/>
+        <w:rPr>
+          <w:color w:val="000000" w:themeColor="text1"/>
+        </w:rPr>
+      </w:pPr>
+      <w:r>
+        <w:rPr>
+          <w:color w:val="000000" w:themeColor="text1"/>
+        </w:rPr>
+        <w:t>    print("PID\tBT\tWT\tTAT")</w:t>
+      </w:r>
+    </w:p>
+    <w:p>
+      <w:pPr>
+        <w:pStyle w:val="ListParagraph"/>
+        <w:spacing w:line="276" w:lineRule="auto"/>
+        <w:rPr>
+          <w:color w:val="000000" w:themeColor="text1"/>
+        </w:rPr>
+      </w:pPr>
+      <w:r>
+        <w:rPr>
+          <w:color w:val="000000" w:themeColor="text1"/>
+        </w:rPr>
+        <w:t>    for i, p in enumerate(processes):</w:t>
+      </w:r>
+    </w:p>
+    <w:p>
+      <w:pPr>
+        <w:pStyle w:val="ListParagraph"/>
+        <w:spacing w:line="276" w:lineRule="auto"/>
+        <w:rPr>
+          <w:color w:val="000000" w:themeColor="text1"/>
+        </w:rPr>
+      </w:pPr>
+      <w:r>
+        <w:rPr>
+          <w:color w:val="000000" w:themeColor="text1"/>
+        </w:rPr>
+        <w:t>        print(f"{p[0]}\t{p[1]}\t{wt[i]}\t{tat[i]}")</w:t>
+      </w:r>
+    </w:p>
+    <w:p>
+      <w:pPr>
+        <w:pStyle w:val="ListParagraph"/>
+        <w:spacing w:line="276" w:lineRule="auto"/>
+        <w:rPr>
+          <w:color w:val="000000" w:themeColor="text1"/>
+        </w:rPr>
+      </w:pPr>
+      <w:r>
+        <w:rPr>
+          <w:color w:val="000000" w:themeColor="text1"/>
+        </w:rPr>
+        <w:t>    print("Average Waiting Time =", sum(wt) / len(processes))</w:t>
+      </w:r>
+    </w:p>
+    <w:p>
+      <w:pPr>
+        <w:pStyle w:val="ListParagraph"/>
+        <w:spacing w:line="276" w:lineRule="auto"/>
+        <w:rPr>
+          <w:color w:val="000000" w:themeColor="text1"/>
+        </w:rPr>
+      </w:pPr>
+      <w:r>
+        <w:rPr>
+          <w:color w:val="000000" w:themeColor="text1"/>
+        </w:rPr>
+        <w:t>    print("Average Turnaround Time =", sum(tat) / len(processes))</w:t>
       </w:r>
     </w:p>
     <w:p>
@@ -7237,430 +5420,112 @@
         <w:rPr>
           <w:color w:val="000000" w:themeColor="text1"/>
         </w:rPr>
-        <w:t xml:space="preserve">    processes = </w:t>
-      </w:r>
-      <w:proofErr w:type="gramStart"/>
-      <w:r>
-        <w:rPr>
-          <w:color w:val="000000" w:themeColor="text1"/>
-        </w:rPr>
-        <w:t>sorted(</w:t>
-      </w:r>
-      <w:proofErr w:type="gramEnd"/>
-      <w:r>
-        <w:rPr>
-          <w:color w:val="000000" w:themeColor="text1"/>
-        </w:rPr>
-        <w:t xml:space="preserve">processes, key=lambda x: </w:t>
-      </w:r>
-      <w:proofErr w:type="gramStart"/>
-      <w:r>
-        <w:rPr>
-          <w:color w:val="000000" w:themeColor="text1"/>
-        </w:rPr>
-        <w:t>x[</w:t>
-      </w:r>
-      <w:proofErr w:type="gramEnd"/>
-      <w:r>
-        <w:rPr>
-          <w:color w:val="000000" w:themeColor="text1"/>
-        </w:rPr>
-        <w:t>2])</w:t>
-      </w:r>
-    </w:p>
-    <w:p>
-      <w:pPr>
-        <w:pStyle w:val="ListParagraph"/>
-        <w:spacing w:line="276" w:lineRule="auto"/>
-        <w:rPr>
-          <w:color w:val="000000" w:themeColor="text1"/>
-        </w:rPr>
-      </w:pPr>
-      <w:r>
-        <w:rPr>
-          <w:color w:val="000000" w:themeColor="text1"/>
-        </w:rPr>
-        <w:t xml:space="preserve">    </w:t>
-      </w:r>
-      <w:proofErr w:type="spellStart"/>
-      <w:r>
-        <w:rPr>
-          <w:color w:val="000000" w:themeColor="text1"/>
-        </w:rPr>
-        <w:t>wt</w:t>
-      </w:r>
-      <w:proofErr w:type="spellEnd"/>
-      <w:r>
-        <w:rPr>
-          <w:color w:val="000000" w:themeColor="text1"/>
-        </w:rPr>
-        <w:t xml:space="preserve"> = [0] * </w:t>
-      </w:r>
-      <w:proofErr w:type="spellStart"/>
-      <w:r>
-        <w:rPr>
-          <w:color w:val="000000" w:themeColor="text1"/>
-        </w:rPr>
-        <w:t>len</w:t>
-      </w:r>
-      <w:proofErr w:type="spellEnd"/>
-      <w:r>
-        <w:rPr>
-          <w:color w:val="000000" w:themeColor="text1"/>
-        </w:rPr>
-        <w:t>(processes)</w:t>
-      </w:r>
-    </w:p>
-    <w:p>
-      <w:pPr>
-        <w:pStyle w:val="ListParagraph"/>
-        <w:spacing w:line="276" w:lineRule="auto"/>
-        <w:rPr>
-          <w:color w:val="000000" w:themeColor="text1"/>
-        </w:rPr>
-      </w:pPr>
-      <w:r>
-        <w:rPr>
-          <w:color w:val="000000" w:themeColor="text1"/>
-        </w:rPr>
-        <w:t xml:space="preserve">    tat = [0] * </w:t>
-      </w:r>
-      <w:proofErr w:type="spellStart"/>
-      <w:r>
-        <w:rPr>
-          <w:color w:val="000000" w:themeColor="text1"/>
-        </w:rPr>
-        <w:t>len</w:t>
-      </w:r>
-      <w:proofErr w:type="spellEnd"/>
-      <w:r>
-        <w:rPr>
-          <w:color w:val="000000" w:themeColor="text1"/>
-        </w:rPr>
-        <w:t>(processes)</w:t>
-      </w:r>
-    </w:p>
-    <w:p>
-      <w:pPr>
-        <w:pStyle w:val="ListParagraph"/>
-        <w:spacing w:line="276" w:lineRule="auto"/>
-        <w:rPr>
-          <w:color w:val="000000" w:themeColor="text1"/>
-        </w:rPr>
-      </w:pPr>
-      <w:r>
-        <w:rPr>
-          <w:color w:val="000000" w:themeColor="text1"/>
-        </w:rPr>
-        <w:t xml:space="preserve">    for </w:t>
-      </w:r>
-      <w:proofErr w:type="spellStart"/>
-      <w:r>
-        <w:rPr>
-          <w:color w:val="000000" w:themeColor="text1"/>
-        </w:rPr>
-        <w:t>i</w:t>
-      </w:r>
-      <w:proofErr w:type="spellEnd"/>
-      <w:r>
-        <w:rPr>
-          <w:color w:val="000000" w:themeColor="text1"/>
-        </w:rPr>
-        <w:t xml:space="preserve"> in </w:t>
-      </w:r>
-      <w:proofErr w:type="gramStart"/>
-      <w:r>
-        <w:rPr>
-          <w:color w:val="000000" w:themeColor="text1"/>
-        </w:rPr>
-        <w:t>range(</w:t>
-      </w:r>
-      <w:proofErr w:type="gramEnd"/>
-      <w:r>
-        <w:rPr>
-          <w:color w:val="000000" w:themeColor="text1"/>
-        </w:rPr>
-        <w:t xml:space="preserve">1, </w:t>
-      </w:r>
-      <w:proofErr w:type="spellStart"/>
-      <w:r>
-        <w:rPr>
-          <w:color w:val="000000" w:themeColor="text1"/>
-        </w:rPr>
-        <w:t>len</w:t>
-      </w:r>
-      <w:proofErr w:type="spellEnd"/>
-      <w:r>
-        <w:rPr>
-          <w:color w:val="000000" w:themeColor="text1"/>
-        </w:rPr>
-        <w:t>(processes)):</w:t>
-      </w:r>
-    </w:p>
-    <w:p>
-      <w:pPr>
-        <w:pStyle w:val="ListParagraph"/>
-        <w:spacing w:line="276" w:lineRule="auto"/>
-        <w:rPr>
-          <w:color w:val="000000" w:themeColor="text1"/>
-        </w:rPr>
-      </w:pPr>
-      <w:r>
-        <w:rPr>
-          <w:color w:val="000000" w:themeColor="text1"/>
-        </w:rPr>
-        <w:t xml:space="preserve">        </w:t>
-      </w:r>
-      <w:proofErr w:type="spellStart"/>
-      <w:r>
-        <w:rPr>
-          <w:color w:val="000000" w:themeColor="text1"/>
-        </w:rPr>
-        <w:t>wt</w:t>
-      </w:r>
-      <w:proofErr w:type="spellEnd"/>
-      <w:r>
-        <w:rPr>
-          <w:color w:val="000000" w:themeColor="text1"/>
-        </w:rPr>
-        <w:t>[</w:t>
-      </w:r>
-      <w:proofErr w:type="spellStart"/>
-      <w:r>
-        <w:rPr>
-          <w:color w:val="000000" w:themeColor="text1"/>
-        </w:rPr>
-        <w:t>i</w:t>
-      </w:r>
-      <w:proofErr w:type="spellEnd"/>
-      <w:r>
-        <w:rPr>
-          <w:color w:val="000000" w:themeColor="text1"/>
-        </w:rPr>
-        <w:t xml:space="preserve">] = </w:t>
-      </w:r>
-      <w:proofErr w:type="spellStart"/>
-      <w:proofErr w:type="gramStart"/>
-      <w:r>
-        <w:rPr>
-          <w:color w:val="000000" w:themeColor="text1"/>
-        </w:rPr>
-        <w:t>wt</w:t>
-      </w:r>
-      <w:proofErr w:type="spellEnd"/>
-      <w:r>
-        <w:rPr>
-          <w:color w:val="000000" w:themeColor="text1"/>
-        </w:rPr>
-        <w:t>[</w:t>
-      </w:r>
-      <w:proofErr w:type="spellStart"/>
-      <w:proofErr w:type="gramEnd"/>
-      <w:r>
-        <w:rPr>
-          <w:color w:val="000000" w:themeColor="text1"/>
-        </w:rPr>
-        <w:t>i</w:t>
-      </w:r>
-      <w:proofErr w:type="spellEnd"/>
-      <w:r>
-        <w:rPr>
-          <w:color w:val="000000" w:themeColor="text1"/>
-        </w:rPr>
-        <w:t xml:space="preserve"> - 1] + </w:t>
-      </w:r>
-      <w:proofErr w:type="gramStart"/>
-      <w:r>
-        <w:rPr>
-          <w:color w:val="000000" w:themeColor="text1"/>
-        </w:rPr>
-        <w:t>processes[</w:t>
-      </w:r>
-      <w:proofErr w:type="spellStart"/>
-      <w:proofErr w:type="gramEnd"/>
-      <w:r>
-        <w:rPr>
-          <w:color w:val="000000" w:themeColor="text1"/>
-        </w:rPr>
-        <w:t>i</w:t>
-      </w:r>
-      <w:proofErr w:type="spellEnd"/>
-      <w:r>
-        <w:rPr>
-          <w:color w:val="000000" w:themeColor="text1"/>
-        </w:rPr>
-        <w:t xml:space="preserve"> - 1][1]</w:t>
-      </w:r>
-    </w:p>
-    <w:p>
-      <w:pPr>
-        <w:pStyle w:val="ListParagraph"/>
-        <w:spacing w:line="276" w:lineRule="auto"/>
-        <w:rPr>
-          <w:color w:val="000000" w:themeColor="text1"/>
-        </w:rPr>
-      </w:pPr>
-      <w:r>
-        <w:rPr>
-          <w:color w:val="000000" w:themeColor="text1"/>
-        </w:rPr>
-        <w:t xml:space="preserve">    for </w:t>
-      </w:r>
-      <w:proofErr w:type="spellStart"/>
-      <w:r>
-        <w:rPr>
-          <w:color w:val="000000" w:themeColor="text1"/>
-        </w:rPr>
-        <w:t>i</w:t>
-      </w:r>
-      <w:proofErr w:type="spellEnd"/>
-      <w:r>
-        <w:rPr>
-          <w:color w:val="000000" w:themeColor="text1"/>
-        </w:rPr>
-        <w:t xml:space="preserve"> in range(</w:t>
-      </w:r>
-      <w:proofErr w:type="spellStart"/>
-      <w:r>
-        <w:rPr>
-          <w:color w:val="000000" w:themeColor="text1"/>
-        </w:rPr>
-        <w:t>len</w:t>
-      </w:r>
-      <w:proofErr w:type="spellEnd"/>
-      <w:r>
-        <w:rPr>
-          <w:color w:val="000000" w:themeColor="text1"/>
-        </w:rPr>
-        <w:t>(processes)):</w:t>
-      </w:r>
-    </w:p>
-    <w:p>
-      <w:pPr>
-        <w:pStyle w:val="ListParagraph"/>
-        <w:spacing w:line="276" w:lineRule="auto"/>
-        <w:rPr>
-          <w:color w:val="000000" w:themeColor="text1"/>
-        </w:rPr>
-      </w:pPr>
-      <w:r>
-        <w:rPr>
-          <w:color w:val="000000" w:themeColor="text1"/>
-        </w:rPr>
-        <w:t xml:space="preserve">        </w:t>
-      </w:r>
-      <w:proofErr w:type="spellStart"/>
-      <w:r>
-        <w:rPr>
-          <w:color w:val="000000" w:themeColor="text1"/>
-        </w:rPr>
-        <w:t>tat</w:t>
-      </w:r>
-      <w:proofErr w:type="spellEnd"/>
-      <w:r>
-        <w:rPr>
-          <w:color w:val="000000" w:themeColor="text1"/>
-        </w:rPr>
-        <w:t>[</w:t>
-      </w:r>
-      <w:proofErr w:type="spellStart"/>
-      <w:r>
-        <w:rPr>
-          <w:color w:val="000000" w:themeColor="text1"/>
-        </w:rPr>
-        <w:t>i</w:t>
-      </w:r>
-      <w:proofErr w:type="spellEnd"/>
-      <w:r>
-        <w:rPr>
-          <w:color w:val="000000" w:themeColor="text1"/>
-        </w:rPr>
-        <w:t xml:space="preserve">] = </w:t>
-      </w:r>
-      <w:proofErr w:type="spellStart"/>
-      <w:r>
-        <w:rPr>
-          <w:color w:val="000000" w:themeColor="text1"/>
-        </w:rPr>
-        <w:t>wt</w:t>
-      </w:r>
-      <w:proofErr w:type="spellEnd"/>
-      <w:r>
-        <w:rPr>
-          <w:color w:val="000000" w:themeColor="text1"/>
-        </w:rPr>
-        <w:t>[</w:t>
-      </w:r>
-      <w:proofErr w:type="spellStart"/>
-      <w:r>
-        <w:rPr>
-          <w:color w:val="000000" w:themeColor="text1"/>
-        </w:rPr>
-        <w:t>i</w:t>
-      </w:r>
-      <w:proofErr w:type="spellEnd"/>
-      <w:r>
-        <w:rPr>
-          <w:color w:val="000000" w:themeColor="text1"/>
-        </w:rPr>
-        <w:t>] + processes[</w:t>
-      </w:r>
-      <w:proofErr w:type="spellStart"/>
-      <w:r>
-        <w:rPr>
-          <w:color w:val="000000" w:themeColor="text1"/>
-        </w:rPr>
-        <w:t>i</w:t>
-      </w:r>
-      <w:proofErr w:type="spellEnd"/>
-      <w:r>
-        <w:rPr>
-          <w:color w:val="000000" w:themeColor="text1"/>
-        </w:rPr>
-        <w:t>][1]</w:t>
-      </w:r>
-    </w:p>
-    <w:p>
-      <w:pPr>
-        <w:pStyle w:val="ListParagraph"/>
-        <w:spacing w:line="276" w:lineRule="auto"/>
-        <w:rPr>
-          <w:color w:val="000000" w:themeColor="text1"/>
-        </w:rPr>
-      </w:pPr>
-      <w:r>
-        <w:rPr>
-          <w:color w:val="000000" w:themeColor="text1"/>
-        </w:rPr>
-        <w:t xml:space="preserve">    </w:t>
-      </w:r>
-      <w:proofErr w:type="gramStart"/>
-      <w:r>
-        <w:rPr>
-          <w:color w:val="000000" w:themeColor="text1"/>
-        </w:rPr>
-        <w:t>print(</w:t>
-      </w:r>
-      <w:proofErr w:type="gramEnd"/>
-      <w:r>
-        <w:rPr>
-          <w:color w:val="000000" w:themeColor="text1"/>
-        </w:rPr>
-        <w:t>"\</w:t>
-      </w:r>
-      <w:proofErr w:type="spellStart"/>
-      <w:r>
-        <w:rPr>
-          <w:color w:val="000000" w:themeColor="text1"/>
-        </w:rPr>
-        <w:t>nPriority</w:t>
-      </w:r>
-      <w:proofErr w:type="spellEnd"/>
-      <w:r>
-        <w:rPr>
-          <w:color w:val="000000" w:themeColor="text1"/>
-        </w:rPr>
-        <w:t xml:space="preserve"> Scheduling")</w:t>
+        <w:t>    processes = sorted(processes, key=lambda x: x[2])</w:t>
+      </w:r>
+    </w:p>
+    <w:p>
+      <w:pPr>
+        <w:pStyle w:val="ListParagraph"/>
+        <w:spacing w:line="276" w:lineRule="auto"/>
+        <w:rPr>
+          <w:color w:val="000000" w:themeColor="text1"/>
+        </w:rPr>
+      </w:pPr>
+      <w:r>
+        <w:rPr>
+          <w:color w:val="000000" w:themeColor="text1"/>
+        </w:rPr>
+        <w:t>    wt = [0] * len(processes)</w:t>
+      </w:r>
+    </w:p>
+    <w:p>
+      <w:pPr>
+        <w:pStyle w:val="ListParagraph"/>
+        <w:spacing w:line="276" w:lineRule="auto"/>
+        <w:rPr>
+          <w:color w:val="000000" w:themeColor="text1"/>
+        </w:rPr>
+      </w:pPr>
+      <w:r>
+        <w:rPr>
+          <w:color w:val="000000" w:themeColor="text1"/>
+        </w:rPr>
+        <w:t>    tat = [0] * len(processes)</w:t>
+      </w:r>
+    </w:p>
+    <w:p>
+      <w:pPr>
+        <w:pStyle w:val="ListParagraph"/>
+        <w:spacing w:line="276" w:lineRule="auto"/>
+        <w:rPr>
+          <w:color w:val="000000" w:themeColor="text1"/>
+        </w:rPr>
+      </w:pPr>
+      <w:r>
+        <w:rPr>
+          <w:color w:val="000000" w:themeColor="text1"/>
+        </w:rPr>
+        <w:t>    for i in range(1, len(processes)):</w:t>
+      </w:r>
+    </w:p>
+    <w:p>
+      <w:pPr>
+        <w:pStyle w:val="ListParagraph"/>
+        <w:spacing w:line="276" w:lineRule="auto"/>
+        <w:rPr>
+          <w:color w:val="000000" w:themeColor="text1"/>
+        </w:rPr>
+      </w:pPr>
+      <w:r>
+        <w:rPr>
+          <w:color w:val="000000" w:themeColor="text1"/>
+        </w:rPr>
+        <w:t>        wt[i] = wt[i - 1] + processes[i - 1][1]</w:t>
+      </w:r>
+    </w:p>
+    <w:p>
+      <w:pPr>
+        <w:pStyle w:val="ListParagraph"/>
+        <w:spacing w:line="276" w:lineRule="auto"/>
+        <w:rPr>
+          <w:color w:val="000000" w:themeColor="text1"/>
+        </w:rPr>
+      </w:pPr>
+      <w:r>
+        <w:rPr>
+          <w:color w:val="000000" w:themeColor="text1"/>
+        </w:rPr>
+        <w:t>    for i in range(len(processes)):</w:t>
+      </w:r>
+    </w:p>
+    <w:p>
+      <w:pPr>
+        <w:pStyle w:val="ListParagraph"/>
+        <w:spacing w:line="276" w:lineRule="auto"/>
+        <w:rPr>
+          <w:color w:val="000000" w:themeColor="text1"/>
+        </w:rPr>
+      </w:pPr>
+      <w:r>
+        <w:rPr>
+          <w:color w:val="000000" w:themeColor="text1"/>
+        </w:rPr>
+        <w:t>        tat[i] = wt[i] + processes[i][1]</w:t>
+      </w:r>
+    </w:p>
+    <w:p>
+      <w:pPr>
+        <w:pStyle w:val="ListParagraph"/>
+        <w:spacing w:line="276" w:lineRule="auto"/>
+        <w:rPr>
+          <w:color w:val="000000" w:themeColor="text1"/>
+        </w:rPr>
+      </w:pPr>
+      <w:r>
+        <w:rPr>
+          <w:color w:val="000000" w:themeColor="text1"/>
+        </w:rPr>
+        <w:t>    print("\nPriority Scheduling")</w:t>
       </w:r>
     </w:p>
     <w:p>
@@ -7678,63 +5543,7 @@
         <w:rPr>
           <w:color w:val="000000" w:themeColor="text1"/>
         </w:rPr>
-        <w:t>    print("PID\</w:t>
-      </w:r>
-      <w:proofErr w:type="spellStart"/>
-      <w:r>
-        <w:rPr>
-          <w:color w:val="000000" w:themeColor="text1"/>
-        </w:rPr>
-        <w:t>tBT</w:t>
-      </w:r>
-      <w:proofErr w:type="spellEnd"/>
-      <w:r>
-        <w:rPr>
-          <w:color w:val="000000" w:themeColor="text1"/>
-        </w:rPr>
-        <w:t>\</w:t>
-      </w:r>
-      <w:proofErr w:type="spellStart"/>
-      <w:r>
-        <w:rPr>
-          <w:color w:val="000000" w:themeColor="text1"/>
-        </w:rPr>
-        <w:t>tPriority</w:t>
-      </w:r>
-      <w:proofErr w:type="spellEnd"/>
-      <w:r>
-        <w:rPr>
-          <w:color w:val="000000" w:themeColor="text1"/>
-        </w:rPr>
-        <w:t>\</w:t>
-      </w:r>
-      <w:proofErr w:type="spellStart"/>
-      <w:r>
-        <w:rPr>
-          <w:color w:val="000000" w:themeColor="text1"/>
-        </w:rPr>
-        <w:t>tWT</w:t>
-      </w:r>
-      <w:proofErr w:type="spellEnd"/>
-      <w:r>
-        <w:rPr>
-          <w:color w:val="000000" w:themeColor="text1"/>
-        </w:rPr>
-        <w:t>\</w:t>
-      </w:r>
-      <w:proofErr w:type="spellStart"/>
-      <w:r>
-        <w:rPr>
-          <w:color w:val="000000" w:themeColor="text1"/>
-        </w:rPr>
-        <w:t>tTAT</w:t>
-      </w:r>
-      <w:proofErr w:type="spellEnd"/>
-      <w:r>
-        <w:rPr>
-          <w:color w:val="000000" w:themeColor="text1"/>
-        </w:rPr>
-        <w:t>")</w:t>
+        <w:t>    print("PID\tBT\tPriority\tWT\tTAT")</w:t>
       </w:r>
       <w:r>
         <w:rPr>
@@ -7756,367 +5565,121 @@
           <w:color w:val="000000" w:themeColor="text1"/>
         </w:rPr>
         <w:lastRenderedPageBreak/>
-        <w:t xml:space="preserve">    for </w:t>
-      </w:r>
-      <w:proofErr w:type="spellStart"/>
-      <w:r>
-        <w:rPr>
-          <w:color w:val="000000" w:themeColor="text1"/>
-        </w:rPr>
-        <w:t>i</w:t>
-      </w:r>
-      <w:proofErr w:type="spellEnd"/>
-      <w:r>
-        <w:rPr>
-          <w:color w:val="000000" w:themeColor="text1"/>
-        </w:rPr>
-        <w:t>, p in enumerate(processes):</w:t>
-      </w:r>
-    </w:p>
-    <w:p>
-      <w:pPr>
-        <w:pStyle w:val="ListParagraph"/>
-        <w:spacing w:line="276" w:lineRule="auto"/>
-        <w:rPr>
-          <w:color w:val="000000" w:themeColor="text1"/>
-        </w:rPr>
-      </w:pPr>
-      <w:r>
-        <w:rPr>
-          <w:color w:val="000000" w:themeColor="text1"/>
-        </w:rPr>
-        <w:t>        print(f"{p[0</w:t>
-      </w:r>
-      <w:proofErr w:type="gramStart"/>
-      <w:r>
-        <w:rPr>
-          <w:color w:val="000000" w:themeColor="text1"/>
-        </w:rPr>
-        <w:t>]}\</w:t>
-      </w:r>
-      <w:proofErr w:type="gramEnd"/>
-      <w:r>
-        <w:rPr>
-          <w:color w:val="000000" w:themeColor="text1"/>
-        </w:rPr>
-        <w:t>t{p[1</w:t>
-      </w:r>
-      <w:proofErr w:type="gramStart"/>
-      <w:r>
-        <w:rPr>
-          <w:color w:val="000000" w:themeColor="text1"/>
-        </w:rPr>
-        <w:t>]}\</w:t>
-      </w:r>
-      <w:proofErr w:type="gramEnd"/>
-      <w:r>
-        <w:rPr>
-          <w:color w:val="000000" w:themeColor="text1"/>
-        </w:rPr>
-        <w:t>t{p[2</w:t>
-      </w:r>
-      <w:proofErr w:type="gramStart"/>
-      <w:r>
-        <w:rPr>
-          <w:color w:val="000000" w:themeColor="text1"/>
-        </w:rPr>
-        <w:t>]}\t\t</w:t>
-      </w:r>
-      <w:proofErr w:type="gramEnd"/>
-      <w:r>
-        <w:rPr>
-          <w:color w:val="000000" w:themeColor="text1"/>
-        </w:rPr>
-        <w:t>{</w:t>
-      </w:r>
-      <w:proofErr w:type="spellStart"/>
-      <w:r>
-        <w:rPr>
-          <w:color w:val="000000" w:themeColor="text1"/>
-        </w:rPr>
-        <w:t>wt</w:t>
-      </w:r>
-      <w:proofErr w:type="spellEnd"/>
-      <w:r>
-        <w:rPr>
-          <w:color w:val="000000" w:themeColor="text1"/>
-        </w:rPr>
-        <w:t>[</w:t>
-      </w:r>
-      <w:proofErr w:type="spellStart"/>
-      <w:r>
-        <w:rPr>
-          <w:color w:val="000000" w:themeColor="text1"/>
-        </w:rPr>
-        <w:t>i</w:t>
-      </w:r>
-      <w:proofErr w:type="spellEnd"/>
-      <w:proofErr w:type="gramStart"/>
-      <w:r>
-        <w:rPr>
-          <w:color w:val="000000" w:themeColor="text1"/>
-        </w:rPr>
-        <w:t>]}\</w:t>
-      </w:r>
-      <w:proofErr w:type="gramEnd"/>
-      <w:r>
-        <w:rPr>
-          <w:color w:val="000000" w:themeColor="text1"/>
-        </w:rPr>
-        <w:t>t{tat[</w:t>
-      </w:r>
-      <w:proofErr w:type="spellStart"/>
-      <w:r>
-        <w:rPr>
-          <w:color w:val="000000" w:themeColor="text1"/>
-        </w:rPr>
-        <w:t>i</w:t>
-      </w:r>
-      <w:proofErr w:type="spellEnd"/>
-      <w:r>
-        <w:rPr>
-          <w:color w:val="000000" w:themeColor="text1"/>
-        </w:rPr>
-        <w:t>]}")</w:t>
-      </w:r>
-    </w:p>
-    <w:p>
-      <w:pPr>
-        <w:pStyle w:val="ListParagraph"/>
-        <w:spacing w:line="276" w:lineRule="auto"/>
-        <w:rPr>
-          <w:color w:val="000000" w:themeColor="text1"/>
-        </w:rPr>
-      </w:pPr>
-      <w:r>
-        <w:rPr>
-          <w:color w:val="000000" w:themeColor="text1"/>
-        </w:rPr>
-        <w:t xml:space="preserve">    </w:t>
-      </w:r>
-      <w:proofErr w:type="gramStart"/>
-      <w:r>
-        <w:rPr>
-          <w:color w:val="000000" w:themeColor="text1"/>
-        </w:rPr>
-        <w:t>print(</w:t>
-      </w:r>
-      <w:proofErr w:type="gramEnd"/>
-      <w:r>
-        <w:rPr>
-          <w:color w:val="000000" w:themeColor="text1"/>
-        </w:rPr>
-        <w:t>"Average Waiting Time =", sum(</w:t>
-      </w:r>
-      <w:proofErr w:type="spellStart"/>
-      <w:r>
-        <w:rPr>
-          <w:color w:val="000000" w:themeColor="text1"/>
-        </w:rPr>
-        <w:t>wt</w:t>
-      </w:r>
-      <w:proofErr w:type="spellEnd"/>
-      <w:r>
-        <w:rPr>
-          <w:color w:val="000000" w:themeColor="text1"/>
-        </w:rPr>
-        <w:t xml:space="preserve">) / </w:t>
-      </w:r>
-      <w:proofErr w:type="spellStart"/>
-      <w:r>
-        <w:rPr>
-          <w:color w:val="000000" w:themeColor="text1"/>
-        </w:rPr>
-        <w:t>len</w:t>
-      </w:r>
-      <w:proofErr w:type="spellEnd"/>
-      <w:r>
-        <w:rPr>
-          <w:color w:val="000000" w:themeColor="text1"/>
-        </w:rPr>
-        <w:t>(processes))</w:t>
-      </w:r>
-    </w:p>
-    <w:p>
-      <w:pPr>
-        <w:pStyle w:val="ListParagraph"/>
-        <w:spacing w:line="276" w:lineRule="auto"/>
-        <w:rPr>
-          <w:color w:val="000000" w:themeColor="text1"/>
-        </w:rPr>
-      </w:pPr>
-      <w:r>
-        <w:rPr>
-          <w:color w:val="000000" w:themeColor="text1"/>
-        </w:rPr>
-        <w:t xml:space="preserve">    </w:t>
-      </w:r>
-      <w:proofErr w:type="gramStart"/>
-      <w:r>
-        <w:rPr>
-          <w:color w:val="000000" w:themeColor="text1"/>
-        </w:rPr>
-        <w:t>print(</w:t>
-      </w:r>
-      <w:proofErr w:type="gramEnd"/>
-      <w:r>
-        <w:rPr>
-          <w:color w:val="000000" w:themeColor="text1"/>
-        </w:rPr>
-        <w:t xml:space="preserve">"Average Turnaround Time =", sum(tat) / </w:t>
-      </w:r>
-      <w:proofErr w:type="spellStart"/>
-      <w:r>
-        <w:rPr>
-          <w:color w:val="000000" w:themeColor="text1"/>
-        </w:rPr>
-        <w:t>len</w:t>
-      </w:r>
-      <w:proofErr w:type="spellEnd"/>
-      <w:r>
-        <w:rPr>
-          <w:color w:val="000000" w:themeColor="text1"/>
-        </w:rPr>
-        <w:t>(processes))</w:t>
-      </w:r>
-    </w:p>
-    <w:p>
-      <w:pPr>
-        <w:pStyle w:val="ListParagraph"/>
-        <w:spacing w:line="276" w:lineRule="auto"/>
-        <w:rPr>
-          <w:color w:val="000000" w:themeColor="text1"/>
-        </w:rPr>
-      </w:pPr>
-    </w:p>
-    <w:p>
-      <w:pPr>
-        <w:pStyle w:val="ListParagraph"/>
-        <w:spacing w:line="276" w:lineRule="auto"/>
-        <w:rPr>
-          <w:color w:val="000000" w:themeColor="text1"/>
-        </w:rPr>
-      </w:pPr>
-      <w:r>
-        <w:rPr>
-          <w:color w:val="000000" w:themeColor="text1"/>
-        </w:rPr>
-        <w:t xml:space="preserve">def </w:t>
-      </w:r>
-      <w:proofErr w:type="spellStart"/>
-      <w:r>
-        <w:rPr>
-          <w:color w:val="000000" w:themeColor="text1"/>
-        </w:rPr>
-        <w:t>round_</w:t>
-      </w:r>
-      <w:proofErr w:type="gramStart"/>
-      <w:r>
-        <w:rPr>
-          <w:color w:val="000000" w:themeColor="text1"/>
-        </w:rPr>
-        <w:t>robin</w:t>
-      </w:r>
-      <w:proofErr w:type="spellEnd"/>
-      <w:r>
-        <w:rPr>
-          <w:color w:val="000000" w:themeColor="text1"/>
-        </w:rPr>
-        <w:t>(</w:t>
-      </w:r>
-      <w:proofErr w:type="gramEnd"/>
-      <w:r>
-        <w:rPr>
-          <w:color w:val="000000" w:themeColor="text1"/>
-        </w:rPr>
-        <w:t>processes, quantum):</w:t>
-      </w:r>
-    </w:p>
-    <w:p>
-      <w:pPr>
-        <w:pStyle w:val="ListParagraph"/>
-        <w:spacing w:line="276" w:lineRule="auto"/>
-        <w:rPr>
-          <w:color w:val="000000" w:themeColor="text1"/>
-        </w:rPr>
-      </w:pPr>
-      <w:r>
-        <w:rPr>
-          <w:color w:val="000000" w:themeColor="text1"/>
-        </w:rPr>
-        <w:t xml:space="preserve">    n = </w:t>
-      </w:r>
-      <w:proofErr w:type="spellStart"/>
-      <w:r>
-        <w:rPr>
-          <w:color w:val="000000" w:themeColor="text1"/>
-        </w:rPr>
-        <w:t>len</w:t>
-      </w:r>
-      <w:proofErr w:type="spellEnd"/>
-      <w:r>
-        <w:rPr>
-          <w:color w:val="000000" w:themeColor="text1"/>
-        </w:rPr>
-        <w:t>(processes)</w:t>
-      </w:r>
-    </w:p>
-    <w:p>
-      <w:pPr>
-        <w:pStyle w:val="ListParagraph"/>
-        <w:spacing w:line="276" w:lineRule="auto"/>
-        <w:rPr>
-          <w:color w:val="000000" w:themeColor="text1"/>
-        </w:rPr>
-      </w:pPr>
-      <w:r>
-        <w:rPr>
-          <w:color w:val="000000" w:themeColor="text1"/>
-        </w:rPr>
-        <w:t>    remaining = [</w:t>
-      </w:r>
-      <w:proofErr w:type="gramStart"/>
-      <w:r>
-        <w:rPr>
-          <w:color w:val="000000" w:themeColor="text1"/>
-        </w:rPr>
-        <w:t>p[</w:t>
-      </w:r>
-      <w:proofErr w:type="gramEnd"/>
-      <w:r>
-        <w:rPr>
-          <w:color w:val="000000" w:themeColor="text1"/>
-        </w:rPr>
-        <w:t>1] for p in processes]</w:t>
-      </w:r>
-    </w:p>
-    <w:p>
-      <w:pPr>
-        <w:pStyle w:val="ListParagraph"/>
-        <w:spacing w:line="276" w:lineRule="auto"/>
-        <w:rPr>
-          <w:color w:val="000000" w:themeColor="text1"/>
-        </w:rPr>
-      </w:pPr>
-      <w:r>
-        <w:rPr>
-          <w:color w:val="000000" w:themeColor="text1"/>
-        </w:rPr>
-        <w:t xml:space="preserve">    </w:t>
-      </w:r>
-      <w:proofErr w:type="spellStart"/>
-      <w:r>
-        <w:rPr>
-          <w:color w:val="000000" w:themeColor="text1"/>
-        </w:rPr>
-        <w:t>wt</w:t>
-      </w:r>
-      <w:proofErr w:type="spellEnd"/>
-      <w:r>
-        <w:rPr>
-          <w:color w:val="000000" w:themeColor="text1"/>
-        </w:rPr>
-        <w:t xml:space="preserve"> = [0] * n</w:t>
+        <w:t>    for i, p in enumerate(processes):</w:t>
+      </w:r>
+    </w:p>
+    <w:p>
+      <w:pPr>
+        <w:pStyle w:val="ListParagraph"/>
+        <w:spacing w:line="276" w:lineRule="auto"/>
+        <w:rPr>
+          <w:color w:val="000000" w:themeColor="text1"/>
+        </w:rPr>
+      </w:pPr>
+      <w:r>
+        <w:rPr>
+          <w:color w:val="000000" w:themeColor="text1"/>
+        </w:rPr>
+        <w:t>        print(f"{p[0]}\t{p[1]}\t{p[2]}\t\t{wt[i]}\t{tat[i]}")</w:t>
+      </w:r>
+    </w:p>
+    <w:p>
+      <w:pPr>
+        <w:pStyle w:val="ListParagraph"/>
+        <w:spacing w:line="276" w:lineRule="auto"/>
+        <w:rPr>
+          <w:color w:val="000000" w:themeColor="text1"/>
+        </w:rPr>
+      </w:pPr>
+      <w:r>
+        <w:rPr>
+          <w:color w:val="000000" w:themeColor="text1"/>
+        </w:rPr>
+        <w:t>    print("Average Waiting Time =", sum(wt) / len(processes))</w:t>
+      </w:r>
+    </w:p>
+    <w:p>
+      <w:pPr>
+        <w:pStyle w:val="ListParagraph"/>
+        <w:spacing w:line="276" w:lineRule="auto"/>
+        <w:rPr>
+          <w:color w:val="000000" w:themeColor="text1"/>
+        </w:rPr>
+      </w:pPr>
+      <w:r>
+        <w:rPr>
+          <w:color w:val="000000" w:themeColor="text1"/>
+        </w:rPr>
+        <w:t>    print("Average Turnaround Time =", sum(tat) / len(processes))</w:t>
+      </w:r>
+    </w:p>
+    <w:p>
+      <w:pPr>
+        <w:pStyle w:val="ListParagraph"/>
+        <w:spacing w:line="276" w:lineRule="auto"/>
+        <w:rPr>
+          <w:color w:val="000000" w:themeColor="text1"/>
+        </w:rPr>
+      </w:pPr>
+    </w:p>
+    <w:p>
+      <w:pPr>
+        <w:pStyle w:val="ListParagraph"/>
+        <w:spacing w:line="276" w:lineRule="auto"/>
+        <w:rPr>
+          <w:color w:val="000000" w:themeColor="text1"/>
+        </w:rPr>
+      </w:pPr>
+      <w:r>
+        <w:rPr>
+          <w:color w:val="000000" w:themeColor="text1"/>
+        </w:rPr>
+        <w:t>def round_robin(processes, quantum):</w:t>
+      </w:r>
+    </w:p>
+    <w:p>
+      <w:pPr>
+        <w:pStyle w:val="ListParagraph"/>
+        <w:spacing w:line="276" w:lineRule="auto"/>
+        <w:rPr>
+          <w:color w:val="000000" w:themeColor="text1"/>
+        </w:rPr>
+      </w:pPr>
+      <w:r>
+        <w:rPr>
+          <w:color w:val="000000" w:themeColor="text1"/>
+        </w:rPr>
+        <w:t>    n = len(processes)</w:t>
+      </w:r>
+    </w:p>
+    <w:p>
+      <w:pPr>
+        <w:pStyle w:val="ListParagraph"/>
+        <w:spacing w:line="276" w:lineRule="auto"/>
+        <w:rPr>
+          <w:color w:val="000000" w:themeColor="text1"/>
+        </w:rPr>
+      </w:pPr>
+      <w:r>
+        <w:rPr>
+          <w:color w:val="000000" w:themeColor="text1"/>
+        </w:rPr>
+        <w:t>    remaining = [p[1] for p in processes]</w:t>
+      </w:r>
+    </w:p>
+    <w:p>
+      <w:pPr>
+        <w:pStyle w:val="ListParagraph"/>
+        <w:spacing w:line="276" w:lineRule="auto"/>
+        <w:rPr>
+          <w:color w:val="000000" w:themeColor="text1"/>
+        </w:rPr>
+      </w:pPr>
+      <w:r>
+        <w:rPr>
+          <w:color w:val="000000" w:themeColor="text1"/>
+        </w:rPr>
+        <w:t>    wt = [0] * n</w:t>
       </w:r>
     </w:p>
     <w:p>
@@ -8191,50 +5754,22 @@
         <w:rPr>
           <w:color w:val="000000" w:themeColor="text1"/>
         </w:rPr>
-        <w:t xml:space="preserve">        for </w:t>
-      </w:r>
-      <w:proofErr w:type="spellStart"/>
-      <w:r>
-        <w:rPr>
-          <w:color w:val="000000" w:themeColor="text1"/>
-        </w:rPr>
-        <w:t>i</w:t>
-      </w:r>
-      <w:proofErr w:type="spellEnd"/>
-      <w:r>
-        <w:rPr>
-          <w:color w:val="000000" w:themeColor="text1"/>
-        </w:rPr>
-        <w:t xml:space="preserve"> in range(n):</w:t>
-      </w:r>
-    </w:p>
-    <w:p>
-      <w:pPr>
-        <w:pStyle w:val="ListParagraph"/>
-        <w:spacing w:line="276" w:lineRule="auto"/>
-        <w:rPr>
-          <w:color w:val="000000" w:themeColor="text1"/>
-        </w:rPr>
-      </w:pPr>
-      <w:r>
-        <w:rPr>
-          <w:color w:val="000000" w:themeColor="text1"/>
-        </w:rPr>
-        <w:t>            if remaining[</w:t>
-      </w:r>
-      <w:proofErr w:type="spellStart"/>
-      <w:r>
-        <w:rPr>
-          <w:color w:val="000000" w:themeColor="text1"/>
-        </w:rPr>
-        <w:t>i</w:t>
-      </w:r>
-      <w:proofErr w:type="spellEnd"/>
-      <w:r>
-        <w:rPr>
-          <w:color w:val="000000" w:themeColor="text1"/>
-        </w:rPr>
-        <w:t>] &gt; 0:</w:t>
+        <w:t>        for i in range(n):</w:t>
+      </w:r>
+    </w:p>
+    <w:p>
+      <w:pPr>
+        <w:pStyle w:val="ListParagraph"/>
+        <w:spacing w:line="276" w:lineRule="auto"/>
+        <w:rPr>
+          <w:color w:val="000000" w:themeColor="text1"/>
+        </w:rPr>
+      </w:pPr>
+      <w:r>
+        <w:rPr>
+          <w:color w:val="000000" w:themeColor="text1"/>
+        </w:rPr>
+        <w:t>            if remaining[i] &gt; 0:</w:t>
       </w:r>
     </w:p>
     <w:p>
@@ -8264,21 +5799,7 @@
         <w:rPr>
           <w:color w:val="000000" w:themeColor="text1"/>
         </w:rPr>
-        <w:t>                if remaining[</w:t>
-      </w:r>
-      <w:proofErr w:type="spellStart"/>
-      <w:r>
-        <w:rPr>
-          <w:color w:val="000000" w:themeColor="text1"/>
-        </w:rPr>
-        <w:t>i</w:t>
-      </w:r>
-      <w:proofErr w:type="spellEnd"/>
-      <w:r>
-        <w:rPr>
-          <w:color w:val="000000" w:themeColor="text1"/>
-        </w:rPr>
-        <w:t>] &gt; quantum:</w:t>
+        <w:t>                if remaining[i] &gt; quantum:</w:t>
       </w:r>
     </w:p>
     <w:p>
@@ -8308,21 +5829,7 @@
         <w:rPr>
           <w:color w:val="000000" w:themeColor="text1"/>
         </w:rPr>
-        <w:t>                    remaining[</w:t>
-      </w:r>
-      <w:proofErr w:type="spellStart"/>
-      <w:r>
-        <w:rPr>
-          <w:color w:val="000000" w:themeColor="text1"/>
-        </w:rPr>
-        <w:t>i</w:t>
-      </w:r>
-      <w:proofErr w:type="spellEnd"/>
-      <w:r>
-        <w:rPr>
-          <w:color w:val="000000" w:themeColor="text1"/>
-        </w:rPr>
-        <w:t>] -= quantum</w:t>
+        <w:t>                    remaining[i] -= quantum</w:t>
       </w:r>
     </w:p>
     <w:p>
@@ -8352,16 +5859,281 @@
         <w:rPr>
           <w:color w:val="000000" w:themeColor="text1"/>
         </w:rPr>
-        <w:t>                    time += remaining[</w:t>
-      </w:r>
-      <w:proofErr w:type="spellStart"/>
-      <w:r>
-        <w:rPr>
-          <w:color w:val="000000" w:themeColor="text1"/>
-        </w:rPr>
-        <w:t>i</w:t>
-      </w:r>
-      <w:proofErr w:type="spellEnd"/>
+        <w:t>                    time += remaining[i]</w:t>
+      </w:r>
+    </w:p>
+    <w:p>
+      <w:pPr>
+        <w:pStyle w:val="ListParagraph"/>
+        <w:spacing w:line="276" w:lineRule="auto"/>
+        <w:rPr>
+          <w:color w:val="000000" w:themeColor="text1"/>
+        </w:rPr>
+      </w:pPr>
+      <w:r>
+        <w:rPr>
+          <w:color w:val="000000" w:themeColor="text1"/>
+        </w:rPr>
+        <w:t>                    wt[i] = time - processes[i][1]</w:t>
+      </w:r>
+    </w:p>
+    <w:p>
+      <w:pPr>
+        <w:pStyle w:val="ListParagraph"/>
+        <w:spacing w:line="276" w:lineRule="auto"/>
+        <w:rPr>
+          <w:color w:val="000000" w:themeColor="text1"/>
+        </w:rPr>
+      </w:pPr>
+      <w:r>
+        <w:rPr>
+          <w:color w:val="000000" w:themeColor="text1"/>
+        </w:rPr>
+        <w:t>                    remaining[i] = 0</w:t>
+      </w:r>
+    </w:p>
+    <w:p>
+      <w:pPr>
+        <w:pStyle w:val="ListParagraph"/>
+        <w:spacing w:line="276" w:lineRule="auto"/>
+        <w:rPr>
+          <w:color w:val="000000" w:themeColor="text1"/>
+        </w:rPr>
+      </w:pPr>
+      <w:r>
+        <w:rPr>
+          <w:color w:val="000000" w:themeColor="text1"/>
+        </w:rPr>
+        <w:t>        if done:</w:t>
+      </w:r>
+    </w:p>
+    <w:p>
+      <w:pPr>
+        <w:pStyle w:val="ListParagraph"/>
+        <w:spacing w:line="276" w:lineRule="auto"/>
+        <w:rPr>
+          <w:color w:val="000000" w:themeColor="text1"/>
+        </w:rPr>
+      </w:pPr>
+      <w:r>
+        <w:rPr>
+          <w:color w:val="000000" w:themeColor="text1"/>
+        </w:rPr>
+        <w:t>            break</w:t>
+      </w:r>
+    </w:p>
+    <w:p>
+      <w:pPr>
+        <w:pStyle w:val="ListParagraph"/>
+        <w:spacing w:line="276" w:lineRule="auto"/>
+        <w:rPr>
+          <w:color w:val="000000" w:themeColor="text1"/>
+        </w:rPr>
+      </w:pPr>
+      <w:r>
+        <w:rPr>
+          <w:color w:val="000000" w:themeColor="text1"/>
+        </w:rPr>
+        <w:t>    for i in range(n):</w:t>
+      </w:r>
+    </w:p>
+    <w:p>
+      <w:pPr>
+        <w:pStyle w:val="ListParagraph"/>
+        <w:spacing w:line="276" w:lineRule="auto"/>
+        <w:rPr>
+          <w:color w:val="000000" w:themeColor="text1"/>
+        </w:rPr>
+      </w:pPr>
+      <w:r>
+        <w:rPr>
+          <w:color w:val="000000" w:themeColor="text1"/>
+        </w:rPr>
+        <w:t>        tat[i] = processes[i][1] + wt[i]</w:t>
+      </w:r>
+    </w:p>
+    <w:p>
+      <w:pPr>
+        <w:pStyle w:val="ListParagraph"/>
+        <w:spacing w:line="276" w:lineRule="auto"/>
+        <w:rPr>
+          <w:color w:val="000000" w:themeColor="text1"/>
+        </w:rPr>
+      </w:pPr>
+      <w:r>
+        <w:rPr>
+          <w:color w:val="000000" w:themeColor="text1"/>
+        </w:rPr>
+        <w:t>    print("\nRound Robin Scheduling")</w:t>
+      </w:r>
+    </w:p>
+    <w:p>
+      <w:pPr>
+        <w:pStyle w:val="ListParagraph"/>
+        <w:spacing w:line="276" w:lineRule="auto"/>
+        <w:rPr>
+          <w:color w:val="000000" w:themeColor="text1"/>
+        </w:rPr>
+      </w:pPr>
+      <w:r>
+        <w:rPr>
+          <w:color w:val="000000" w:themeColor="text1"/>
+        </w:rPr>
+        <w:t>    print("PID\tBT\tWT\tTAT")</w:t>
+      </w:r>
+    </w:p>
+    <w:p>
+      <w:pPr>
+        <w:pStyle w:val="ListParagraph"/>
+        <w:spacing w:line="276" w:lineRule="auto"/>
+        <w:rPr>
+          <w:color w:val="000000" w:themeColor="text1"/>
+        </w:rPr>
+      </w:pPr>
+      <w:r>
+        <w:rPr>
+          <w:color w:val="000000" w:themeColor="text1"/>
+        </w:rPr>
+        <w:t>    for i, p in enumerate(processes):</w:t>
+      </w:r>
+    </w:p>
+    <w:p>
+      <w:pPr>
+        <w:pStyle w:val="ListParagraph"/>
+        <w:spacing w:line="276" w:lineRule="auto"/>
+        <w:rPr>
+          <w:color w:val="000000" w:themeColor="text1"/>
+        </w:rPr>
+      </w:pPr>
+      <w:r>
+        <w:rPr>
+          <w:color w:val="000000" w:themeColor="text1"/>
+        </w:rPr>
+        <w:t>        print(f"{p[0]}\t{p[1]}\t{wt[i]}\t{tat[i]}")</w:t>
+      </w:r>
+    </w:p>
+    <w:p>
+      <w:pPr>
+        <w:pStyle w:val="ListParagraph"/>
+        <w:spacing w:line="276" w:lineRule="auto"/>
+        <w:rPr>
+          <w:color w:val="000000" w:themeColor="text1"/>
+        </w:rPr>
+      </w:pPr>
+      <w:r>
+        <w:rPr>
+          <w:color w:val="000000" w:themeColor="text1"/>
+        </w:rPr>
+        <w:t>    print("Average Waiting Time =", sum(wt) / n)</w:t>
+      </w:r>
+    </w:p>
+    <w:p>
+      <w:pPr>
+        <w:pStyle w:val="ListParagraph"/>
+        <w:spacing w:line="276" w:lineRule="auto"/>
+        <w:rPr>
+          <w:color w:val="000000" w:themeColor="text1"/>
+        </w:rPr>
+      </w:pPr>
+      <w:r>
+        <w:rPr>
+          <w:color w:val="000000" w:themeColor="text1"/>
+        </w:rPr>
+        <w:t>    print("Average Turnaround Time =", sum(tat) / n)</w:t>
+      </w:r>
+    </w:p>
+    <w:p>
+      <w:pPr>
+        <w:pStyle w:val="ListParagraph"/>
+        <w:spacing w:line="276" w:lineRule="auto"/>
+        <w:rPr>
+          <w:color w:val="000000" w:themeColor="text1"/>
+        </w:rPr>
+      </w:pPr>
+    </w:p>
+    <w:p>
+      <w:pPr>
+        <w:pStyle w:val="ListParagraph"/>
+        <w:spacing w:line="276" w:lineRule="auto"/>
+        <w:rPr>
+          <w:color w:val="000000" w:themeColor="text1"/>
+        </w:rPr>
+      </w:pPr>
+      <w:r>
+        <w:rPr>
+          <w:color w:val="000000" w:themeColor="text1"/>
+        </w:rPr>
+        <w:t>processes = [</w:t>
+      </w:r>
+    </w:p>
+    <w:p>
+      <w:pPr>
+        <w:pStyle w:val="ListParagraph"/>
+        <w:spacing w:line="276" w:lineRule="auto"/>
+        <w:rPr>
+          <w:color w:val="000000" w:themeColor="text1"/>
+        </w:rPr>
+      </w:pPr>
+      <w:r>
+        <w:rPr>
+          <w:color w:val="000000" w:themeColor="text1"/>
+        </w:rPr>
+        <w:t>    ("P1", 6, 2),</w:t>
+      </w:r>
+    </w:p>
+    <w:p>
+      <w:pPr>
+        <w:pStyle w:val="ListParagraph"/>
+        <w:spacing w:line="276" w:lineRule="auto"/>
+        <w:rPr>
+          <w:color w:val="000000" w:themeColor="text1"/>
+        </w:rPr>
+      </w:pPr>
+      <w:r>
+        <w:rPr>
+          <w:color w:val="000000" w:themeColor="text1"/>
+        </w:rPr>
+        <w:t>    ("P2", 8, 1),</w:t>
+      </w:r>
+    </w:p>
+    <w:p>
+      <w:pPr>
+        <w:pStyle w:val="ListParagraph"/>
+        <w:spacing w:line="276" w:lineRule="auto"/>
+        <w:rPr>
+          <w:color w:val="000000" w:themeColor="text1"/>
+        </w:rPr>
+      </w:pPr>
+      <w:r>
+        <w:rPr>
+          <w:color w:val="000000" w:themeColor="text1"/>
+        </w:rPr>
+        <w:t>    ("P3", 7, 3),</w:t>
+      </w:r>
+    </w:p>
+    <w:p>
+      <w:pPr>
+        <w:pStyle w:val="ListParagraph"/>
+        <w:spacing w:line="276" w:lineRule="auto"/>
+        <w:rPr>
+          <w:color w:val="000000" w:themeColor="text1"/>
+        </w:rPr>
+      </w:pPr>
+      <w:r>
+        <w:rPr>
+          <w:color w:val="000000" w:themeColor="text1"/>
+        </w:rPr>
+        <w:t>    ("P4", 3, 2)</w:t>
+      </w:r>
+    </w:p>
+    <w:p>
+      <w:pPr>
+        <w:pStyle w:val="ListParagraph"/>
+        <w:spacing w:line="276" w:lineRule="auto"/>
+        <w:rPr>
+          <w:color w:val="000000" w:themeColor="text1"/>
+        </w:rPr>
+      </w:pPr>
       <w:r>
         <w:rPr>
           <w:color w:val="000000" w:themeColor="text1"/>
@@ -8377,674 +6149,35 @@
           <w:color w:val="000000" w:themeColor="text1"/>
         </w:rPr>
       </w:pPr>
-      <w:r>
-        <w:rPr>
-          <w:color w:val="000000" w:themeColor="text1"/>
-        </w:rPr>
-        <w:t xml:space="preserve">                    </w:t>
-      </w:r>
-      <w:proofErr w:type="spellStart"/>
-      <w:r>
-        <w:rPr>
-          <w:color w:val="000000" w:themeColor="text1"/>
-        </w:rPr>
-        <w:t>wt</w:t>
-      </w:r>
-      <w:proofErr w:type="spellEnd"/>
-      <w:r>
-        <w:rPr>
-          <w:color w:val="000000" w:themeColor="text1"/>
-        </w:rPr>
-        <w:t>[</w:t>
-      </w:r>
-      <w:proofErr w:type="spellStart"/>
-      <w:r>
-        <w:rPr>
-          <w:color w:val="000000" w:themeColor="text1"/>
-        </w:rPr>
-        <w:t>i</w:t>
-      </w:r>
-      <w:proofErr w:type="spellEnd"/>
-      <w:r>
-        <w:rPr>
-          <w:color w:val="000000" w:themeColor="text1"/>
-        </w:rPr>
-        <w:t>] = time - processes[</w:t>
-      </w:r>
-      <w:proofErr w:type="spellStart"/>
-      <w:r>
-        <w:rPr>
-          <w:color w:val="000000" w:themeColor="text1"/>
-        </w:rPr>
-        <w:t>i</w:t>
-      </w:r>
-      <w:proofErr w:type="spellEnd"/>
-      <w:r>
-        <w:rPr>
-          <w:color w:val="000000" w:themeColor="text1"/>
-        </w:rPr>
-        <w:t>][1]</w:t>
-      </w:r>
-    </w:p>
-    <w:p>
-      <w:pPr>
-        <w:pStyle w:val="ListParagraph"/>
-        <w:spacing w:line="276" w:lineRule="auto"/>
-        <w:rPr>
-          <w:color w:val="000000" w:themeColor="text1"/>
-        </w:rPr>
-      </w:pPr>
-      <w:r>
-        <w:rPr>
-          <w:color w:val="000000" w:themeColor="text1"/>
-        </w:rPr>
-        <w:t>                    remaining[</w:t>
-      </w:r>
-      <w:proofErr w:type="spellStart"/>
-      <w:r>
-        <w:rPr>
-          <w:color w:val="000000" w:themeColor="text1"/>
-        </w:rPr>
-        <w:t>i</w:t>
-      </w:r>
-      <w:proofErr w:type="spellEnd"/>
-      <w:r>
-        <w:rPr>
-          <w:color w:val="000000" w:themeColor="text1"/>
-        </w:rPr>
-        <w:t>] = 0</w:t>
-      </w:r>
-    </w:p>
-    <w:p>
-      <w:pPr>
-        <w:pStyle w:val="ListParagraph"/>
-        <w:spacing w:line="276" w:lineRule="auto"/>
-        <w:rPr>
-          <w:color w:val="000000" w:themeColor="text1"/>
-        </w:rPr>
-      </w:pPr>
-      <w:r>
-        <w:rPr>
-          <w:color w:val="000000" w:themeColor="text1"/>
-        </w:rPr>
-        <w:t>        if done:</w:t>
-      </w:r>
-    </w:p>
-    <w:p>
-      <w:pPr>
-        <w:pStyle w:val="ListParagraph"/>
-        <w:spacing w:line="276" w:lineRule="auto"/>
-        <w:rPr>
-          <w:color w:val="000000" w:themeColor="text1"/>
-        </w:rPr>
-      </w:pPr>
-      <w:r>
-        <w:rPr>
-          <w:color w:val="000000" w:themeColor="text1"/>
-        </w:rPr>
-        <w:t>            break</w:t>
-      </w:r>
-    </w:p>
-    <w:p>
-      <w:pPr>
-        <w:pStyle w:val="ListParagraph"/>
-        <w:spacing w:line="276" w:lineRule="auto"/>
-        <w:rPr>
-          <w:color w:val="000000" w:themeColor="text1"/>
-        </w:rPr>
-      </w:pPr>
-      <w:r>
-        <w:rPr>
-          <w:color w:val="000000" w:themeColor="text1"/>
-        </w:rPr>
-        <w:t xml:space="preserve">    for </w:t>
-      </w:r>
-      <w:proofErr w:type="spellStart"/>
-      <w:r>
-        <w:rPr>
-          <w:color w:val="000000" w:themeColor="text1"/>
-        </w:rPr>
-        <w:t>i</w:t>
-      </w:r>
-      <w:proofErr w:type="spellEnd"/>
-      <w:r>
-        <w:rPr>
-          <w:color w:val="000000" w:themeColor="text1"/>
-        </w:rPr>
-        <w:t xml:space="preserve"> in range(n):</w:t>
-      </w:r>
-    </w:p>
-    <w:p>
-      <w:pPr>
-        <w:pStyle w:val="ListParagraph"/>
-        <w:spacing w:line="276" w:lineRule="auto"/>
-        <w:rPr>
-          <w:color w:val="000000" w:themeColor="text1"/>
-        </w:rPr>
-      </w:pPr>
-      <w:r>
-        <w:rPr>
-          <w:color w:val="000000" w:themeColor="text1"/>
-        </w:rPr>
-        <w:t xml:space="preserve">        </w:t>
-      </w:r>
-      <w:proofErr w:type="spellStart"/>
-      <w:r>
-        <w:rPr>
-          <w:color w:val="000000" w:themeColor="text1"/>
-        </w:rPr>
-        <w:t>tat</w:t>
-      </w:r>
-      <w:proofErr w:type="spellEnd"/>
-      <w:r>
-        <w:rPr>
-          <w:color w:val="000000" w:themeColor="text1"/>
-        </w:rPr>
-        <w:t>[</w:t>
-      </w:r>
-      <w:proofErr w:type="spellStart"/>
-      <w:r>
-        <w:rPr>
-          <w:color w:val="000000" w:themeColor="text1"/>
-        </w:rPr>
-        <w:t>i</w:t>
-      </w:r>
-      <w:proofErr w:type="spellEnd"/>
-      <w:r>
-        <w:rPr>
-          <w:color w:val="000000" w:themeColor="text1"/>
-        </w:rPr>
-        <w:t>] = processes[</w:t>
-      </w:r>
-      <w:proofErr w:type="spellStart"/>
-      <w:r>
-        <w:rPr>
-          <w:color w:val="000000" w:themeColor="text1"/>
-        </w:rPr>
-        <w:t>i</w:t>
-      </w:r>
-      <w:proofErr w:type="spellEnd"/>
-      <w:r>
-        <w:rPr>
-          <w:color w:val="000000" w:themeColor="text1"/>
-        </w:rPr>
-        <w:t xml:space="preserve">][1] + </w:t>
-      </w:r>
-      <w:proofErr w:type="spellStart"/>
-      <w:r>
-        <w:rPr>
-          <w:color w:val="000000" w:themeColor="text1"/>
-        </w:rPr>
-        <w:t>wt</w:t>
-      </w:r>
-      <w:proofErr w:type="spellEnd"/>
-      <w:r>
-        <w:rPr>
-          <w:color w:val="000000" w:themeColor="text1"/>
-        </w:rPr>
-        <w:t>[</w:t>
-      </w:r>
-      <w:proofErr w:type="spellStart"/>
-      <w:r>
-        <w:rPr>
-          <w:color w:val="000000" w:themeColor="text1"/>
-        </w:rPr>
-        <w:t>i</w:t>
-      </w:r>
-      <w:proofErr w:type="spellEnd"/>
-      <w:r>
-        <w:rPr>
-          <w:color w:val="000000" w:themeColor="text1"/>
-        </w:rPr>
-        <w:t>]</w:t>
-      </w:r>
-    </w:p>
-    <w:p>
-      <w:pPr>
-        <w:pStyle w:val="ListParagraph"/>
-        <w:spacing w:line="276" w:lineRule="auto"/>
-        <w:rPr>
-          <w:color w:val="000000" w:themeColor="text1"/>
-        </w:rPr>
-      </w:pPr>
-      <w:r>
-        <w:rPr>
-          <w:color w:val="000000" w:themeColor="text1"/>
-        </w:rPr>
-        <w:t xml:space="preserve">    </w:t>
-      </w:r>
-      <w:proofErr w:type="gramStart"/>
-      <w:r>
-        <w:rPr>
-          <w:color w:val="000000" w:themeColor="text1"/>
-        </w:rPr>
-        <w:t>print(</w:t>
-      </w:r>
-      <w:proofErr w:type="gramEnd"/>
-      <w:r>
-        <w:rPr>
-          <w:color w:val="000000" w:themeColor="text1"/>
-        </w:rPr>
-        <w:t>"\</w:t>
-      </w:r>
-      <w:proofErr w:type="spellStart"/>
-      <w:r>
-        <w:rPr>
-          <w:color w:val="000000" w:themeColor="text1"/>
-        </w:rPr>
-        <w:t>nRound</w:t>
-      </w:r>
-      <w:proofErr w:type="spellEnd"/>
-      <w:r>
-        <w:rPr>
-          <w:color w:val="000000" w:themeColor="text1"/>
-        </w:rPr>
-        <w:t xml:space="preserve"> Robin Scheduling")</w:t>
-      </w:r>
-    </w:p>
-    <w:p>
-      <w:pPr>
-        <w:pStyle w:val="ListParagraph"/>
-        <w:spacing w:line="276" w:lineRule="auto"/>
-        <w:rPr>
-          <w:color w:val="000000" w:themeColor="text1"/>
-        </w:rPr>
-      </w:pPr>
-      <w:r>
-        <w:rPr>
-          <w:color w:val="000000" w:themeColor="text1"/>
-        </w:rPr>
-        <w:t>    print("PID\</w:t>
-      </w:r>
-      <w:proofErr w:type="spellStart"/>
-      <w:r>
-        <w:rPr>
-          <w:color w:val="000000" w:themeColor="text1"/>
-        </w:rPr>
-        <w:t>tBT</w:t>
-      </w:r>
-      <w:proofErr w:type="spellEnd"/>
-      <w:r>
-        <w:rPr>
-          <w:color w:val="000000" w:themeColor="text1"/>
-        </w:rPr>
-        <w:t>\</w:t>
-      </w:r>
-      <w:proofErr w:type="spellStart"/>
-      <w:r>
-        <w:rPr>
-          <w:color w:val="000000" w:themeColor="text1"/>
-        </w:rPr>
-        <w:t>tWT</w:t>
-      </w:r>
-      <w:proofErr w:type="spellEnd"/>
-      <w:r>
-        <w:rPr>
-          <w:color w:val="000000" w:themeColor="text1"/>
-        </w:rPr>
-        <w:t>\</w:t>
-      </w:r>
-      <w:proofErr w:type="spellStart"/>
-      <w:r>
-        <w:rPr>
-          <w:color w:val="000000" w:themeColor="text1"/>
-        </w:rPr>
-        <w:t>tTAT</w:t>
-      </w:r>
-      <w:proofErr w:type="spellEnd"/>
-      <w:r>
-        <w:rPr>
-          <w:color w:val="000000" w:themeColor="text1"/>
-        </w:rPr>
-        <w:t>")</w:t>
-      </w:r>
-    </w:p>
-    <w:p>
-      <w:pPr>
-        <w:pStyle w:val="ListParagraph"/>
-        <w:spacing w:line="276" w:lineRule="auto"/>
-        <w:rPr>
-          <w:color w:val="000000" w:themeColor="text1"/>
-        </w:rPr>
-      </w:pPr>
-      <w:r>
-        <w:rPr>
-          <w:color w:val="000000" w:themeColor="text1"/>
-        </w:rPr>
-        <w:t xml:space="preserve">    for </w:t>
-      </w:r>
-      <w:proofErr w:type="spellStart"/>
-      <w:r>
-        <w:rPr>
-          <w:color w:val="000000" w:themeColor="text1"/>
-        </w:rPr>
-        <w:t>i</w:t>
-      </w:r>
-      <w:proofErr w:type="spellEnd"/>
-      <w:r>
-        <w:rPr>
-          <w:color w:val="000000" w:themeColor="text1"/>
-        </w:rPr>
-        <w:t>, p in enumerate(processes):</w:t>
-      </w:r>
-    </w:p>
-    <w:p>
-      <w:pPr>
-        <w:pStyle w:val="ListParagraph"/>
-        <w:spacing w:line="276" w:lineRule="auto"/>
-        <w:rPr>
-          <w:color w:val="000000" w:themeColor="text1"/>
-        </w:rPr>
-      </w:pPr>
-      <w:r>
-        <w:rPr>
-          <w:color w:val="000000" w:themeColor="text1"/>
-        </w:rPr>
-        <w:t>        print(f"{p[0</w:t>
-      </w:r>
-      <w:proofErr w:type="gramStart"/>
-      <w:r>
-        <w:rPr>
-          <w:color w:val="000000" w:themeColor="text1"/>
-        </w:rPr>
-        <w:t>]}\</w:t>
-      </w:r>
-      <w:proofErr w:type="gramEnd"/>
-      <w:r>
-        <w:rPr>
-          <w:color w:val="000000" w:themeColor="text1"/>
-        </w:rPr>
-        <w:t>t{p[1</w:t>
-      </w:r>
-      <w:proofErr w:type="gramStart"/>
-      <w:r>
-        <w:rPr>
-          <w:color w:val="000000" w:themeColor="text1"/>
-        </w:rPr>
-        <w:t>]}\</w:t>
-      </w:r>
-      <w:proofErr w:type="gramEnd"/>
-      <w:r>
-        <w:rPr>
-          <w:color w:val="000000" w:themeColor="text1"/>
-        </w:rPr>
-        <w:t>t{</w:t>
-      </w:r>
-      <w:proofErr w:type="spellStart"/>
-      <w:r>
-        <w:rPr>
-          <w:color w:val="000000" w:themeColor="text1"/>
-        </w:rPr>
-        <w:t>wt</w:t>
-      </w:r>
-      <w:proofErr w:type="spellEnd"/>
-      <w:r>
-        <w:rPr>
-          <w:color w:val="000000" w:themeColor="text1"/>
-        </w:rPr>
-        <w:t>[</w:t>
-      </w:r>
-      <w:proofErr w:type="spellStart"/>
-      <w:r>
-        <w:rPr>
-          <w:color w:val="000000" w:themeColor="text1"/>
-        </w:rPr>
-        <w:t>i</w:t>
-      </w:r>
-      <w:proofErr w:type="spellEnd"/>
-      <w:proofErr w:type="gramStart"/>
-      <w:r>
-        <w:rPr>
-          <w:color w:val="000000" w:themeColor="text1"/>
-        </w:rPr>
-        <w:t>]}\</w:t>
-      </w:r>
-      <w:proofErr w:type="gramEnd"/>
-      <w:r>
-        <w:rPr>
-          <w:color w:val="000000" w:themeColor="text1"/>
-        </w:rPr>
-        <w:t>t{tat[</w:t>
-      </w:r>
-      <w:proofErr w:type="spellStart"/>
-      <w:r>
-        <w:rPr>
-          <w:color w:val="000000" w:themeColor="text1"/>
-        </w:rPr>
-        <w:t>i</w:t>
-      </w:r>
-      <w:proofErr w:type="spellEnd"/>
-      <w:r>
-        <w:rPr>
-          <w:color w:val="000000" w:themeColor="text1"/>
-        </w:rPr>
-        <w:t>]}")</w:t>
-      </w:r>
-    </w:p>
-    <w:p>
-      <w:pPr>
-        <w:pStyle w:val="ListParagraph"/>
-        <w:spacing w:line="276" w:lineRule="auto"/>
-        <w:rPr>
-          <w:color w:val="000000" w:themeColor="text1"/>
-        </w:rPr>
-      </w:pPr>
-      <w:r>
-        <w:rPr>
-          <w:color w:val="000000" w:themeColor="text1"/>
-        </w:rPr>
-        <w:t xml:space="preserve">    </w:t>
-      </w:r>
-      <w:proofErr w:type="gramStart"/>
-      <w:r>
-        <w:rPr>
-          <w:color w:val="000000" w:themeColor="text1"/>
-        </w:rPr>
-        <w:t>print(</w:t>
-      </w:r>
-      <w:proofErr w:type="gramEnd"/>
-      <w:r>
-        <w:rPr>
-          <w:color w:val="000000" w:themeColor="text1"/>
-        </w:rPr>
-        <w:t>"Average Waiting Time =", sum(</w:t>
-      </w:r>
-      <w:proofErr w:type="spellStart"/>
-      <w:r>
-        <w:rPr>
-          <w:color w:val="000000" w:themeColor="text1"/>
-        </w:rPr>
-        <w:t>wt</w:t>
-      </w:r>
-      <w:proofErr w:type="spellEnd"/>
-      <w:r>
-        <w:rPr>
-          <w:color w:val="000000" w:themeColor="text1"/>
-        </w:rPr>
-        <w:t>) / n)</w:t>
-      </w:r>
-    </w:p>
-    <w:p>
-      <w:pPr>
-        <w:pStyle w:val="ListParagraph"/>
-        <w:spacing w:line="276" w:lineRule="auto"/>
-        <w:rPr>
-          <w:color w:val="000000" w:themeColor="text1"/>
-        </w:rPr>
-      </w:pPr>
-      <w:r>
-        <w:rPr>
-          <w:color w:val="000000" w:themeColor="text1"/>
-        </w:rPr>
-        <w:t xml:space="preserve">    </w:t>
-      </w:r>
-      <w:proofErr w:type="gramStart"/>
-      <w:r>
-        <w:rPr>
-          <w:color w:val="000000" w:themeColor="text1"/>
-        </w:rPr>
-        <w:t>print(</w:t>
-      </w:r>
-      <w:proofErr w:type="gramEnd"/>
-      <w:r>
-        <w:rPr>
-          <w:color w:val="000000" w:themeColor="text1"/>
-        </w:rPr>
-        <w:t>"Average Turnaround Time =", sum(tat) / n)</w:t>
-      </w:r>
-    </w:p>
-    <w:p>
-      <w:pPr>
-        <w:pStyle w:val="ListParagraph"/>
-        <w:spacing w:line="276" w:lineRule="auto"/>
-        <w:rPr>
-          <w:color w:val="000000" w:themeColor="text1"/>
-        </w:rPr>
-      </w:pPr>
-    </w:p>
-    <w:p>
-      <w:pPr>
-        <w:pStyle w:val="ListParagraph"/>
-        <w:spacing w:line="276" w:lineRule="auto"/>
-        <w:rPr>
-          <w:color w:val="000000" w:themeColor="text1"/>
-        </w:rPr>
-      </w:pPr>
-      <w:r>
-        <w:rPr>
-          <w:color w:val="000000" w:themeColor="text1"/>
-        </w:rPr>
-        <w:t>processes = [</w:t>
-      </w:r>
-    </w:p>
-    <w:p>
-      <w:pPr>
-        <w:pStyle w:val="ListParagraph"/>
-        <w:spacing w:line="276" w:lineRule="auto"/>
-        <w:rPr>
-          <w:color w:val="000000" w:themeColor="text1"/>
-        </w:rPr>
-      </w:pPr>
-      <w:r>
-        <w:rPr>
-          <w:color w:val="000000" w:themeColor="text1"/>
-        </w:rPr>
-        <w:t>    ("P1", 6, 2),</w:t>
-      </w:r>
-    </w:p>
-    <w:p>
-      <w:pPr>
-        <w:pStyle w:val="ListParagraph"/>
-        <w:spacing w:line="276" w:lineRule="auto"/>
-        <w:rPr>
-          <w:color w:val="000000" w:themeColor="text1"/>
-        </w:rPr>
-      </w:pPr>
-      <w:r>
-        <w:rPr>
-          <w:color w:val="000000" w:themeColor="text1"/>
-        </w:rPr>
-        <w:t>    ("P2", 8, 1),</w:t>
-      </w:r>
-    </w:p>
-    <w:p>
-      <w:pPr>
-        <w:pStyle w:val="ListParagraph"/>
-        <w:spacing w:line="276" w:lineRule="auto"/>
-        <w:rPr>
-          <w:color w:val="000000" w:themeColor="text1"/>
-        </w:rPr>
-      </w:pPr>
-      <w:r>
-        <w:rPr>
-          <w:color w:val="000000" w:themeColor="text1"/>
-        </w:rPr>
-        <w:t>    ("P3", 7, 3),</w:t>
-      </w:r>
-    </w:p>
-    <w:p>
-      <w:pPr>
-        <w:pStyle w:val="ListParagraph"/>
-        <w:spacing w:line="276" w:lineRule="auto"/>
-        <w:rPr>
-          <w:color w:val="000000" w:themeColor="text1"/>
-        </w:rPr>
-      </w:pPr>
-      <w:r>
-        <w:rPr>
-          <w:color w:val="000000" w:themeColor="text1"/>
-        </w:rPr>
-        <w:t>    ("P4", 3, 2)</w:t>
-      </w:r>
-    </w:p>
-    <w:p>
-      <w:pPr>
-        <w:pStyle w:val="ListParagraph"/>
-        <w:spacing w:line="276" w:lineRule="auto"/>
-        <w:rPr>
-          <w:color w:val="000000" w:themeColor="text1"/>
-        </w:rPr>
-      </w:pPr>
-      <w:r>
-        <w:rPr>
-          <w:color w:val="000000" w:themeColor="text1"/>
-        </w:rPr>
-        <w:t>]</w:t>
-      </w:r>
-    </w:p>
-    <w:p>
-      <w:pPr>
-        <w:pStyle w:val="ListParagraph"/>
-        <w:spacing w:line="276" w:lineRule="auto"/>
-        <w:rPr>
-          <w:color w:val="000000" w:themeColor="text1"/>
-        </w:rPr>
-      </w:pPr>
-    </w:p>
-    <w:p>
-      <w:pPr>
-        <w:pStyle w:val="ListParagraph"/>
-        <w:spacing w:line="276" w:lineRule="auto"/>
-        <w:rPr>
-          <w:color w:val="000000" w:themeColor="text1"/>
-        </w:rPr>
-      </w:pPr>
-      <w:proofErr w:type="spellStart"/>
-      <w:r>
-        <w:rPr>
-          <w:color w:val="000000" w:themeColor="text1"/>
-        </w:rPr>
-        <w:t>fcfs</w:t>
-      </w:r>
-      <w:proofErr w:type="spellEnd"/>
-      <w:r>
-        <w:rPr>
-          <w:color w:val="000000" w:themeColor="text1"/>
-        </w:rPr>
-        <w:t>(processes)</w:t>
-      </w:r>
-    </w:p>
-    <w:p>
-      <w:pPr>
-        <w:pStyle w:val="ListParagraph"/>
-        <w:spacing w:line="276" w:lineRule="auto"/>
-        <w:rPr>
-          <w:color w:val="000000" w:themeColor="text1"/>
-        </w:rPr>
-      </w:pPr>
-      <w:proofErr w:type="spellStart"/>
-      <w:r>
-        <w:rPr>
-          <w:color w:val="000000" w:themeColor="text1"/>
-        </w:rPr>
-        <w:t>sjf</w:t>
-      </w:r>
-      <w:proofErr w:type="spellEnd"/>
-      <w:r>
-        <w:rPr>
-          <w:color w:val="000000" w:themeColor="text1"/>
-        </w:rPr>
-        <w:t>(processes)</w:t>
+    </w:p>
+    <w:p>
+      <w:pPr>
+        <w:pStyle w:val="ListParagraph"/>
+        <w:spacing w:line="276" w:lineRule="auto"/>
+        <w:rPr>
+          <w:color w:val="000000" w:themeColor="text1"/>
+        </w:rPr>
+      </w:pPr>
+      <w:r>
+        <w:rPr>
+          <w:color w:val="000000" w:themeColor="text1"/>
+        </w:rPr>
+        <w:t>fcfs(processes)</w:t>
+      </w:r>
+    </w:p>
+    <w:p>
+      <w:pPr>
+        <w:pStyle w:val="ListParagraph"/>
+        <w:spacing w:line="276" w:lineRule="auto"/>
+        <w:rPr>
+          <w:color w:val="000000" w:themeColor="text1"/>
+        </w:rPr>
+      </w:pPr>
+      <w:r>
+        <w:rPr>
+          <w:color w:val="000000" w:themeColor="text1"/>
+        </w:rPr>
+        <w:t>sjf(processes)</w:t>
       </w:r>
     </w:p>
     <w:p>
@@ -9070,33 +6203,11 @@
           <w:color w:val="000000" w:themeColor="text1"/>
         </w:rPr>
       </w:pPr>
-      <w:proofErr w:type="spellStart"/>
-      <w:r>
-        <w:rPr>
-          <w:color w:val="000000" w:themeColor="text1"/>
-        </w:rPr>
-        <w:t>round_</w:t>
-      </w:r>
-      <w:proofErr w:type="gramStart"/>
-      <w:r>
-        <w:rPr>
-          <w:color w:val="000000" w:themeColor="text1"/>
-        </w:rPr>
-        <w:t>robin</w:t>
-      </w:r>
-      <w:proofErr w:type="spellEnd"/>
-      <w:r>
-        <w:rPr>
-          <w:color w:val="000000" w:themeColor="text1"/>
-        </w:rPr>
-        <w:t>(</w:t>
-      </w:r>
-      <w:proofErr w:type="gramEnd"/>
-      <w:r>
-        <w:rPr>
-          <w:color w:val="000000" w:themeColor="text1"/>
-        </w:rPr>
-        <w:t>processes, 2)</w:t>
+      <w:r>
+        <w:rPr>
+          <w:color w:val="000000" w:themeColor="text1"/>
+        </w:rPr>
+        <w:t>round_robin(processes, 2)</w:t>
       </w:r>
     </w:p>
     <w:p>
@@ -9375,7 +6486,7 @@
         <w:spacing w:line="276" w:lineRule="auto"/>
       </w:pPr>
       <w:bookmarkStart w:id="6" w:name="_Toc237945502"/>
-      <w:bookmarkStart w:id="7" w:name="_Toc241231635"/>
+      <w:bookmarkStart w:id="7" w:name="_Toc241439756"/>
       <w:r>
         <w:lastRenderedPageBreak/>
         <w:t>Lab-4: Write program to simulate the following contiguous memory allocation algorithm</w:t>
@@ -10316,7 +7427,7 @@
         <w:spacing w:line="276" w:lineRule="auto"/>
       </w:pPr>
       <w:bookmarkStart w:id="11" w:name="_Toc237945506"/>
-      <w:bookmarkStart w:id="12" w:name="_Toc241231636"/>
+      <w:bookmarkStart w:id="12" w:name="_Toc241439757"/>
       <w:r>
         <w:lastRenderedPageBreak/>
         <w:t>Lab-5: Write a program to simulate following page replacement algorithm and find the page fault</w:t>
@@ -11033,7 +8144,7 @@
         <w:br w:type="page"/>
       </w:r>
       <w:bookmarkStart w:id="16" w:name="_Toc237945510"/>
-      <w:bookmarkStart w:id="17" w:name="_Toc241231637"/>
+      <w:bookmarkStart w:id="17" w:name="_Toc241439758"/>
       <w:r>
         <w:lastRenderedPageBreak/>
         <w:t>Lab-6: Write a Program to simulate following disk scheduling algorithms</w:t>
